--- a/paper/artigo_benchmark_slm.docx
+++ b/paper/artigo_benchmark_slm.docx
@@ -55,6 +55,27 @@
           <w:spacing w:val="0"/>
           <w:color w:val="1A1A1A"/>
         </w:rPr>
+        <w:t xml:space="preserve"> </w:t>
+      </w:r>
+      <w:r>
+        <w:rPr>
+          <w:rFonts w:ascii="Helvetica" w:hAnsi="Helvetica" w:cs="Helvetica"/>
+          <w:sz w:val="29"/>
+          <w:sz-cs w:val="29"/>
+          <w:u w:val="single"/>
+          <w:spacing w:val="0"/>
+          <w:color w:val="092F9D"/>
+        </w:rPr>
+        <w:t xml:space="preserve">ORCID: 0009-0005-3056-5074</w:t>
+      </w:r>
+      <w:r>
+        <w:rPr>
+          <w:rFonts w:ascii="Helvetica" w:hAnsi="Helvetica" w:cs="Helvetica"/>
+          <w:sz w:val="29"/>
+          <w:sz-cs w:val="29"/>
+          <w:spacing w:val="0"/>
+          <w:color w:val="1A1A1A"/>
+        </w:rPr>
         <w:t xml:space="preserve"/>
       </w:r>
     </w:p>
@@ -107,7 +128,49 @@
           <w:spacing w:val="0"/>
           <w:color w:val="1A1A1A"/>
         </w:rPr>
-        <w:t xml:space="preserve">Advisor: Prof. Dr. Marcelo Magalhães Foohs (PPGIE/UFRGS) Co-advisor: Profa. Dra. Rosa Maria Vicari (PPGIE/UFRGS)</w:t>
+        <w:t xml:space="preserve">Advisor: Prof. Dr. Marcelo Magalhães Foohs (PPGIE/UFRGS) </w:t>
+      </w:r>
+      <w:r>
+        <w:rPr>
+          <w:rFonts w:ascii="Helvetica" w:hAnsi="Helvetica" w:cs="Helvetica"/>
+          <w:sz w:val="29"/>
+          <w:sz-cs w:val="29"/>
+          <w:u w:val="single"/>
+          <w:spacing w:val="0"/>
+          <w:color w:val="092F9D"/>
+        </w:rPr>
+        <w:t xml:space="preserve">ORCID: 0000-0002-4735-0732</w:t>
+      </w:r>
+      <w:r>
+        <w:rPr>
+          <w:rFonts w:ascii="Helvetica" w:hAnsi="Helvetica" w:cs="Helvetica"/>
+          <w:sz w:val="29"/>
+          <w:sz-cs w:val="29"/>
+          <w:spacing w:val="0"/>
+          <w:color w:val="1A1A1A"/>
+        </w:rPr>
+        <w:t xml:space="preserve"> Co-advisor: Profa. Dra. Rosa Maria Vicari (PPGIE/UFRGS) </w:t>
+      </w:r>
+      <w:r>
+        <w:rPr>
+          <w:rFonts w:ascii="Helvetica" w:hAnsi="Helvetica" w:cs="Helvetica"/>
+          <w:sz w:val="29"/>
+          <w:sz-cs w:val="29"/>
+          <w:u w:val="single"/>
+          <w:spacing w:val="0"/>
+          <w:color w:val="092F9D"/>
+        </w:rPr>
+        <w:t xml:space="preserve">ORCID: 0000-0002-6909-6405</w:t>
+      </w:r>
+      <w:r>
+        <w:rPr>
+          <w:rFonts w:ascii="Helvetica" w:hAnsi="Helvetica" w:cs="Helvetica"/>
+          <w:sz w:val="29"/>
+          <w:sz-cs w:val="29"/>
+          <w:spacing w:val="0"/>
+          <w:color w:val="1A1A1A"/>
+        </w:rPr>
+        <w:t xml:space="preserve"/>
       </w:r>
     </w:p>
     <w:p>

--- a/paper/artigo_benchmark_slm.docx
+++ b/paper/artigo_benchmark_slm.docx
@@ -76,6 +76,26 @@
           <w:spacing w:val="0"/>
           <w:color w:val="1A1A1A"/>
         </w:rPr>
+        <w:t xml:space="preserve"> Graduate Program in Informatics in Education (PPGIE) Federal University of Rio Grande do Sul (UFRGS) — Porto Alegre, RS, Brazil </w:t>
+      </w:r>
+      <w:r>
+        <w:rPr>
+          <w:rFonts w:ascii="Courier New" w:hAnsi="Courier New" w:cs="Courier New"/>
+          <w:sz w:val="25"/>
+          <w:sz-cs w:val="25"/>
+          <w:spacing w:val="0"/>
+          <w:color w:val="1A1A1A"/>
+        </w:rPr>
+        <w:t xml:space="preserve">randerson.melville@gmail.com</w:t>
+      </w:r>
+      <w:r>
+        <w:rPr>
+          <w:rFonts w:ascii="Helvetica" w:hAnsi="Helvetica" w:cs="Helvetica"/>
+          <w:sz w:val="29"/>
+          <w:sz-cs w:val="29"/>
+          <w:spacing w:val="0"/>
+          <w:color w:val="1A1A1A"/>
+        </w:rPr>
         <w:t xml:space="preserve"/>
       </w:r>
     </w:p>
@@ -89,46 +109,21 @@
           <w:rFonts w:ascii="Helvetica" w:hAnsi="Helvetica" w:cs="Helvetica"/>
           <w:sz w:val="29"/>
           <w:sz-cs w:val="29"/>
-          <w:spacing w:val="0"/>
-          <w:color w:val="1A1A1A"/>
-        </w:rPr>
-        <w:t xml:space="preserve">PhD Candidate, Graduate Program in Informatics in Education (PPGIE) Federal University of Rio Grande do Sul (UFRGS) — Porto Alegre, RS, Brazil </w:t>
-      </w:r>
-      <w:r>
-        <w:rPr>
-          <w:rFonts w:ascii="Courier New" w:hAnsi="Courier New" w:cs="Courier New"/>
-          <w:sz w:val="25"/>
-          <w:sz-cs w:val="25"/>
-          <w:spacing w:val="0"/>
-          <w:color w:val="1A1A1A"/>
-        </w:rPr>
-        <w:t xml:space="preserve">randerson.melville@gmail.com</w:t>
-      </w:r>
-      <w:r>
-        <w:rPr>
-          <w:rFonts w:ascii="Helvetica" w:hAnsi="Helvetica" w:cs="Helvetica"/>
-          <w:sz w:val="29"/>
-          <w:sz-cs w:val="29"/>
-          <w:spacing w:val="0"/>
-          <w:color w:val="1A1A1A"/>
-        </w:rPr>
-        <w:t xml:space="preserve"/>
-      </w:r>
-    </w:p>
-    <w:p>
-      <w:pPr>
-        <w:jc w:val="both"/>
-        <w:spacing w:after="175"/>
-      </w:pPr>
-      <w:r>
-        <w:rPr>
-          <w:rFonts w:ascii="Helvetica" w:hAnsi="Helvetica" w:cs="Helvetica"/>
-          <w:sz w:val="29"/>
-          <w:sz-cs w:val="29"/>
-          <w:spacing w:val="0"/>
-          <w:color w:val="1A1A1A"/>
-        </w:rPr>
-        <w:t xml:space="preserve">Advisor: Prof. Dr. Marcelo Magalhães Foohs (PPGIE/UFRGS) </w:t>
+          <w:b/>
+          <w:spacing w:val="0"/>
+          <w:color w:val="1A1A1A"/>
+        </w:rPr>
+        <w:t xml:space="preserve">Marcelo Magalhães Foohs</w:t>
+      </w:r>
+      <w:r>
+        <w:rPr>
+          <w:rFonts w:ascii="Helvetica" w:hAnsi="Helvetica" w:cs="Helvetica"/>
+          <w:sz w:val="29"/>
+          <w:sz-cs w:val="29"/>
+          <w:spacing w:val="0"/>
+          <w:color w:val="1A1A1A"/>
+        </w:rPr>
+        <w:t xml:space="preserve"> </w:t>
       </w:r>
       <w:r>
         <w:rPr>
@@ -149,18 +144,17 @@
           <w:spacing w:val="0"/>
           <w:color w:val="1A1A1A"/>
         </w:rPr>
-        <w:t xml:space="preserve"> Co-advisor: Profa. Dra. Rosa Maria Vicari (PPGIE/UFRGS) </w:t>
-      </w:r>
-      <w:r>
-        <w:rPr>
-          <w:rFonts w:ascii="Helvetica" w:hAnsi="Helvetica" w:cs="Helvetica"/>
-          <w:sz w:val="29"/>
-          <w:sz-cs w:val="29"/>
-          <w:u w:val="single"/>
-          <w:spacing w:val="0"/>
-          <w:color w:val="092F9D"/>
-        </w:rPr>
-        <w:t xml:space="preserve">ORCID: 0000-0002-6909-6405</w:t>
+        <w:t xml:space="preserve"> Graduate Program in Informatics in Education (PPGIE) Federal University of Rio Grande do Sul (UFRGS) — Porto Alegre, RS, Brazil </w:t>
+      </w:r>
+      <w:r>
+        <w:rPr>
+          <w:rFonts w:ascii="Courier New" w:hAnsi="Courier New" w:cs="Courier New"/>
+          <w:sz w:val="25"/>
+          <w:sz-cs w:val="25"/>
+          <w:spacing w:val="0"/>
+          <w:color w:val="1A1A1A"/>
+        </w:rPr>
+        <w:t xml:space="preserve">mmfoohs@gmail.com</w:t>
       </w:r>
       <w:r>
         <w:rPr>
@@ -3228,7 +3222,7 @@
           <w:spacing w:val="0"/>
           <w:color w:val="1A1A1A"/>
         </w:rPr>
-        <w:t xml:space="preserve">To support the three categorical claims of the paper — that conformance rates differ between models, that intra-family divergence patterns are non-random, and that one-shot demonstration reverses the Llama 3.2 family bias — comparisons were operationalized through </w:t>
+        <w:t xml:space="preserve">To support the categorical claims of the paper — that conformance rates differ from a reference model, and that one-shot demonstration reverses the Llama 3.2 family bias — comparisons are operationalized through </w:t>
       </w:r>
       <w:r>
         <w:rPr>
@@ -3249,7 +3243,28 @@
           <w:spacing w:val="0"/>
           <w:color w:val="1A1A1A"/>
         </w:rPr>
-        <w:t xml:space="preserve"> on 2×2 contingency tables. Fisher's exact test was selected as the workhorse inferential procedure for four converging reasons: (i) the structural-conformance data is intrinsically binary (conformant vs. divergent); (ii) cells with extreme proportions (0/39 and 39/39) are observed, in which the asymptotic χ² approximation is invalid (expected frequency below 5 in at least one cell); (iii) the test produces exact two-sided </w:t>
+        <w:t xml:space="preserve"> on 2×2 contingency tables, complemented by </w:t>
+      </w:r>
+      <w:r>
+        <w:rPr>
+          <w:rFonts w:ascii="Helvetica" w:hAnsi="Helvetica" w:cs="Helvetica"/>
+          <w:sz w:val="29"/>
+          <w:sz-cs w:val="29"/>
+          <w:b/>
+          <w:spacing w:val="0"/>
+          <w:color w:val="1A1A1A"/>
+        </w:rPr>
+        <w:t xml:space="preserve">Wilson 95 % confidence intervals</w:t>
+      </w:r>
+      <w:r>
+        <w:rPr>
+          <w:rFonts w:ascii="Helvetica" w:hAnsi="Helvetica" w:cs="Helvetica"/>
+          <w:sz w:val="29"/>
+          <w:sz-cs w:val="29"/>
+          <w:spacing w:val="0"/>
+          <w:color w:val="1A1A1A"/>
+        </w:rPr>
+        <w:t xml:space="preserve"> for each observed proportion. Fisher's exact test is selected for four converging reasons: (i) the structural-conformance data is intrinsically binary (conformant vs. divergent); (ii) cells with extreme proportions (0/39 and 39/39) are observed, in which the asymptotic χ² approximation is invalid (expected frequency below 5 in at least one cell); (iii) the test produces exact two-sided </w:t>
       </w:r>
       <w:r>
         <w:rPr>
@@ -3270,7 +3285,7 @@
           <w:spacing w:val="0"/>
           <w:color w:val="1A1A1A"/>
         </w:rPr>
-        <w:t xml:space="preserve">-values by combinatorial enumeration of more extreme tables, with no distributional assumption; and (iv) it admits a natural effect-size measure — the conditional maximum-likelihood odds ratio (OR) with 95 % confidence interval by the Cornfield method — directly publishable alongside the </w:t>
+        <w:t xml:space="preserve">-values by combinatorial enumeration of more extreme tables, with no distributional assumption; and (iv) when a cell of the contingency table is zero, the conditional maximum-likelihood odds ratio is not finitely estimable, but the </w:t>
       </w:r>
       <w:r>
         <w:rPr>
@@ -3291,7 +3306,7 @@
           <w:spacing w:val="0"/>
           <w:color w:val="1A1A1A"/>
         </w:rPr>
-        <w:t xml:space="preserve">-value. All categorical comparisons reported in Sections 5.1, 5.2, and 5.3 of this article follow this framework, computed via the </w:t>
+        <w:t xml:space="preserve">-value derived from the exact hypergeometric distribution remains valid as the reportable effect, in line with standard practice for categorical comparisons under extreme proportion regimes. Wilson 95 % CIs supplement each rate with its uncertainty band, computed analytically without assuming normality of the proportion. All inferential computations were performed with </w:t>
       </w:r>
       <w:r>
         <w:rPr>
@@ -3311,7 +3326,103 @@
           <w:spacing w:val="0"/>
           <w:color w:val="1A1A1A"/>
         </w:rPr>
-        <w:t xml:space="preserve"> implementation. Latency data, by contrast, are reported descriptively only (Section 4), as the empirical separation between model classes is evident at the order-of-magnitude scale and does not require inferential support for interpretation.</w:t>
+        <w:t xml:space="preserve">. Significance is reported in APA-style: </w:t>
+      </w:r>
+      <w:r>
+        <w:rPr>
+          <w:rFonts w:ascii="Helvetica" w:hAnsi="Helvetica" w:cs="Helvetica"/>
+          <w:sz w:val="29"/>
+          <w:sz-cs w:val="29"/>
+          <w:i/>
+          <w:spacing w:val="0"/>
+          <w:color w:val="1A1A1A"/>
+        </w:rPr>
+        <w:t xml:space="preserve">p</w:t>
+      </w:r>
+      <w:r>
+        <w:rPr>
+          <w:rFonts w:ascii="Helvetica" w:hAnsi="Helvetica" w:cs="Helvetica"/>
+          <w:sz w:val="29"/>
+          <w:sz-cs w:val="29"/>
+          <w:spacing w:val="0"/>
+          <w:color w:val="1A1A1A"/>
+        </w:rPr>
+        <w:t xml:space="preserve"> &lt; 0.001 \</w:t>
+      </w:r>
+      <w:r>
+        <w:rPr>
+          <w:rFonts w:ascii="Helvetica" w:hAnsi="Helvetica" w:cs="Helvetica"/>
+          <w:sz w:val="29"/>
+          <w:sz-cs w:val="29"/>
+          <w:b/>
+          <w:i/>
+          <w:spacing w:val="0"/>
+          <w:color w:val="1A1A1A"/>
+        </w:rPr>
+        <w:t xml:space="preserve">, </w:t>
+      </w:r>
+      <w:r>
+        <w:rPr>
+          <w:rFonts w:ascii="Helvetica" w:hAnsi="Helvetica" w:cs="Helvetica"/>
+          <w:sz w:val="29"/>
+          <w:sz-cs w:val="29"/>
+          <w:b/>
+          <w:spacing w:val="0"/>
+          <w:color w:val="1A1A1A"/>
+        </w:rPr>
+        <w:t xml:space="preserve">p* &lt; 0.01 \</w:t>
+      </w:r>
+      <w:r>
+        <w:rPr>
+          <w:rFonts w:ascii="Helvetica" w:hAnsi="Helvetica" w:cs="Helvetica"/>
+          <w:sz w:val="29"/>
+          <w:sz-cs w:val="29"/>
+          <w:spacing w:val="0"/>
+          <w:color w:val="1A1A1A"/>
+        </w:rPr>
+        <w:t xml:space="preserve">, </w:t>
+      </w:r>
+      <w:r>
+        <w:rPr>
+          <w:rFonts w:ascii="Helvetica" w:hAnsi="Helvetica" w:cs="Helvetica"/>
+          <w:sz w:val="29"/>
+          <w:sz-cs w:val="29"/>
+          <w:i/>
+          <w:spacing w:val="0"/>
+          <w:color w:val="1A1A1A"/>
+        </w:rPr>
+        <w:t xml:space="preserve">p</w:t>
+      </w:r>
+      <w:r>
+        <w:rPr>
+          <w:rFonts w:ascii="Helvetica" w:hAnsi="Helvetica" w:cs="Helvetica"/>
+          <w:sz w:val="29"/>
+          <w:sz-cs w:val="29"/>
+          <w:spacing w:val="0"/>
+          <w:color w:val="1A1A1A"/>
+        </w:rPr>
+        <w:t xml:space="preserve"> &lt; 0.05 \</w:t>
+      </w:r>
+      <w:r>
+        <w:rPr>
+          <w:rFonts w:ascii="Helvetica" w:hAnsi="Helvetica" w:cs="Helvetica"/>
+          <w:sz w:val="29"/>
+          <w:sz-cs w:val="29"/>
+          <w:i/>
+          <w:spacing w:val="0"/>
+          <w:color w:val="1A1A1A"/>
+        </w:rPr>
+        <w:t xml:space="preserve">, </w:t>
+      </w:r>
+      <w:r>
+        <w:rPr>
+          <w:rFonts w:ascii="Helvetica" w:hAnsi="Helvetica" w:cs="Helvetica"/>
+          <w:sz w:val="29"/>
+          <w:sz-cs w:val="29"/>
+          <w:spacing w:val="0"/>
+          <w:color w:val="1A1A1A"/>
+        </w:rPr>
+        <w:t xml:space="preserve">p* ≥ 0.05 n.s. Latency data, by contrast, are reported descriptively only (Section 4), as the empirical separation between model classes is evident at the order-of-magnitude scale and does not require inferential support for interpretation.</w:t>
       </w:r>
     </w:p>
     <w:p>
@@ -6517,7 +6628,48 @@
           <w:spacing w:val="0"/>
           <w:color w:val="1A1A1A"/>
         </w:rPr>
-        <w:t xml:space="preserve">) — produces the most expressive finding of this study. Table 2 consolidates the divergence rates observed.</w:t>
+        <w:t xml:space="preserve">) — produces the most expressive finding of this study. Table 2 consolidates the conformance rates observed, accompanied by Wilson 95 % confidence intervals and the two-sided Fisher exact </w:t>
+      </w:r>
+      <w:r>
+        <w:rPr>
+          <w:rFonts w:ascii="Helvetica" w:hAnsi="Helvetica" w:cs="Helvetica"/>
+          <w:sz w:val="29"/>
+          <w:sz-cs w:val="29"/>
+          <w:i/>
+          <w:spacing w:val="0"/>
+          <w:color w:val="1A1A1A"/>
+        </w:rPr>
+        <w:t xml:space="preserve">p</w:t>
+      </w:r>
+      <w:r>
+        <w:rPr>
+          <w:rFonts w:ascii="Helvetica" w:hAnsi="Helvetica" w:cs="Helvetica"/>
+          <w:sz w:val="29"/>
+          <w:sz-cs w:val="29"/>
+          <w:spacing w:val="0"/>
+          <w:color w:val="1A1A1A"/>
+        </w:rPr>
+        <w:t xml:space="preserve">-value for each model relative to </w:t>
+      </w:r>
+      <w:r>
+        <w:rPr>
+          <w:rFonts w:ascii="Courier New" w:hAnsi="Courier New" w:cs="Courier New"/>
+          <w:sz w:val="25"/>
+          <w:sz-cs w:val="25"/>
+          <w:spacing w:val="0"/>
+          <w:color w:val="1A1A1A"/>
+        </w:rPr>
+        <w:t xml:space="preserve">qwen2.5:3b-instruct</w:t>
+      </w:r>
+      <w:r>
+        <w:rPr>
+          <w:rFonts w:ascii="Helvetica" w:hAnsi="Helvetica" w:cs="Helvetica"/>
+          <w:sz w:val="29"/>
+          <w:sz-cs w:val="29"/>
+          <w:spacing w:val="0"/>
+          <w:color w:val="1A1A1A"/>
+        </w:rPr>
+        <w:t xml:space="preserve"> as the reference model.</w:t>
       </w:r>
     </w:p>
     <w:p>
@@ -6544,7 +6696,7 @@
           <w:spacing w:val="0"/>
           <w:color w:val="1A1A1A"/>
         </w:rPr>
-        <w:t xml:space="preserve"> Structural divergence rate per model (n = 39 calls).</w:t>
+        <w:t xml:space="preserve"> Structural conformance per model, with Wilson 95 % CI and Fisher exact test against the reference model.</w:t>
       </w:r>
     </w:p>
     <w:p>
@@ -6574,7 +6726,71 @@
           <w:spacing w:val="0"/>
           <w:color w:val="1A1A1A"/>
         </w:rPr>
-        <w:t xml:space="preserve">Divergence</w:t>
+        <w:t xml:space="preserve">k / n</w:t>
+      </w:r>
+    </w:p>
+    <w:p>
+      <w:pPr>
+        <w:jc w:val="right"/>
+      </w:pPr>
+      <w:r>
+        <w:rPr>
+          <w:rFonts w:ascii="Helvetica" w:hAnsi="Helvetica" w:cs="Helvetica"/>
+          <w:sz w:val="26"/>
+          <w:sz-cs w:val="26"/>
+          <w:b/>
+          <w:spacing w:val="0"/>
+          <w:color w:val="1A1A1A"/>
+        </w:rPr>
+        <w:t xml:space="preserve">Conf. rate</w:t>
+      </w:r>
+    </w:p>
+    <w:p>
+      <w:pPr>
+        <w:jc w:val="center"/>
+      </w:pPr>
+      <w:r>
+        <w:rPr>
+          <w:rFonts w:ascii="Helvetica" w:hAnsi="Helvetica" w:cs="Helvetica"/>
+          <w:sz w:val="26"/>
+          <w:sz-cs w:val="26"/>
+          <w:b/>
+          <w:spacing w:val="0"/>
+          <w:color w:val="1A1A1A"/>
+        </w:rPr>
+        <w:t xml:space="preserve">Wilson 95 % CI</w:t>
+      </w:r>
+    </w:p>
+    <w:p>
+      <w:pPr>
+        <w:jc w:val="center"/>
+      </w:pPr>
+      <w:r>
+        <w:rPr>
+          <w:rFonts w:ascii="Helvetica" w:hAnsi="Helvetica" w:cs="Helvetica"/>
+          <w:sz w:val="26"/>
+          <w:sz-cs w:val="26"/>
+          <w:b/>
+          <w:spacing w:val="0"/>
+          <w:color w:val="1A1A1A"/>
+        </w:rPr>
+        <w:t xml:space="preserve">Tier</w:t>
+      </w:r>
+    </w:p>
+    <w:p>
+      <w:pPr>
+        <w:jc w:val="center"/>
+      </w:pPr>
+      <w:r>
+        <w:rPr>
+          <w:rFonts w:ascii="Helvetica" w:hAnsi="Helvetica" w:cs="Helvetica"/>
+          <w:sz w:val="26"/>
+          <w:sz-cs w:val="26"/>
+          <w:b/>
+          <w:spacing w:val="0"/>
+          <w:color w:val="1A1A1A"/>
+        </w:rPr>
+        <w:t xml:space="preserve">Fisher vs. Qwen 3B</w:t>
       </w:r>
     </w:p>
     <w:p>
@@ -6612,7 +6828,67 @@
           <w:spacing w:val="0"/>
           <w:color w:val="1A1A1A"/>
         </w:rPr>
-        <w:t xml:space="preserve">0 % (0/39)</w:t>
+        <w:t xml:space="preserve">39 / 39</w:t>
+      </w:r>
+    </w:p>
+    <w:p>
+      <w:pPr>
+        <w:jc w:val="right"/>
+      </w:pPr>
+      <w:r>
+        <w:rPr>
+          <w:rFonts w:ascii="Helvetica" w:hAnsi="Helvetica" w:cs="Helvetica"/>
+          <w:sz w:val="26"/>
+          <w:sz-cs w:val="26"/>
+          <w:spacing w:val="0"/>
+          <w:color w:val="1A1A1A"/>
+        </w:rPr>
+        <w:t xml:space="preserve">100.0 %</w:t>
+      </w:r>
+    </w:p>
+    <w:p>
+      <w:pPr>
+        <w:jc w:val="center"/>
+      </w:pPr>
+      <w:r>
+        <w:rPr>
+          <w:rFonts w:ascii="Helvetica" w:hAnsi="Helvetica" w:cs="Helvetica"/>
+          <w:sz w:val="26"/>
+          <w:sz-cs w:val="26"/>
+          <w:spacing w:val="0"/>
+          <w:color w:val="1A1A1A"/>
+        </w:rPr>
+        <w:t xml:space="preserve">[91.0 %; 100.0 %]</w:t>
+      </w:r>
+    </w:p>
+    <w:p>
+      <w:pPr>
+        <w:jc w:val="center"/>
+      </w:pPr>
+      <w:r>
+        <w:rPr>
+          <w:rFonts w:ascii="Helvetica" w:hAnsi="Helvetica" w:cs="Helvetica"/>
+          <w:sz w:val="26"/>
+          <w:sz-cs w:val="26"/>
+          <w:spacing w:val="0"/>
+          <w:color w:val="1A1A1A"/>
+        </w:rPr>
+        <w:t xml:space="preserve">deployable</w:t>
+      </w:r>
+    </w:p>
+    <w:p>
+      <w:pPr>
+        <w:jc w:val="center"/>
+      </w:pPr>
+      <w:r>
+        <w:rPr>
+          <w:rFonts w:ascii="Helvetica" w:hAnsi="Helvetica" w:cs="Helvetica"/>
+          <w:sz w:val="26"/>
+          <w:sz-cs w:val="26"/>
+          <w:spacing w:val="0"/>
+          <w:color w:val="1A1A1A"/>
+        </w:rPr>
+        <w:t xml:space="preserve">reference</w:t>
       </w:r>
     </w:p>
     <w:p>
@@ -6650,7 +6926,78 @@
           <w:spacing w:val="0"/>
           <w:color w:val="1A1A1A"/>
         </w:rPr>
-        <w:t xml:space="preserve">0 % (0/39)</w:t>
+        <w:t xml:space="preserve">39 / 39</w:t>
+      </w:r>
+    </w:p>
+    <w:p>
+      <w:pPr>
+        <w:jc w:val="right"/>
+      </w:pPr>
+      <w:r>
+        <w:rPr>
+          <w:rFonts w:ascii="Helvetica" w:hAnsi="Helvetica" w:cs="Helvetica"/>
+          <w:sz w:val="26"/>
+          <w:sz-cs w:val="26"/>
+          <w:spacing w:val="0"/>
+          <w:color w:val="1A1A1A"/>
+        </w:rPr>
+        <w:t xml:space="preserve">100.0 %</w:t>
+      </w:r>
+    </w:p>
+    <w:p>
+      <w:pPr>
+        <w:jc w:val="center"/>
+      </w:pPr>
+      <w:r>
+        <w:rPr>
+          <w:rFonts w:ascii="Helvetica" w:hAnsi="Helvetica" w:cs="Helvetica"/>
+          <w:sz w:val="26"/>
+          <w:sz-cs w:val="26"/>
+          <w:spacing w:val="0"/>
+          <w:color w:val="1A1A1A"/>
+        </w:rPr>
+        <w:t xml:space="preserve">[91.0 %; 100.0 %]</w:t>
+      </w:r>
+    </w:p>
+    <w:p>
+      <w:pPr>
+        <w:jc w:val="center"/>
+      </w:pPr>
+      <w:r>
+        <w:rPr>
+          <w:rFonts w:ascii="Helvetica" w:hAnsi="Helvetica" w:cs="Helvetica"/>
+          <w:sz w:val="26"/>
+          <w:sz-cs w:val="26"/>
+          <w:spacing w:val="0"/>
+          <w:color w:val="1A1A1A"/>
+        </w:rPr>
+        <w:t xml:space="preserve">ceiling</w:t>
+      </w:r>
+    </w:p>
+    <w:p>
+      <w:pPr>
+        <w:jc w:val="center"/>
+      </w:pPr>
+      <w:r>
+        <w:rPr>
+          <w:rFonts w:ascii="Helvetica" w:hAnsi="Helvetica" w:cs="Helvetica"/>
+          <w:sz w:val="26"/>
+          <w:sz-cs w:val="26"/>
+          <w:i/>
+          <w:spacing w:val="0"/>
+          <w:color w:val="1A1A1A"/>
+        </w:rPr>
+        <w:t xml:space="preserve">p</w:t>
+      </w:r>
+      <w:r>
+        <w:rPr>
+          <w:rFonts w:ascii="Helvetica" w:hAnsi="Helvetica" w:cs="Helvetica"/>
+          <w:sz w:val="26"/>
+          <w:sz-cs w:val="26"/>
+          <w:spacing w:val="0"/>
+          <w:color w:val="1A1A1A"/>
+        </w:rPr>
+        <w:t xml:space="preserve"> = 1.000 n.s.</w:t>
       </w:r>
     </w:p>
     <w:p>
@@ -6688,7 +7035,78 @@
           <w:spacing w:val="0"/>
           <w:color w:val="1A1A1A"/>
         </w:rPr>
-        <w:t xml:space="preserve">0 % (0/39)</w:t>
+        <w:t xml:space="preserve">39 / 39</w:t>
+      </w:r>
+    </w:p>
+    <w:p>
+      <w:pPr>
+        <w:jc w:val="right"/>
+      </w:pPr>
+      <w:r>
+        <w:rPr>
+          <w:rFonts w:ascii="Helvetica" w:hAnsi="Helvetica" w:cs="Helvetica"/>
+          <w:sz w:val="26"/>
+          <w:sz-cs w:val="26"/>
+          <w:spacing w:val="0"/>
+          <w:color w:val="1A1A1A"/>
+        </w:rPr>
+        <w:t xml:space="preserve">100.0 %</w:t>
+      </w:r>
+    </w:p>
+    <w:p>
+      <w:pPr>
+        <w:jc w:val="center"/>
+      </w:pPr>
+      <w:r>
+        <w:rPr>
+          <w:rFonts w:ascii="Helvetica" w:hAnsi="Helvetica" w:cs="Helvetica"/>
+          <w:sz w:val="26"/>
+          <w:sz-cs w:val="26"/>
+          <w:spacing w:val="0"/>
+          <w:color w:val="1A1A1A"/>
+        </w:rPr>
+        <w:t xml:space="preserve">[91.0 %; 100.0 %]</w:t>
+      </w:r>
+    </w:p>
+    <w:p>
+      <w:pPr>
+        <w:jc w:val="center"/>
+      </w:pPr>
+      <w:r>
+        <w:rPr>
+          <w:rFonts w:ascii="Helvetica" w:hAnsi="Helvetica" w:cs="Helvetica"/>
+          <w:sz w:val="26"/>
+          <w:sz-cs w:val="26"/>
+          <w:spacing w:val="0"/>
+          <w:color w:val="1A1A1A"/>
+        </w:rPr>
+        <w:t xml:space="preserve">ceiling</w:t>
+      </w:r>
+    </w:p>
+    <w:p>
+      <w:pPr>
+        <w:jc w:val="center"/>
+      </w:pPr>
+      <w:r>
+        <w:rPr>
+          <w:rFonts w:ascii="Helvetica" w:hAnsi="Helvetica" w:cs="Helvetica"/>
+          <w:sz w:val="26"/>
+          <w:sz-cs w:val="26"/>
+          <w:i/>
+          <w:spacing w:val="0"/>
+          <w:color w:val="1A1A1A"/>
+        </w:rPr>
+        <w:t xml:space="preserve">p</w:t>
+      </w:r>
+      <w:r>
+        <w:rPr>
+          <w:rFonts w:ascii="Helvetica" w:hAnsi="Helvetica" w:cs="Helvetica"/>
+          <w:sz w:val="26"/>
+          <w:sz-cs w:val="26"/>
+          <w:spacing w:val="0"/>
+          <w:color w:val="1A1A1A"/>
+        </w:rPr>
+        <w:t xml:space="preserve"> = 1.000 n.s.</w:t>
       </w:r>
     </w:p>
     <w:p>
@@ -6726,7 +7144,78 @@
           <w:spacing w:val="0"/>
           <w:color w:val="1A1A1A"/>
         </w:rPr>
-        <w:t xml:space="preserve">2.6 % (1/39)</w:t>
+        <w:t xml:space="preserve">38 / 39</w:t>
+      </w:r>
+    </w:p>
+    <w:p>
+      <w:pPr>
+        <w:jc w:val="right"/>
+      </w:pPr>
+      <w:r>
+        <w:rPr>
+          <w:rFonts w:ascii="Helvetica" w:hAnsi="Helvetica" w:cs="Helvetica"/>
+          <w:sz w:val="26"/>
+          <w:sz-cs w:val="26"/>
+          <w:spacing w:val="0"/>
+          <w:color w:val="1A1A1A"/>
+        </w:rPr>
+        <w:t xml:space="preserve">97.4 %</w:t>
+      </w:r>
+    </w:p>
+    <w:p>
+      <w:pPr>
+        <w:jc w:val="center"/>
+      </w:pPr>
+      <w:r>
+        <w:rPr>
+          <w:rFonts w:ascii="Helvetica" w:hAnsi="Helvetica" w:cs="Helvetica"/>
+          <w:sz w:val="26"/>
+          <w:sz-cs w:val="26"/>
+          <w:spacing w:val="0"/>
+          <w:color w:val="1A1A1A"/>
+        </w:rPr>
+        <w:t xml:space="preserve">[86.8 %; 99.5 %]</w:t>
+      </w:r>
+    </w:p>
+    <w:p>
+      <w:pPr>
+        <w:jc w:val="center"/>
+      </w:pPr>
+      <w:r>
+        <w:rPr>
+          <w:rFonts w:ascii="Helvetica" w:hAnsi="Helvetica" w:cs="Helvetica"/>
+          <w:sz w:val="26"/>
+          <w:sz-cs w:val="26"/>
+          <w:spacing w:val="0"/>
+          <w:color w:val="1A1A1A"/>
+        </w:rPr>
+        <w:t xml:space="preserve">deployable</w:t>
+      </w:r>
+    </w:p>
+    <w:p>
+      <w:pPr>
+        <w:jc w:val="center"/>
+      </w:pPr>
+      <w:r>
+        <w:rPr>
+          <w:rFonts w:ascii="Helvetica" w:hAnsi="Helvetica" w:cs="Helvetica"/>
+          <w:sz w:val="26"/>
+          <w:sz-cs w:val="26"/>
+          <w:i/>
+          <w:spacing w:val="0"/>
+          <w:color w:val="1A1A1A"/>
+        </w:rPr>
+        <w:t xml:space="preserve">p</w:t>
+      </w:r>
+      <w:r>
+        <w:rPr>
+          <w:rFonts w:ascii="Helvetica" w:hAnsi="Helvetica" w:cs="Helvetica"/>
+          <w:sz w:val="26"/>
+          <w:sz-cs w:val="26"/>
+          <w:spacing w:val="0"/>
+          <w:color w:val="1A1A1A"/>
+        </w:rPr>
+        <w:t xml:space="preserve"> = 1.000 n.s.</w:t>
       </w:r>
     </w:p>
     <w:p>
@@ -6764,7 +7253,78 @@
           <w:spacing w:val="0"/>
           <w:color w:val="1A1A1A"/>
         </w:rPr>
-        <w:t xml:space="preserve">2.6 % (1/39)</w:t>
+        <w:t xml:space="preserve">38 / 39</w:t>
+      </w:r>
+    </w:p>
+    <w:p>
+      <w:pPr>
+        <w:jc w:val="right"/>
+      </w:pPr>
+      <w:r>
+        <w:rPr>
+          <w:rFonts w:ascii="Helvetica" w:hAnsi="Helvetica" w:cs="Helvetica"/>
+          <w:sz w:val="26"/>
+          <w:sz-cs w:val="26"/>
+          <w:spacing w:val="0"/>
+          <w:color w:val="1A1A1A"/>
+        </w:rPr>
+        <w:t xml:space="preserve">97.4 %</w:t>
+      </w:r>
+    </w:p>
+    <w:p>
+      <w:pPr>
+        <w:jc w:val="center"/>
+      </w:pPr>
+      <w:r>
+        <w:rPr>
+          <w:rFonts w:ascii="Helvetica" w:hAnsi="Helvetica" w:cs="Helvetica"/>
+          <w:sz w:val="26"/>
+          <w:sz-cs w:val="26"/>
+          <w:spacing w:val="0"/>
+          <w:color w:val="1A1A1A"/>
+        </w:rPr>
+        <w:t xml:space="preserve">[86.8 %; 99.5 %]</w:t>
+      </w:r>
+    </w:p>
+    <w:p>
+      <w:pPr>
+        <w:jc w:val="center"/>
+      </w:pPr>
+      <w:r>
+        <w:rPr>
+          <w:rFonts w:ascii="Helvetica" w:hAnsi="Helvetica" w:cs="Helvetica"/>
+          <w:sz w:val="26"/>
+          <w:sz-cs w:val="26"/>
+          <w:spacing w:val="0"/>
+          <w:color w:val="1A1A1A"/>
+        </w:rPr>
+        <w:t xml:space="preserve">deployable</w:t>
+      </w:r>
+    </w:p>
+    <w:p>
+      <w:pPr>
+        <w:jc w:val="center"/>
+      </w:pPr>
+      <w:r>
+        <w:rPr>
+          <w:rFonts w:ascii="Helvetica" w:hAnsi="Helvetica" w:cs="Helvetica"/>
+          <w:sz w:val="26"/>
+          <w:sz-cs w:val="26"/>
+          <w:i/>
+          <w:spacing w:val="0"/>
+          <w:color w:val="1A1A1A"/>
+        </w:rPr>
+        <w:t xml:space="preserve">p</w:t>
+      </w:r>
+      <w:r>
+        <w:rPr>
+          <w:rFonts w:ascii="Helvetica" w:hAnsi="Helvetica" w:cs="Helvetica"/>
+          <w:sz w:val="26"/>
+          <w:sz-cs w:val="26"/>
+          <w:spacing w:val="0"/>
+          <w:color w:val="1A1A1A"/>
+        </w:rPr>
+        <w:t xml:space="preserve"> = 1.000 n.s.</w:t>
       </w:r>
     </w:p>
     <w:p>
@@ -6799,11 +7359,106 @@
           <w:rFonts w:ascii="Helvetica" w:hAnsi="Helvetica" w:cs="Helvetica"/>
           <w:sz w:val="26"/>
           <w:sz-cs w:val="26"/>
-          <w:b/>
-          <w:spacing w:val="0"/>
-          <w:color w:val="1A1A1A"/>
-        </w:rPr>
-        <w:t xml:space="preserve">100 % (39/39)</w:t>
+          <w:spacing w:val="0"/>
+          <w:color w:val="1A1A1A"/>
+        </w:rPr>
+        <w:t xml:space="preserve">0 / 39</w:t>
+      </w:r>
+    </w:p>
+    <w:p>
+      <w:pPr>
+        <w:jc w:val="right"/>
+      </w:pPr>
+      <w:r>
+        <w:rPr>
+          <w:rFonts w:ascii="Helvetica" w:hAnsi="Helvetica" w:cs="Helvetica"/>
+          <w:sz w:val="26"/>
+          <w:sz-cs w:val="26"/>
+          <w:spacing w:val="0"/>
+          <w:color w:val="1A1A1A"/>
+        </w:rPr>
+        <w:t xml:space="preserve">0.0 %</w:t>
+      </w:r>
+    </w:p>
+    <w:p>
+      <w:pPr>
+        <w:jc w:val="center"/>
+      </w:pPr>
+      <w:r>
+        <w:rPr>
+          <w:rFonts w:ascii="Helvetica" w:hAnsi="Helvetica" w:cs="Helvetica"/>
+          <w:sz w:val="26"/>
+          <w:sz-cs w:val="26"/>
+          <w:spacing w:val="0"/>
+          <w:color w:val="1A1A1A"/>
+        </w:rPr>
+        <w:t xml:space="preserve">[0.0 %; 9.0 %]</w:t>
+      </w:r>
+    </w:p>
+    <w:p>
+      <w:pPr>
+        <w:jc w:val="center"/>
+      </w:pPr>
+      <w:r>
+        <w:rPr>
+          <w:rFonts w:ascii="Helvetica" w:hAnsi="Helvetica" w:cs="Helvetica"/>
+          <w:sz w:val="26"/>
+          <w:sz-cs w:val="26"/>
+          <w:spacing w:val="0"/>
+          <w:color w:val="1A1A1A"/>
+        </w:rPr>
+        <w:t xml:space="preserve">deployable</w:t>
+      </w:r>
+    </w:p>
+    <w:p>
+      <w:pPr>
+        <w:jc w:val="center"/>
+      </w:pPr>
+      <w:r>
+        <w:rPr>
+          <w:rFonts w:ascii="Helvetica" w:hAnsi="Helvetica" w:cs="Helvetica"/>
+          <w:sz w:val="26"/>
+          <w:sz-cs w:val="26"/>
+          <w:b/>
+          <w:i/>
+          <w:spacing w:val="0"/>
+          <w:color w:val="1A1A1A"/>
+        </w:rPr>
+        <w:t xml:space="preserve">p</w:t>
+      </w:r>
+      <w:r>
+        <w:rPr>
+          <w:rFonts w:ascii="Helvetica" w:hAnsi="Helvetica" w:cs="Helvetica"/>
+          <w:sz w:val="26"/>
+          <w:sz-cs w:val="26"/>
+          <w:b/>
+          <w:spacing w:val="0"/>
+          <w:color w:val="1A1A1A"/>
+        </w:rPr>
+        <w:t xml:space="preserve"> &lt; 0.001 \</w:t>
+      </w:r>
+      <w:r>
+        <w:rPr>
+          <w:rFonts w:ascii="Helvetica" w:hAnsi="Helvetica" w:cs="Helvetica"/>
+          <w:sz w:val="26"/>
+          <w:sz-cs w:val="26"/>
+          <w:spacing w:val="0"/>
+          <w:color w:val="1A1A1A"/>
+        </w:rPr>
+        <w:t xml:space="preserve">*</w:t>
+      </w:r>
+    </w:p>
+    <w:p>
+      <w:pPr/>
+      <w:r>
+        <w:rPr>
+          <w:rFonts w:ascii="Courier New" w:hAnsi="Courier New" w:cs="Courier New"/>
+          <w:sz w:val="25"/>
+          <w:sz-cs w:val="25"/>
+          <w:spacing w:val="0"/>
+          <w:color w:val="1A1A1A"/>
+        </w:rPr>
+        <w:t xml:space="preserve">llama3.2:3b</w:t>
       </w:r>
       <w:r>
         <w:rPr>
@@ -6817,6 +7472,104 @@
       </w:r>
     </w:p>
     <w:p>
+      <w:pPr>
+        <w:jc w:val="right"/>
+      </w:pPr>
+      <w:r>
+        <w:rPr>
+          <w:rFonts w:ascii="Helvetica" w:hAnsi="Helvetica" w:cs="Helvetica"/>
+          <w:sz w:val="26"/>
+          <w:sz-cs w:val="26"/>
+          <w:spacing w:val="0"/>
+          <w:color w:val="1A1A1A"/>
+        </w:rPr>
+        <w:t xml:space="preserve">0 / 39</w:t>
+      </w:r>
+    </w:p>
+    <w:p>
+      <w:pPr>
+        <w:jc w:val="right"/>
+      </w:pPr>
+      <w:r>
+        <w:rPr>
+          <w:rFonts w:ascii="Helvetica" w:hAnsi="Helvetica" w:cs="Helvetica"/>
+          <w:sz w:val="26"/>
+          <w:sz-cs w:val="26"/>
+          <w:spacing w:val="0"/>
+          <w:color w:val="1A1A1A"/>
+        </w:rPr>
+        <w:t xml:space="preserve">0.0 %</w:t>
+      </w:r>
+    </w:p>
+    <w:p>
+      <w:pPr>
+        <w:jc w:val="center"/>
+      </w:pPr>
+      <w:r>
+        <w:rPr>
+          <w:rFonts w:ascii="Helvetica" w:hAnsi="Helvetica" w:cs="Helvetica"/>
+          <w:sz w:val="26"/>
+          <w:sz-cs w:val="26"/>
+          <w:spacing w:val="0"/>
+          <w:color w:val="1A1A1A"/>
+        </w:rPr>
+        <w:t xml:space="preserve">[0.0 %; 9.0 %]</w:t>
+      </w:r>
+    </w:p>
+    <w:p>
+      <w:pPr>
+        <w:jc w:val="center"/>
+      </w:pPr>
+      <w:r>
+        <w:rPr>
+          <w:rFonts w:ascii="Helvetica" w:hAnsi="Helvetica" w:cs="Helvetica"/>
+          <w:sz w:val="26"/>
+          <w:sz-cs w:val="26"/>
+          <w:spacing w:val="0"/>
+          <w:color w:val="1A1A1A"/>
+        </w:rPr>
+        <w:t xml:space="preserve">deployable</w:t>
+      </w:r>
+    </w:p>
+    <w:p>
+      <w:pPr>
+        <w:jc w:val="center"/>
+      </w:pPr>
+      <w:r>
+        <w:rPr>
+          <w:rFonts w:ascii="Helvetica" w:hAnsi="Helvetica" w:cs="Helvetica"/>
+          <w:sz w:val="26"/>
+          <w:sz-cs w:val="26"/>
+          <w:b/>
+          <w:i/>
+          <w:spacing w:val="0"/>
+          <w:color w:val="1A1A1A"/>
+        </w:rPr>
+        <w:t xml:space="preserve">p</w:t>
+      </w:r>
+      <w:r>
+        <w:rPr>
+          <w:rFonts w:ascii="Helvetica" w:hAnsi="Helvetica" w:cs="Helvetica"/>
+          <w:sz w:val="26"/>
+          <w:sz-cs w:val="26"/>
+          <w:b/>
+          <w:spacing w:val="0"/>
+          <w:color w:val="1A1A1A"/>
+        </w:rPr>
+        <w:t xml:space="preserve"> &lt; 0.001 \</w:t>
+      </w:r>
+      <w:r>
+        <w:rPr>
+          <w:rFonts w:ascii="Helvetica" w:hAnsi="Helvetica" w:cs="Helvetica"/>
+          <w:sz w:val="26"/>
+          <w:sz-cs w:val="26"/>
+          <w:spacing w:val="0"/>
+          <w:color w:val="1A1A1A"/>
+        </w:rPr>
+        <w:t xml:space="preserve">*</w:t>
+      </w:r>
+    </w:p>
+    <w:p>
       <w:pPr/>
       <w:r>
         <w:rPr>
@@ -6826,7 +7579,7 @@
           <w:spacing w:val="0"/>
           <w:color w:val="1A1A1A"/>
         </w:rPr>
-        <w:t xml:space="preserve">llama3.2:3b</w:t>
+        <w:t xml:space="preserve">phi3:mini</w:t>
       </w:r>
       <w:r>
         <w:rPr>
@@ -6848,44 +7601,10 @@
           <w:rFonts w:ascii="Helvetica" w:hAnsi="Helvetica" w:cs="Helvetica"/>
           <w:sz w:val="26"/>
           <w:sz-cs w:val="26"/>
-          <w:b/>
-          <w:spacing w:val="0"/>
-          <w:color w:val="1A1A1A"/>
-        </w:rPr>
-        <w:t xml:space="preserve">100 % (39/39)</w:t>
-      </w:r>
-      <w:r>
-        <w:rPr>
-          <w:rFonts w:ascii="Helvetica" w:hAnsi="Helvetica" w:cs="Helvetica"/>
-          <w:sz w:val="26"/>
-          <w:sz-cs w:val="26"/>
-          <w:spacing w:val="0"/>
-          <w:color w:val="1A1A1A"/>
-        </w:rPr>
-        <w:t xml:space="preserve"/>
-      </w:r>
-    </w:p>
-    <w:p>
-      <w:pPr/>
-      <w:r>
-        <w:rPr>
-          <w:rFonts w:ascii="Courier New" w:hAnsi="Courier New" w:cs="Courier New"/>
-          <w:sz w:val="25"/>
-          <w:sz-cs w:val="25"/>
-          <w:spacing w:val="0"/>
-          <w:color w:val="1A1A1A"/>
-        </w:rPr>
-        <w:t xml:space="preserve">phi3:mini</w:t>
-      </w:r>
-      <w:r>
-        <w:rPr>
-          <w:rFonts w:ascii="Helvetica" w:hAnsi="Helvetica" w:cs="Helvetica"/>
-          <w:sz w:val="26"/>
-          <w:sz-cs w:val="26"/>
-          <w:spacing w:val="0"/>
-          <w:color w:val="1A1A1A"/>
-        </w:rPr>
-        <w:t xml:space="preserve"/>
+          <w:spacing w:val="0"/>
+          <w:color w:val="1A1A1A"/>
+        </w:rPr>
+        <w:t xml:space="preserve">0 / 39</w:t>
       </w:r>
     </w:p>
     <w:p>
@@ -6897,21 +7616,78 @@
           <w:rFonts w:ascii="Helvetica" w:hAnsi="Helvetica" w:cs="Helvetica"/>
           <w:sz w:val="26"/>
           <w:sz-cs w:val="26"/>
-          <w:b/>
-          <w:spacing w:val="0"/>
-          <w:color w:val="1A1A1A"/>
-        </w:rPr>
-        <w:t xml:space="preserve">100 % (39/39)</w:t>
-      </w:r>
-      <w:r>
-        <w:rPr>
-          <w:rFonts w:ascii="Helvetica" w:hAnsi="Helvetica" w:cs="Helvetica"/>
-          <w:sz w:val="26"/>
-          <w:sz-cs w:val="26"/>
-          <w:spacing w:val="0"/>
-          <w:color w:val="1A1A1A"/>
-        </w:rPr>
-        <w:t xml:space="preserve"/>
+          <w:spacing w:val="0"/>
+          <w:color w:val="1A1A1A"/>
+        </w:rPr>
+        <w:t xml:space="preserve">0.0 %</w:t>
+      </w:r>
+    </w:p>
+    <w:p>
+      <w:pPr>
+        <w:jc w:val="center"/>
+      </w:pPr>
+      <w:r>
+        <w:rPr>
+          <w:rFonts w:ascii="Helvetica" w:hAnsi="Helvetica" w:cs="Helvetica"/>
+          <w:sz w:val="26"/>
+          <w:sz-cs w:val="26"/>
+          <w:spacing w:val="0"/>
+          <w:color w:val="1A1A1A"/>
+        </w:rPr>
+        <w:t xml:space="preserve">[0.0 %; 9.0 %]</w:t>
+      </w:r>
+    </w:p>
+    <w:p>
+      <w:pPr>
+        <w:jc w:val="center"/>
+      </w:pPr>
+      <w:r>
+        <w:rPr>
+          <w:rFonts w:ascii="Helvetica" w:hAnsi="Helvetica" w:cs="Helvetica"/>
+          <w:sz w:val="26"/>
+          <w:sz-cs w:val="26"/>
+          <w:spacing w:val="0"/>
+          <w:color w:val="1A1A1A"/>
+        </w:rPr>
+        <w:t xml:space="preserve">deployable</w:t>
+      </w:r>
+    </w:p>
+    <w:p>
+      <w:pPr>
+        <w:jc w:val="center"/>
+      </w:pPr>
+      <w:r>
+        <w:rPr>
+          <w:rFonts w:ascii="Helvetica" w:hAnsi="Helvetica" w:cs="Helvetica"/>
+          <w:sz w:val="26"/>
+          <w:sz-cs w:val="26"/>
+          <w:b/>
+          <w:i/>
+          <w:spacing w:val="0"/>
+          <w:color w:val="1A1A1A"/>
+        </w:rPr>
+        <w:t xml:space="preserve">p</w:t>
+      </w:r>
+      <w:r>
+        <w:rPr>
+          <w:rFonts w:ascii="Helvetica" w:hAnsi="Helvetica" w:cs="Helvetica"/>
+          <w:sz w:val="26"/>
+          <w:sz-cs w:val="26"/>
+          <w:b/>
+          <w:spacing w:val="0"/>
+          <w:color w:val="1A1A1A"/>
+        </w:rPr>
+        <w:t xml:space="preserve"> &lt; 0.001 \</w:t>
+      </w:r>
+      <w:r>
+        <w:rPr>
+          <w:rFonts w:ascii="Helvetica" w:hAnsi="Helvetica" w:cs="Helvetica"/>
+          <w:sz w:val="26"/>
+          <w:sz-cs w:val="26"/>
+          <w:spacing w:val="0"/>
+          <w:color w:val="1A1A1A"/>
+        </w:rPr>
+        <w:t xml:space="preserve">*</w:t>
       </w:r>
     </w:p>
     <w:p>
@@ -6924,10 +7700,120 @@
           <w:rFonts w:ascii="Helvetica" w:hAnsi="Helvetica" w:cs="Helvetica"/>
           <w:sz w:val="29"/>
           <w:sz-cs w:val="29"/>
-          <w:spacing w:val="0"/>
-          <w:color w:val="1A1A1A"/>
-        </w:rPr>
-        <w:t xml:space="preserve">The distribution is clearly bimodal: five models exhibit integral or near-integral adherence (0–2.6 %), while three models collapse entirely (100 %), with no intermediate instances. Such polarization suggests that conformance to the contract </w:t>
+          <w:i/>
+          <w:spacing w:val="0"/>
+          <w:color w:val="1A1A1A"/>
+        </w:rPr>
+        <w:t xml:space="preserve">Note. k = conformant responses; n = 39 calls per model. \</w:t>
+      </w:r>
+      <w:r>
+        <w:rPr>
+          <w:rFonts w:ascii="Helvetica" w:hAnsi="Helvetica" w:cs="Helvetica"/>
+          <w:sz w:val="29"/>
+          <w:sz-cs w:val="29"/>
+          <w:spacing w:val="0"/>
+          <w:color w:val="1A1A1A"/>
+        </w:rPr>
+        <w:t xml:space="preserve">\</w:t>
+      </w:r>
+      <w:r>
+        <w:rPr>
+          <w:rFonts w:ascii="Helvetica" w:hAnsi="Helvetica" w:cs="Helvetica"/>
+          <w:sz w:val="29"/>
+          <w:sz-cs w:val="29"/>
+          <w:i/>
+          <w:spacing w:val="0"/>
+          <w:color w:val="1A1A1A"/>
+        </w:rPr>
+        <w:t xml:space="preserve">\</w:t>
+      </w:r>
+      <w:r>
+        <w:rPr>
+          <w:rFonts w:ascii="Helvetica" w:hAnsi="Helvetica" w:cs="Helvetica"/>
+          <w:sz w:val="29"/>
+          <w:sz-cs w:val="29"/>
+          <w:spacing w:val="0"/>
+          <w:color w:val="1A1A1A"/>
+        </w:rPr>
+        <w:t xml:space="preserve"> p &lt; 0.001, two-sided Fisher exact, α = 0.05. When a cell of the contingency table is zero, the odds ratio is not finitely estimable; the reported p-value derives from the exact hypergeometric distribution with continuity correction. Wilson 95 % CIs computed without normal approximation.*</w:t>
+      </w:r>
+    </w:p>
+    <w:p>
+      <w:pPr>
+        <w:jc w:val="both"/>
+        <w:spacing w:after="175"/>
+      </w:pPr>
+      <w:r>
+        <w:rPr>
+          <w:rFonts w:ascii="Helvetica" w:hAnsi="Helvetica" w:cs="Helvetica"/>
+          <w:sz w:val="29"/>
+          <w:sz-cs w:val="29"/>
+          <w:spacing w:val="0"/>
+          <w:color w:val="1A1A1A"/>
+        </w:rPr>
+        <w:t xml:space="preserve">The distribution is clearly bimodal: five models exhibit integral or near-integral adherence (97.4–100.0 %, Wilson 95 % CI: [86.8 %; 100.0 %]), while three models collapse entirely (0.0 %, Wilson 95 % CI: [0.0 %; 9.0 %]), with no intermediate instances. Fisher's exact test confirms that the conformance rates of the Llama 3.2 family (both 1B and 3B variants) and of Phi-3 Mini differ from the reference model at </w:t>
+      </w:r>
+      <w:r>
+        <w:rPr>
+          <w:rFonts w:ascii="Helvetica" w:hAnsi="Helvetica" w:cs="Helvetica"/>
+          <w:sz w:val="29"/>
+          <w:sz-cs w:val="29"/>
+          <w:i/>
+          <w:spacing w:val="0"/>
+          <w:color w:val="1A1A1A"/>
+        </w:rPr>
+        <w:t xml:space="preserve">p</w:t>
+      </w:r>
+      <w:r>
+        <w:rPr>
+          <w:rFonts w:ascii="Helvetica" w:hAnsi="Helvetica" w:cs="Helvetica"/>
+          <w:sz w:val="29"/>
+          <w:sz-cs w:val="29"/>
+          <w:spacing w:val="0"/>
+          <w:color w:val="1A1A1A"/>
+        </w:rPr>
+        <w:t xml:space="preserve"> &lt; 0.001 each, while the four other conformant models — including the 7–9 B reference-ceiling pair — are statistically indistinguishable from the reference (</w:t>
+      </w:r>
+      <w:r>
+        <w:rPr>
+          <w:rFonts w:ascii="Helvetica" w:hAnsi="Helvetica" w:cs="Helvetica"/>
+          <w:sz w:val="29"/>
+          <w:sz-cs w:val="29"/>
+          <w:i/>
+          <w:spacing w:val="0"/>
+          <w:color w:val="1A1A1A"/>
+        </w:rPr>
+        <w:t xml:space="preserve">p</w:t>
+      </w:r>
+      <w:r>
+        <w:rPr>
+          <w:rFonts w:ascii="Helvetica" w:hAnsi="Helvetica" w:cs="Helvetica"/>
+          <w:sz w:val="29"/>
+          <w:sz-cs w:val="29"/>
+          <w:spacing w:val="0"/>
+          <w:color w:val="1A1A1A"/>
+        </w:rPr>
+        <w:t xml:space="preserve"> = 1.000 n.s.). This last observation is methodologically important: the deployable model </w:t>
+      </w:r>
+      <w:r>
+        <w:rPr>
+          <w:rFonts w:ascii="Courier New" w:hAnsi="Courier New" w:cs="Courier New"/>
+          <w:sz w:val="25"/>
+          <w:sz-cs w:val="25"/>
+          <w:spacing w:val="0"/>
+          <w:color w:val="1A1A1A"/>
+        </w:rPr>
+        <w:t xml:space="preserve">qwen2.5:3b-instruct</w:t>
+      </w:r>
+      <w:r>
+        <w:rPr>
+          <w:rFonts w:ascii="Helvetica" w:hAnsi="Helvetica" w:cs="Helvetica"/>
+          <w:sz w:val="29"/>
+          <w:sz-cs w:val="29"/>
+          <w:spacing w:val="0"/>
+          <w:color w:val="1A1A1A"/>
+        </w:rPr>
+        <w:t xml:space="preserve"> is not detectably inferior in structural conformance to the larger reference-ceiling models, which strengthens its selection as the operationally preferable base. Such polarization suggests that conformance to the contract </w:t>
       </w:r>
       <w:r>
         <w:rPr>
@@ -7120,7 +8006,27 @@
           <w:spacing w:val="0"/>
           <w:color w:val="1A1A1A"/>
         </w:rPr>
-        <w:t xml:space="preserve">The pairwise comparison between families under matched scale, by Fisher's exact test, yields statistical separations of extreme magnitude: Llama 3.2 1B vs. Qwen 2.5 1.5B (0/39 vs. 38/39 conformant; Fisher exact two-sided </w:t>
+        <w:t xml:space="preserve">As reported in Table 2, the pairwise comparison of the Llama 3.2 family against the reference model </w:t>
+      </w:r>
+      <w:r>
+        <w:rPr>
+          <w:rFonts w:ascii="Courier New" w:hAnsi="Courier New" w:cs="Courier New"/>
+          <w:sz w:val="25"/>
+          <w:sz-cs w:val="25"/>
+          <w:spacing w:val="0"/>
+          <w:color w:val="1A1A1A"/>
+        </w:rPr>
+        <w:t xml:space="preserve">qwen2.5:3b-instruct</w:t>
+      </w:r>
+      <w:r>
+        <w:rPr>
+          <w:rFonts w:ascii="Helvetica" w:hAnsi="Helvetica" w:cs="Helvetica"/>
+          <w:sz w:val="29"/>
+          <w:sz-cs w:val="29"/>
+          <w:spacing w:val="0"/>
+          <w:color w:val="1A1A1A"/>
+        </w:rPr>
+        <w:t xml:space="preserve"> yields </w:t>
       </w:r>
       <w:r>
         <w:rPr>
@@ -7141,14 +8047,45 @@
           <w:spacing w:val="0"/>
           <w:color w:val="1A1A1A"/>
         </w:rPr>
-        <w:t xml:space="preserve"> &lt; 10⁻¹⁵); Llama 3.2 3B vs. Qwen 2.5 3B (0/39 vs. 39/39 conformant; </w:t>
-      </w:r>
-      <w:r>
-        <w:rPr>
-          <w:rFonts w:ascii="Helvetica" w:hAnsi="Helvetica" w:cs="Helvetica"/>
-          <w:sz w:val="29"/>
-          <w:sz-cs w:val="29"/>
-          <w:i/>
+        <w:t xml:space="preserve"> &lt; 0.001 \</w:t>
+      </w:r>
+      <w:r>
+        <w:rPr>
+          <w:rFonts w:ascii="Helvetica" w:hAnsi="Helvetica" w:cs="Helvetica"/>
+          <w:sz w:val="29"/>
+          <w:sz-cs w:val="29"/>
+          <w:i/>
+          <w:spacing w:val="0"/>
+          <w:color w:val="1A1A1A"/>
+        </w:rPr>
+        <w:t xml:space="preserve">\</w:t>
+      </w:r>
+      <w:r>
+        <w:rPr>
+          <w:rFonts w:ascii="Helvetica" w:hAnsi="Helvetica" w:cs="Helvetica"/>
+          <w:sz w:val="29"/>
+          <w:sz-cs w:val="29"/>
+          <w:spacing w:val="0"/>
+          <w:color w:val="1A1A1A"/>
+        </w:rPr>
+        <w:t xml:space="preserve">\</w:t>
+      </w:r>
+      <w:r>
+        <w:rPr>
+          <w:rFonts w:ascii="Helvetica" w:hAnsi="Helvetica" w:cs="Helvetica"/>
+          <w:sz w:val="29"/>
+          <w:sz-cs w:val="29"/>
+          <w:i/>
+          <w:spacing w:val="0"/>
+          <w:color w:val="1A1A1A"/>
+        </w:rPr>
+        <w:t xml:space="preserve"> for both variants (1B and 3B), while the matched-scale Qwen 2.5 family is statistically indistinguishable from the reference (</w:t>
+      </w:r>
+      <w:r>
+        <w:rPr>
+          <w:rFonts w:ascii="Helvetica" w:hAnsi="Helvetica" w:cs="Helvetica"/>
+          <w:sz w:val="29"/>
+          <w:sz-cs w:val="29"/>
           <w:spacing w:val="0"/>
           <w:color w:val="1A1A1A"/>
         </w:rPr>
@@ -7159,52 +8096,21 @@
           <w:rFonts w:ascii="Helvetica" w:hAnsi="Helvetica" w:cs="Helvetica"/>
           <w:sz w:val="29"/>
           <w:sz-cs w:val="29"/>
-          <w:spacing w:val="0"/>
-          <w:color w:val="1A1A1A"/>
-        </w:rPr>
-        <w:t xml:space="preserve"> &lt; 10⁻¹⁵); Llama 3.2 3B vs. Gemma 2 2B (0/39 vs. 38/39 conformant; </w:t>
-      </w:r>
-      <w:r>
-        <w:rPr>
-          <w:rFonts w:ascii="Helvetica" w:hAnsi="Helvetica" w:cs="Helvetica"/>
-          <w:sz w:val="29"/>
-          <w:sz-cs w:val="29"/>
-          <w:i/>
-          <w:spacing w:val="0"/>
-          <w:color w:val="1A1A1A"/>
-        </w:rPr>
-        <w:t xml:space="preserve">p</w:t>
-      </w:r>
-      <w:r>
-        <w:rPr>
-          <w:rFonts w:ascii="Helvetica" w:hAnsi="Helvetica" w:cs="Helvetica"/>
-          <w:sz w:val="29"/>
-          <w:sz-cs w:val="29"/>
-          <w:spacing w:val="0"/>
-          <w:color w:val="1A1A1A"/>
-        </w:rPr>
-        <w:t xml:space="preserve"> &lt; 10⁻¹⁵). The cross-family separation, at matched scale, is therefore not a borderline result subject to interpretation: it is one of the most categorical statistical contrasts observable in 2×2 categorical experimentation. The odds ratio is formally degenerate due to zero cells — the conditional maximum-likelihood estimate is undefined when conformance frequency reaches an extreme of the support — but the </w:t>
-      </w:r>
-      <w:r>
-        <w:rPr>
-          <w:rFonts w:ascii="Helvetica" w:hAnsi="Helvetica" w:cs="Helvetica"/>
-          <w:sz w:val="29"/>
-          <w:sz-cs w:val="29"/>
-          <w:i/>
-          <w:spacing w:val="0"/>
-          <w:color w:val="1A1A1A"/>
-        </w:rPr>
-        <w:t xml:space="preserve">p</w:t>
-      </w:r>
-      <w:r>
-        <w:rPr>
-          <w:rFonts w:ascii="Helvetica" w:hAnsi="Helvetica" w:cs="Helvetica"/>
-          <w:sz w:val="29"/>
-          <w:sz-cs w:val="29"/>
-          <w:spacing w:val="0"/>
-          <w:color w:val="1A1A1A"/>
-        </w:rPr>
-        <w:t xml:space="preserve">-value alone, derived by exact combinatorial enumeration, suffices to falsify the null hypothesis of homogeneous conformance rates between families at any conventional significance threshold.</w:t>
+          <w:i/>
+          <w:spacing w:val="0"/>
+          <w:color w:val="1A1A1A"/>
+        </w:rPr>
+        <w:t xml:space="preserve"> = 1.000 n.s.). The cross-family separation, at matched scale and under identical natural-language specification, is therefore not a borderline result subject to interpretation: it is one of the most categorical statistical contrasts observable in 2×2 categorical experimentation. As noted in the table caption, the odds ratio is not finitely estimable when one cell of the contingency table is zero; the exact </w:t>
+      </w:r>
+      <w:r>
+        <w:rPr>
+          <w:rFonts w:ascii="Helvetica" w:hAnsi="Helvetica" w:cs="Helvetica"/>
+          <w:sz w:val="29"/>
+          <w:sz-cs w:val="29"/>
+          <w:spacing w:val="0"/>
+          <w:color w:val="1A1A1A"/>
+        </w:rPr>
+        <w:t xml:space="preserve">p*-value alone, derived from the hypergeometric distribution, suffices to falsify the null hypothesis of homogeneous conformance rates between families at any conventional significance threshold.</w:t>
       </w:r>
     </w:p>
     <w:p>
@@ -7806,7 +8712,7 @@
           <w:spacing w:val="0"/>
           <w:color w:val="1A1A1A"/>
         </w:rPr>
-        <w:t xml:space="preserve"> elements, configuring progressive deterioration of contract fidelity as generation advances. The pairwise comparison Phi-3 mini vs. Qwen 2.5 3B (Fisher exact two-sided: 0/39 vs. 39/39; </w:t>
+        <w:t xml:space="preserve"> elements, configuring progressive deterioration of contract fidelity as generation advances. The Fisher exact comparison of Phi-3 Mini against the reference model (Table 2) yields </w:t>
       </w:r>
       <w:r>
         <w:rPr>
@@ -7827,28 +8733,28 @@
           <w:spacing w:val="0"/>
           <w:color w:val="1A1A1A"/>
         </w:rPr>
-        <w:t xml:space="preserve"> &lt; 10⁻¹⁵) and Phi-3 mini vs. Llama 3 8B (Fisher exact two-sided: 0/39 vs. 39/39; </w:t>
-      </w:r>
-      <w:r>
-        <w:rPr>
-          <w:rFonts w:ascii="Helvetica" w:hAnsi="Helvetica" w:cs="Helvetica"/>
-          <w:sz w:val="29"/>
-          <w:sz-cs w:val="29"/>
-          <w:i/>
-          <w:spacing w:val="0"/>
-          <w:color w:val="1A1A1A"/>
-        </w:rPr>
-        <w:t xml:space="preserve">p</w:t>
-      </w:r>
-      <w:r>
-        <w:rPr>
-          <w:rFonts w:ascii="Helvetica" w:hAnsi="Helvetica" w:cs="Helvetica"/>
-          <w:sz w:val="29"/>
-          <w:sz-cs w:val="29"/>
-          <w:spacing w:val="0"/>
-          <w:color w:val="1A1A1A"/>
-        </w:rPr>
-        <w:t xml:space="preserve"> &lt; 10⁻¹⁵) confirm that Phi-3's separation from the structurally adherent models is statistically of the same magnitude as the Llama 3.2 family's separation, justifying its analytical bracketing in the same regime of zero-shot non-adherence.</w:t>
+        <w:t xml:space="preserve"> &lt; 0.001 \</w:t>
+      </w:r>
+      <w:r>
+        <w:rPr>
+          <w:rFonts w:ascii="Helvetica" w:hAnsi="Helvetica" w:cs="Helvetica"/>
+          <w:sz w:val="29"/>
+          <w:sz-cs w:val="29"/>
+          <w:i/>
+          <w:spacing w:val="0"/>
+          <w:color w:val="1A1A1A"/>
+        </w:rPr>
+        <w:t xml:space="preserve">\</w:t>
+      </w:r>
+      <w:r>
+        <w:rPr>
+          <w:rFonts w:ascii="Helvetica" w:hAnsi="Helvetica" w:cs="Helvetica"/>
+          <w:sz w:val="29"/>
+          <w:sz-cs w:val="29"/>
+          <w:spacing w:val="0"/>
+          <w:color w:val="1A1A1A"/>
+        </w:rPr>
+        <w:t xml:space="preserve">\*, of the same magnitude as the Llama 3.2 family contrasts, justifying its analytical bracketing in the same regime of zero-shot non-adherence.</w:t>
       </w:r>
     </w:p>
     <w:p>
@@ -8117,7 +9023,28 @@
           <w:spacing w:val="0"/>
           <w:color w:val="1A1A1A"/>
         </w:rPr>
-        <w:t xml:space="preserve">The perfect uniformity of divergence observed in the Llama 3.2 family — 78 calls, two architectural sizes, zero conformant responses in the main protocol — imposes, by sound scientific practice, deliberate examination of competing hypotheses that would reduce the finding to an instrumental artifact before sustaining it as a behavioral signature of the model. To this end, the secondary protocol described in Subsection 3.8 was integrally executed, totaling 80 additional calls under the same local inference stack. Table 3 synthesizes the outcomes.</w:t>
+        <w:t xml:space="preserve">The perfect uniformity of divergence observed in the Llama 3.2 family — 78 calls, two architectural sizes, zero conformant responses in the main protocol — imposes, by sound scientific practice, deliberate examination of competing hypotheses that would reduce the finding to an instrumental artifact before sustaining it as a behavioral signature of the model. To this end, the secondary protocol described in Subsection 3.8 was integrally executed, totaling 80 additional calls under the same local inference stack. Table 3 synthesizes the outcomes, accompanied by Wilson 95 % CIs and the two-sided Fisher exact </w:t>
+      </w:r>
+      <w:r>
+        <w:rPr>
+          <w:rFonts w:ascii="Helvetica" w:hAnsi="Helvetica" w:cs="Helvetica"/>
+          <w:sz w:val="29"/>
+          <w:sz-cs w:val="29"/>
+          <w:i/>
+          <w:spacing w:val="0"/>
+          <w:color w:val="1A1A1A"/>
+        </w:rPr>
+        <w:t xml:space="preserve">p</w:t>
+      </w:r>
+      <w:r>
+        <w:rPr>
+          <w:rFonts w:ascii="Helvetica" w:hAnsi="Helvetica" w:cs="Helvetica"/>
+          <w:sz w:val="29"/>
+          <w:sz-cs w:val="29"/>
+          <w:spacing w:val="0"/>
+          <w:color w:val="1A1A1A"/>
+        </w:rPr>
+        <w:t xml:space="preserve">-value of each isolation against the zero-shot baseline.</w:t>
       </w:r>
     </w:p>
     <w:p>
@@ -8144,7 +9071,7 @@
           <w:spacing w:val="0"/>
           <w:color w:val="1A1A1A"/>
         </w:rPr>
-        <w:t xml:space="preserve"> Structural conformance rate of the Llama 3.2 family under falsification isolations.</w:t>
+        <w:t xml:space="preserve"> Structural conformance of the Llama 3.2 family under falsification isolations.</w:t>
       </w:r>
     </w:p>
     <w:p>
@@ -8162,49 +9089,161 @@
       </w:r>
     </w:p>
     <w:p>
+      <w:pPr>
+        <w:jc w:val="center"/>
+      </w:pPr>
+      <w:r>
+        <w:rPr>
+          <w:rFonts w:ascii="Helvetica" w:hAnsi="Helvetica" w:cs="Helvetica"/>
+          <w:sz w:val="26"/>
+          <w:sz-cs w:val="26"/>
+          <w:b/>
+          <w:spacing w:val="0"/>
+          <w:color w:val="1A1A1A"/>
+        </w:rPr>
+        <w:t xml:space="preserve">Llama 3.2 1B</w:t>
+      </w:r>
+    </w:p>
+    <w:p>
+      <w:pPr>
+        <w:jc w:val="center"/>
+      </w:pPr>
+      <w:r>
+        <w:rPr>
+          <w:rFonts w:ascii="Helvetica" w:hAnsi="Helvetica" w:cs="Helvetica"/>
+          <w:sz w:val="26"/>
+          <w:sz-cs w:val="26"/>
+          <w:b/>
+          <w:spacing w:val="0"/>
+          <w:color w:val="1A1A1A"/>
+        </w:rPr>
+        <w:t xml:space="preserve">Llama 3.2 3B</w:t>
+      </w:r>
+    </w:p>
+    <w:p>
+      <w:pPr>
+        <w:jc w:val="center"/>
+      </w:pPr>
+      <w:r>
+        <w:rPr>
+          <w:rFonts w:ascii="Helvetica" w:hAnsi="Helvetica" w:cs="Helvetica"/>
+          <w:sz w:val="26"/>
+          <w:sz-cs w:val="26"/>
+          <w:b/>
+          <w:spacing w:val="0"/>
+          <w:color w:val="1A1A1A"/>
+        </w:rPr>
+        <w:t xml:space="preserve">Wilson 95 % CI (3B)</w:t>
+      </w:r>
+    </w:p>
+    <w:p>
+      <w:pPr>
+        <w:jc w:val="center"/>
+      </w:pPr>
+      <w:r>
+        <w:rPr>
+          <w:rFonts w:ascii="Helvetica" w:hAnsi="Helvetica" w:cs="Helvetica"/>
+          <w:sz w:val="26"/>
+          <w:sz-cs w:val="26"/>
+          <w:b/>
+          <w:spacing w:val="0"/>
+          <w:color w:val="1A1A1A"/>
+        </w:rPr>
+        <w:t xml:space="preserve">Fisher vs. baseline</w:t>
+      </w:r>
+    </w:p>
+    <w:p>
       <w:pPr/>
       <w:r>
         <w:rPr>
           <w:rFonts w:ascii="Helvetica" w:hAnsi="Helvetica" w:cs="Helvetica"/>
           <w:sz w:val="26"/>
           <w:sz-cs w:val="26"/>
-          <w:b/>
-          <w:spacing w:val="0"/>
-          <w:color w:val="1A1A1A"/>
-        </w:rPr>
-        <w:t xml:space="preserve">Experimental condition</w:t>
-      </w:r>
-    </w:p>
-    <w:p>
-      <w:pPr>
-        <w:jc w:val="right"/>
-      </w:pPr>
-      <w:r>
-        <w:rPr>
-          <w:rFonts w:ascii="Helvetica" w:hAnsi="Helvetica" w:cs="Helvetica"/>
-          <w:sz w:val="26"/>
-          <w:sz-cs w:val="26"/>
-          <w:b/>
-          <w:spacing w:val="0"/>
-          <w:color w:val="1A1A1A"/>
-        </w:rPr>
-        <w:t xml:space="preserve">Llama 3.2 1B</w:t>
-      </w:r>
-    </w:p>
-    <w:p>
-      <w:pPr>
-        <w:jc w:val="right"/>
-      </w:pPr>
-      <w:r>
-        <w:rPr>
-          <w:rFonts w:ascii="Helvetica" w:hAnsi="Helvetica" w:cs="Helvetica"/>
-          <w:sz w:val="26"/>
-          <w:sz-cs w:val="26"/>
-          <w:b/>
-          <w:spacing w:val="0"/>
-          <w:color w:val="1A1A1A"/>
-        </w:rPr>
-        <w:t xml:space="preserve">Llama 3.2 3B</w:t>
+          <w:spacing w:val="0"/>
+          <w:color w:val="1A1A1A"/>
+        </w:rPr>
+        <w:t xml:space="preserve">Baseline (zero-shot, </w:t>
+      </w:r>
+      <w:r>
+        <w:rPr>
+          <w:rFonts w:ascii="Helvetica" w:hAnsi="Helvetica" w:cs="Helvetica"/>
+          <w:sz w:val="26"/>
+          <w:sz-cs w:val="26"/>
+          <w:i/>
+          <w:spacing w:val="0"/>
+          <w:color w:val="1A1A1A"/>
+        </w:rPr>
+        <w:t xml:space="preserve">t</w:t>
+      </w:r>
+      <w:r>
+        <w:rPr>
+          <w:rFonts w:ascii="Helvetica" w:hAnsi="Helvetica" w:cs="Helvetica"/>
+          <w:sz w:val="26"/>
+          <w:sz-cs w:val="26"/>
+          <w:spacing w:val="0"/>
+          <w:color w:val="1A1A1A"/>
+        </w:rPr>
+        <w:t xml:space="preserve"> = 0.2)</w:t>
+      </w:r>
+    </w:p>
+    <w:p>
+      <w:pPr>
+        <w:jc w:val="center"/>
+      </w:pPr>
+      <w:r>
+        <w:rPr>
+          <w:rFonts w:ascii="Helvetica" w:hAnsi="Helvetica" w:cs="Helvetica"/>
+          <w:sz w:val="26"/>
+          <w:sz-cs w:val="26"/>
+          <w:spacing w:val="0"/>
+          <w:color w:val="1A1A1A"/>
+        </w:rPr>
+        <w:t xml:space="preserve">0 / 39 (0.0 %)</w:t>
+      </w:r>
+    </w:p>
+    <w:p>
+      <w:pPr>
+        <w:jc w:val="center"/>
+      </w:pPr>
+      <w:r>
+        <w:rPr>
+          <w:rFonts w:ascii="Helvetica" w:hAnsi="Helvetica" w:cs="Helvetica"/>
+          <w:sz w:val="26"/>
+          <w:sz-cs w:val="26"/>
+          <w:spacing w:val="0"/>
+          <w:color w:val="1A1A1A"/>
+        </w:rPr>
+        <w:t xml:space="preserve">0 / 39 (0.0 %)</w:t>
+      </w:r>
+    </w:p>
+    <w:p>
+      <w:pPr>
+        <w:jc w:val="center"/>
+      </w:pPr>
+      <w:r>
+        <w:rPr>
+          <w:rFonts w:ascii="Helvetica" w:hAnsi="Helvetica" w:cs="Helvetica"/>
+          <w:sz w:val="26"/>
+          <w:sz-cs w:val="26"/>
+          <w:spacing w:val="0"/>
+          <w:color w:val="1A1A1A"/>
+        </w:rPr>
+        <w:t xml:space="preserve">[0.0 %; 9.0 %]</w:t>
+      </w:r>
+    </w:p>
+    <w:p>
+      <w:pPr>
+        <w:jc w:val="center"/>
+      </w:pPr>
+      <w:r>
+        <w:rPr>
+          <w:rFonts w:ascii="Helvetica" w:hAnsi="Helvetica" w:cs="Helvetica"/>
+          <w:sz w:val="26"/>
+          <w:sz-cs w:val="26"/>
+          <w:spacing w:val="0"/>
+          <w:color w:val="1A1A1A"/>
+        </w:rPr>
+        <w:t xml:space="preserve">—</w:t>
       </w:r>
     </w:p>
     <w:p>
@@ -8214,63 +9253,263 @@
           <w:rFonts w:ascii="Helvetica" w:hAnsi="Helvetica" w:cs="Helvetica"/>
           <w:sz w:val="26"/>
           <w:sz-cs w:val="26"/>
-          <w:spacing w:val="0"/>
-          <w:color w:val="1A1A1A"/>
-        </w:rPr>
-        <w:t xml:space="preserve">Baseline</w:t>
+          <w:b/>
+          <w:spacing w:val="0"/>
+          <w:color w:val="1A1A1A"/>
+        </w:rPr>
+        <w:t xml:space="preserve">E1</w:t>
+      </w:r>
+      <w:r>
+        <w:rPr>
+          <w:rFonts w:ascii="Helvetica" w:hAnsi="Helvetica" w:cs="Helvetica"/>
+          <w:sz w:val="26"/>
+          <w:sz-cs w:val="26"/>
+          <w:spacing w:val="0"/>
+          <w:color w:val="1A1A1A"/>
+        </w:rPr>
+        <w:t xml:space="preserve"> (zero-shot, </w:t>
+      </w:r>
+      <w:r>
+        <w:rPr>
+          <w:rFonts w:ascii="Helvetica" w:hAnsi="Helvetica" w:cs="Helvetica"/>
+          <w:sz w:val="26"/>
+          <w:sz-cs w:val="26"/>
+          <w:i/>
+          <w:spacing w:val="0"/>
+          <w:color w:val="1A1A1A"/>
+        </w:rPr>
+        <w:t xml:space="preserve">t</w:t>
+      </w:r>
+      <w:r>
+        <w:rPr>
+          <w:rFonts w:ascii="Helvetica" w:hAnsi="Helvetica" w:cs="Helvetica"/>
+          <w:sz w:val="26"/>
+          <w:sz-cs w:val="26"/>
+          <w:spacing w:val="0"/>
+          <w:color w:val="1A1A1A"/>
+        </w:rPr>
+        <w:t xml:space="preserve"> = 0.0)</w:t>
+      </w:r>
+    </w:p>
+    <w:p>
+      <w:pPr>
+        <w:jc w:val="center"/>
+      </w:pPr>
+      <w:r>
+        <w:rPr>
+          <w:rFonts w:ascii="Helvetica" w:hAnsi="Helvetica" w:cs="Helvetica"/>
+          <w:sz w:val="26"/>
+          <w:sz-cs w:val="26"/>
+          <w:spacing w:val="0"/>
+          <w:color w:val="1A1A1A"/>
+        </w:rPr>
+        <w:t xml:space="preserve">0 / 13 (0.0 %)</w:t>
+      </w:r>
+    </w:p>
+    <w:p>
+      <w:pPr>
+        <w:jc w:val="center"/>
+      </w:pPr>
+      <w:r>
+        <w:rPr>
+          <w:rFonts w:ascii="Helvetica" w:hAnsi="Helvetica" w:cs="Helvetica"/>
+          <w:sz w:val="26"/>
+          <w:sz-cs w:val="26"/>
+          <w:spacing w:val="0"/>
+          <w:color w:val="1A1A1A"/>
+        </w:rPr>
+        <w:t xml:space="preserve">0 / 13 (0.0 %)</w:t>
+      </w:r>
+    </w:p>
+    <w:p>
+      <w:pPr>
+        <w:jc w:val="center"/>
+      </w:pPr>
+      <w:r>
+        <w:rPr>
+          <w:rFonts w:ascii="Helvetica" w:hAnsi="Helvetica" w:cs="Helvetica"/>
+          <w:sz w:val="26"/>
+          <w:sz-cs w:val="26"/>
+          <w:spacing w:val="0"/>
+          <w:color w:val="1A1A1A"/>
+        </w:rPr>
+        <w:t xml:space="preserve">[0.0 %; 22.8 %]</w:t>
+      </w:r>
+    </w:p>
+    <w:p>
+      <w:pPr>
+        <w:jc w:val="center"/>
+      </w:pPr>
+      <w:r>
+        <w:rPr>
+          <w:rFonts w:ascii="Helvetica" w:hAnsi="Helvetica" w:cs="Helvetica"/>
+          <w:sz w:val="26"/>
+          <w:sz-cs w:val="26"/>
+          <w:i/>
+          <w:spacing w:val="0"/>
+          <w:color w:val="1A1A1A"/>
+        </w:rPr>
+        <w:t xml:space="preserve">p</w:t>
+      </w:r>
+      <w:r>
+        <w:rPr>
+          <w:rFonts w:ascii="Helvetica" w:hAnsi="Helvetica" w:cs="Helvetica"/>
+          <w:sz w:val="26"/>
+          <w:sz-cs w:val="26"/>
+          <w:spacing w:val="0"/>
+          <w:color w:val="1A1A1A"/>
+        </w:rPr>
+        <w:t xml:space="preserve"> = 1.000 n.s.</w:t>
       </w:r>
     </w:p>
     <w:p>
       <w:pPr/>
       <w:r>
         <w:rPr>
-          <w:rFonts w:ascii="Courier New" w:hAnsi="Courier New" w:cs="Courier New"/>
-          <w:sz w:val="25"/>
-          <w:sz-cs w:val="25"/>
-          <w:spacing w:val="0"/>
-          <w:color w:val="1A1A1A"/>
-        </w:rPr>
-        <w:t xml:space="preserve">temperature = 0.2</w:t>
-      </w:r>
-      <w:r>
-        <w:rPr>
-          <w:rFonts w:ascii="Helvetica" w:hAnsi="Helvetica" w:cs="Helvetica"/>
-          <w:sz w:val="26"/>
-          <w:sz-cs w:val="26"/>
-          <w:spacing w:val="0"/>
-          <w:color w:val="1A1A1A"/>
-        </w:rPr>
-        <w:t xml:space="preserve">, zero-shot (main protocol)</w:t>
-      </w:r>
-    </w:p>
-    <w:p>
-      <w:pPr>
-        <w:jc w:val="right"/>
-      </w:pPr>
-      <w:r>
-        <w:rPr>
-          <w:rFonts w:ascii="Helvetica" w:hAnsi="Helvetica" w:cs="Helvetica"/>
-          <w:sz w:val="26"/>
-          <w:sz-cs w:val="26"/>
-          <w:spacing w:val="0"/>
-          <w:color w:val="1A1A1A"/>
-        </w:rPr>
-        <w:t xml:space="preserve">0/39 (0.0 %)</w:t>
-      </w:r>
-    </w:p>
-    <w:p>
-      <w:pPr>
-        <w:jc w:val="right"/>
-      </w:pPr>
-      <w:r>
-        <w:rPr>
-          <w:rFonts w:ascii="Helvetica" w:hAnsi="Helvetica" w:cs="Helvetica"/>
-          <w:sz w:val="26"/>
-          <w:sz-cs w:val="26"/>
-          <w:spacing w:val="0"/>
-          <w:color w:val="1A1A1A"/>
-        </w:rPr>
-        <w:t xml:space="preserve">0/39 (0.0 %)</w:t>
+          <w:rFonts w:ascii="Helvetica" w:hAnsi="Helvetica" w:cs="Helvetica"/>
+          <w:sz w:val="26"/>
+          <w:sz-cs w:val="26"/>
+          <w:b/>
+          <w:spacing w:val="0"/>
+          <w:color w:val="1A1A1A"/>
+        </w:rPr>
+        <w:t xml:space="preserve">E2</w:t>
+      </w:r>
+      <w:r>
+        <w:rPr>
+          <w:rFonts w:ascii="Helvetica" w:hAnsi="Helvetica" w:cs="Helvetica"/>
+          <w:sz w:val="26"/>
+          <w:sz-cs w:val="26"/>
+          <w:spacing w:val="0"/>
+          <w:color w:val="1A1A1A"/>
+        </w:rPr>
+        <w:t xml:space="preserve"> (one-shot, </w:t>
+      </w:r>
+      <w:r>
+        <w:rPr>
+          <w:rFonts w:ascii="Helvetica" w:hAnsi="Helvetica" w:cs="Helvetica"/>
+          <w:sz w:val="26"/>
+          <w:sz-cs w:val="26"/>
+          <w:i/>
+          <w:spacing w:val="0"/>
+          <w:color w:val="1A1A1A"/>
+        </w:rPr>
+        <w:t xml:space="preserve">t</w:t>
+      </w:r>
+      <w:r>
+        <w:rPr>
+          <w:rFonts w:ascii="Helvetica" w:hAnsi="Helvetica" w:cs="Helvetica"/>
+          <w:sz w:val="26"/>
+          <w:sz-cs w:val="26"/>
+          <w:spacing w:val="0"/>
+          <w:color w:val="1A1A1A"/>
+        </w:rPr>
+        <w:t xml:space="preserve"> = 0.2)</w:t>
+      </w:r>
+    </w:p>
+    <w:p>
+      <w:pPr>
+        <w:jc w:val="center"/>
+      </w:pPr>
+      <w:r>
+        <w:rPr>
+          <w:rFonts w:ascii="Helvetica" w:hAnsi="Helvetica" w:cs="Helvetica"/>
+          <w:sz w:val="26"/>
+          <w:sz-cs w:val="26"/>
+          <w:b/>
+          <w:spacing w:val="0"/>
+          <w:color w:val="1A1A1A"/>
+        </w:rPr>
+        <w:t xml:space="preserve">11 / 12 (91.7 %)</w:t>
+      </w:r>
+      <w:r>
+        <w:rPr>
+          <w:rFonts w:ascii="Helvetica" w:hAnsi="Helvetica" w:cs="Helvetica"/>
+          <w:sz w:val="26"/>
+          <w:sz-cs w:val="26"/>
+          <w:spacing w:val="0"/>
+          <w:color w:val="1A1A1A"/>
+        </w:rPr>
+        <w:t xml:space="preserve">¹</w:t>
+      </w:r>
+    </w:p>
+    <w:p>
+      <w:pPr>
+        <w:jc w:val="center"/>
+      </w:pPr>
+      <w:r>
+        <w:rPr>
+          <w:rFonts w:ascii="Helvetica" w:hAnsi="Helvetica" w:cs="Helvetica"/>
+          <w:sz w:val="26"/>
+          <w:sz-cs w:val="26"/>
+          <w:b/>
+          <w:spacing w:val="0"/>
+          <w:color w:val="1A1A1A"/>
+        </w:rPr>
+        <w:t xml:space="preserve">12 / 12 (100.0 %)</w:t>
+      </w:r>
+      <w:r>
+        <w:rPr>
+          <w:rFonts w:ascii="Helvetica" w:hAnsi="Helvetica" w:cs="Helvetica"/>
+          <w:sz w:val="26"/>
+          <w:sz-cs w:val="26"/>
+          <w:spacing w:val="0"/>
+          <w:color w:val="1A1A1A"/>
+        </w:rPr>
+        <w:t xml:space="preserve"/>
+      </w:r>
+    </w:p>
+    <w:p>
+      <w:pPr>
+        <w:jc w:val="center"/>
+      </w:pPr>
+      <w:r>
+        <w:rPr>
+          <w:rFonts w:ascii="Helvetica" w:hAnsi="Helvetica" w:cs="Helvetica"/>
+          <w:sz w:val="26"/>
+          <w:sz-cs w:val="26"/>
+          <w:spacing w:val="0"/>
+          <w:color w:val="1A1A1A"/>
+        </w:rPr>
+        <w:t xml:space="preserve">[75.8 %; 100.0 %]</w:t>
+      </w:r>
+    </w:p>
+    <w:p>
+      <w:pPr>
+        <w:jc w:val="center"/>
+      </w:pPr>
+      <w:r>
+        <w:rPr>
+          <w:rFonts w:ascii="Helvetica" w:hAnsi="Helvetica" w:cs="Helvetica"/>
+          <w:sz w:val="26"/>
+          <w:sz-cs w:val="26"/>
+          <w:b/>
+          <w:i/>
+          <w:spacing w:val="0"/>
+          <w:color w:val="1A1A1A"/>
+        </w:rPr>
+        <w:t xml:space="preserve">p</w:t>
+      </w:r>
+      <w:r>
+        <w:rPr>
+          <w:rFonts w:ascii="Helvetica" w:hAnsi="Helvetica" w:cs="Helvetica"/>
+          <w:sz w:val="26"/>
+          <w:sz-cs w:val="26"/>
+          <w:b/>
+          <w:spacing w:val="0"/>
+          <w:color w:val="1A1A1A"/>
+        </w:rPr>
+        <w:t xml:space="preserve"> &lt; 0.001 \</w:t>
+      </w:r>
+      <w:r>
+        <w:rPr>
+          <w:rFonts w:ascii="Helvetica" w:hAnsi="Helvetica" w:cs="Helvetica"/>
+          <w:sz w:val="26"/>
+          <w:sz-cs w:val="26"/>
+          <w:spacing w:val="0"/>
+          <w:color w:val="1A1A1A"/>
+        </w:rPr>
+        <w:t xml:space="preserve">*</w:t>
       </w:r>
     </w:p>
     <w:p>
@@ -8284,7 +9523,80 @@
           <w:spacing w:val="0"/>
           <w:color w:val="1A1A1A"/>
         </w:rPr>
-        <w:t xml:space="preserve">E1</w:t>
+        <w:t xml:space="preserve">E2b</w:t>
+      </w:r>
+      <w:r>
+        <w:rPr>
+          <w:rFonts w:ascii="Helvetica" w:hAnsi="Helvetica" w:cs="Helvetica"/>
+          <w:sz w:val="26"/>
+          <w:sz-cs w:val="26"/>
+          <w:spacing w:val="0"/>
+          <w:color w:val="1A1A1A"/>
+        </w:rPr>
+        <w:t xml:space="preserve"> (one-shot, </w:t>
+      </w:r>
+      <w:r>
+        <w:rPr>
+          <w:rFonts w:ascii="Helvetica" w:hAnsi="Helvetica" w:cs="Helvetica"/>
+          <w:sz w:val="26"/>
+          <w:sz-cs w:val="26"/>
+          <w:i/>
+          <w:spacing w:val="0"/>
+          <w:color w:val="1A1A1A"/>
+        </w:rPr>
+        <w:t xml:space="preserve">t</w:t>
+      </w:r>
+      <w:r>
+        <w:rPr>
+          <w:rFonts w:ascii="Helvetica" w:hAnsi="Helvetica" w:cs="Helvetica"/>
+          <w:sz w:val="26"/>
+          <w:sz-cs w:val="26"/>
+          <w:spacing w:val="0"/>
+          <w:color w:val="1A1A1A"/>
+        </w:rPr>
+        <w:t xml:space="preserve"> = 0.0)</w:t>
+      </w:r>
+    </w:p>
+    <w:p>
+      <w:pPr>
+        <w:jc w:val="center"/>
+      </w:pPr>
+      <w:r>
+        <w:rPr>
+          <w:rFonts w:ascii="Helvetica" w:hAnsi="Helvetica" w:cs="Helvetica"/>
+          <w:sz w:val="26"/>
+          <w:sz-cs w:val="26"/>
+          <w:b/>
+          <w:spacing w:val="0"/>
+          <w:color w:val="1A1A1A"/>
+        </w:rPr>
+        <w:t xml:space="preserve">9 / 12 (75.0 %)</w:t>
+      </w:r>
+      <w:r>
+        <w:rPr>
+          <w:rFonts w:ascii="Helvetica" w:hAnsi="Helvetica" w:cs="Helvetica"/>
+          <w:sz w:val="26"/>
+          <w:sz-cs w:val="26"/>
+          <w:spacing w:val="0"/>
+          <w:color w:val="1A1A1A"/>
+        </w:rPr>
+        <w:t xml:space="preserve">²</w:t>
+      </w:r>
+    </w:p>
+    <w:p>
+      <w:pPr>
+        <w:jc w:val="center"/>
+      </w:pPr>
+      <w:r>
+        <w:rPr>
+          <w:rFonts w:ascii="Helvetica" w:hAnsi="Helvetica" w:cs="Helvetica"/>
+          <w:sz w:val="26"/>
+          <w:sz-cs w:val="26"/>
+          <w:b/>
+          <w:spacing w:val="0"/>
+          <w:color w:val="1A1A1A"/>
+        </w:rPr>
+        <w:t xml:space="preserve">12 / 12 (100.0 %)</w:t>
       </w:r>
       <w:r>
         <w:rPr>
@@ -8298,302 +9610,62 @@
       </w:r>
     </w:p>
     <w:p>
+      <w:pPr>
+        <w:jc w:val="center"/>
+      </w:pPr>
+      <w:r>
+        <w:rPr>
+          <w:rFonts w:ascii="Helvetica" w:hAnsi="Helvetica" w:cs="Helvetica"/>
+          <w:sz w:val="26"/>
+          <w:sz-cs w:val="26"/>
+          <w:spacing w:val="0"/>
+          <w:color w:val="1A1A1A"/>
+        </w:rPr>
+        <w:t xml:space="preserve">[75.8 %; 100.0 %]</w:t>
+      </w:r>
+    </w:p>
+    <w:p>
+      <w:pPr>
+        <w:jc w:val="center"/>
+      </w:pPr>
+      <w:r>
+        <w:rPr>
+          <w:rFonts w:ascii="Helvetica" w:hAnsi="Helvetica" w:cs="Helvetica"/>
+          <w:sz w:val="26"/>
+          <w:sz-cs w:val="26"/>
+          <w:b/>
+          <w:i/>
+          <w:spacing w:val="0"/>
+          <w:color w:val="1A1A1A"/>
+        </w:rPr>
+        <w:t xml:space="preserve">p</w:t>
+      </w:r>
+      <w:r>
+        <w:rPr>
+          <w:rFonts w:ascii="Helvetica" w:hAnsi="Helvetica" w:cs="Helvetica"/>
+          <w:sz w:val="26"/>
+          <w:sz-cs w:val="26"/>
+          <w:b/>
+          <w:spacing w:val="0"/>
+          <w:color w:val="1A1A1A"/>
+        </w:rPr>
+        <w:t xml:space="preserve"> &lt; 0.001 \</w:t>
+      </w:r>
+      <w:r>
+        <w:rPr>
+          <w:rFonts w:ascii="Helvetica" w:hAnsi="Helvetica" w:cs="Helvetica"/>
+          <w:sz w:val="26"/>
+          <w:sz-cs w:val="26"/>
+          <w:spacing w:val="0"/>
+          <w:color w:val="1A1A1A"/>
+        </w:rPr>
+        <w:t xml:space="preserve">*</w:t>
+      </w:r>
+    </w:p>
+    <w:p>
       <w:pPr/>
       <w:r>
         <w:rPr>
-          <w:rFonts w:ascii="Courier New" w:hAnsi="Courier New" w:cs="Courier New"/>
-          <w:sz w:val="25"/>
-          <w:sz-cs w:val="25"/>
-          <w:spacing w:val="0"/>
-          <w:color w:val="1A1A1A"/>
-        </w:rPr>
-        <w:t xml:space="preserve">temperature = 0.0</w:t>
-      </w:r>
-      <w:r>
-        <w:rPr>
-          <w:rFonts w:ascii="Helvetica" w:hAnsi="Helvetica" w:cs="Helvetica"/>
-          <w:sz w:val="26"/>
-          <w:sz-cs w:val="26"/>
-          <w:spacing w:val="0"/>
-          <w:color w:val="1A1A1A"/>
-        </w:rPr>
-        <w:t xml:space="preserve">, zero-shot</w:t>
-      </w:r>
-    </w:p>
-    <w:p>
-      <w:pPr>
-        <w:jc w:val="right"/>
-      </w:pPr>
-      <w:r>
-        <w:rPr>
-          <w:rFonts w:ascii="Helvetica" w:hAnsi="Helvetica" w:cs="Helvetica"/>
-          <w:sz w:val="26"/>
-          <w:sz-cs w:val="26"/>
-          <w:spacing w:val="0"/>
-          <w:color w:val="1A1A1A"/>
-        </w:rPr>
-        <w:t xml:space="preserve">0/13 (0.0 %)</w:t>
-      </w:r>
-    </w:p>
-    <w:p>
-      <w:pPr>
-        <w:jc w:val="right"/>
-      </w:pPr>
-      <w:r>
-        <w:rPr>
-          <w:rFonts w:ascii="Helvetica" w:hAnsi="Helvetica" w:cs="Helvetica"/>
-          <w:sz w:val="26"/>
-          <w:sz-cs w:val="26"/>
-          <w:spacing w:val="0"/>
-          <w:color w:val="1A1A1A"/>
-        </w:rPr>
-        <w:t xml:space="preserve">0/13 (0.0 %)</w:t>
-      </w:r>
-    </w:p>
-    <w:p>
-      <w:pPr/>
-      <w:r>
-        <w:rPr>
-          <w:rFonts w:ascii="Helvetica" w:hAnsi="Helvetica" w:cs="Helvetica"/>
-          <w:sz w:val="26"/>
-          <w:sz-cs w:val="26"/>
-          <w:b/>
-          <w:spacing w:val="0"/>
-          <w:color w:val="1A1A1A"/>
-        </w:rPr>
-        <w:t xml:space="preserve">E2</w:t>
-      </w:r>
-      <w:r>
-        <w:rPr>
-          <w:rFonts w:ascii="Helvetica" w:hAnsi="Helvetica" w:cs="Helvetica"/>
-          <w:sz w:val="26"/>
-          <w:sz-cs w:val="26"/>
-          <w:spacing w:val="0"/>
-          <w:color w:val="1A1A1A"/>
-        </w:rPr>
-        <w:t xml:space="preserve"/>
-      </w:r>
-    </w:p>
-    <w:p>
-      <w:pPr/>
-      <w:r>
-        <w:rPr>
-          <w:rFonts w:ascii="Courier New" w:hAnsi="Courier New" w:cs="Courier New"/>
-          <w:sz w:val="25"/>
-          <w:sz-cs w:val="25"/>
-          <w:spacing w:val="0"/>
-          <w:color w:val="1A1A1A"/>
-        </w:rPr>
-        <w:t xml:space="preserve">temperature = 0.2</w:t>
-      </w:r>
-      <w:r>
-        <w:rPr>
-          <w:rFonts w:ascii="Helvetica" w:hAnsi="Helvetica" w:cs="Helvetica"/>
-          <w:sz w:val="26"/>
-          <w:sz-cs w:val="26"/>
-          <w:spacing w:val="0"/>
-          <w:color w:val="1A1A1A"/>
-        </w:rPr>
-        <w:t xml:space="preserve">, </w:t>
-      </w:r>
-      <w:r>
-        <w:rPr>
-          <w:rFonts w:ascii="Helvetica" w:hAnsi="Helvetica" w:cs="Helvetica"/>
-          <w:sz w:val="26"/>
-          <w:sz-cs w:val="26"/>
-          <w:i/>
-          <w:spacing w:val="0"/>
-          <w:color w:val="1A1A1A"/>
-        </w:rPr>
-        <w:t xml:space="preserve">one-shot</w:t>
-      </w:r>
-      <w:r>
-        <w:rPr>
-          <w:rFonts w:ascii="Helvetica" w:hAnsi="Helvetica" w:cs="Helvetica"/>
-          <w:sz w:val="26"/>
-          <w:sz-cs w:val="26"/>
-          <w:spacing w:val="0"/>
-          <w:color w:val="1A1A1A"/>
-        </w:rPr>
-        <w:t xml:space="preserve"> in-context</w:t>
-      </w:r>
-    </w:p>
-    <w:p>
-      <w:pPr>
-        <w:jc w:val="right"/>
-      </w:pPr>
-      <w:r>
-        <w:rPr>
-          <w:rFonts w:ascii="Helvetica" w:hAnsi="Helvetica" w:cs="Helvetica"/>
-          <w:sz w:val="26"/>
-          <w:sz-cs w:val="26"/>
-          <w:b/>
-          <w:spacing w:val="0"/>
-          <w:color w:val="1A1A1A"/>
-        </w:rPr>
-        <w:t xml:space="preserve">11/12 (91.7 %)</w:t>
-      </w:r>
-      <w:r>
-        <w:rPr>
-          <w:rFonts w:ascii="Helvetica" w:hAnsi="Helvetica" w:cs="Helvetica"/>
-          <w:sz w:val="26"/>
-          <w:sz-cs w:val="26"/>
-          <w:spacing w:val="0"/>
-          <w:color w:val="1A1A1A"/>
-        </w:rPr>
-        <w:t xml:space="preserve">¹</w:t>
-      </w:r>
-    </w:p>
-    <w:p>
-      <w:pPr>
-        <w:jc w:val="right"/>
-      </w:pPr>
-      <w:r>
-        <w:rPr>
-          <w:rFonts w:ascii="Helvetica" w:hAnsi="Helvetica" w:cs="Helvetica"/>
-          <w:sz w:val="26"/>
-          <w:sz-cs w:val="26"/>
-          <w:b/>
-          <w:spacing w:val="0"/>
-          <w:color w:val="1A1A1A"/>
-        </w:rPr>
-        <w:t xml:space="preserve">12/12 (100.0 %)</w:t>
-      </w:r>
-      <w:r>
-        <w:rPr>
-          <w:rFonts w:ascii="Helvetica" w:hAnsi="Helvetica" w:cs="Helvetica"/>
-          <w:sz w:val="26"/>
-          <w:sz-cs w:val="26"/>
-          <w:spacing w:val="0"/>
-          <w:color w:val="1A1A1A"/>
-        </w:rPr>
-        <w:t xml:space="preserve"/>
-      </w:r>
-    </w:p>
-    <w:p>
-      <w:pPr/>
-      <w:r>
-        <w:rPr>
-          <w:rFonts w:ascii="Helvetica" w:hAnsi="Helvetica" w:cs="Helvetica"/>
-          <w:sz w:val="26"/>
-          <w:sz-cs w:val="26"/>
-          <w:b/>
-          <w:spacing w:val="0"/>
-          <w:color w:val="1A1A1A"/>
-        </w:rPr>
-        <w:t xml:space="preserve">E2b</w:t>
-      </w:r>
-      <w:r>
-        <w:rPr>
-          <w:rFonts w:ascii="Helvetica" w:hAnsi="Helvetica" w:cs="Helvetica"/>
-          <w:sz w:val="26"/>
-          <w:sz-cs w:val="26"/>
-          <w:spacing w:val="0"/>
-          <w:color w:val="1A1A1A"/>
-        </w:rPr>
-        <w:t xml:space="preserve"/>
-      </w:r>
-    </w:p>
-    <w:p>
-      <w:pPr/>
-      <w:r>
-        <w:rPr>
-          <w:rFonts w:ascii="Courier New" w:hAnsi="Courier New" w:cs="Courier New"/>
-          <w:sz w:val="25"/>
-          <w:sz-cs w:val="25"/>
-          <w:spacing w:val="0"/>
-          <w:color w:val="1A1A1A"/>
-        </w:rPr>
-        <w:t xml:space="preserve">temperature = 0.0</w:t>
-      </w:r>
-      <w:r>
-        <w:rPr>
-          <w:rFonts w:ascii="Helvetica" w:hAnsi="Helvetica" w:cs="Helvetica"/>
-          <w:sz w:val="26"/>
-          <w:sz-cs w:val="26"/>
-          <w:spacing w:val="0"/>
-          <w:color w:val="1A1A1A"/>
-        </w:rPr>
-        <w:t xml:space="preserve">, </w:t>
-      </w:r>
-      <w:r>
-        <w:rPr>
-          <w:rFonts w:ascii="Helvetica" w:hAnsi="Helvetica" w:cs="Helvetica"/>
-          <w:sz w:val="26"/>
-          <w:sz-cs w:val="26"/>
-          <w:i/>
-          <w:spacing w:val="0"/>
-          <w:color w:val="1A1A1A"/>
-        </w:rPr>
-        <w:t xml:space="preserve">one-shot</w:t>
-      </w:r>
-      <w:r>
-        <w:rPr>
-          <w:rFonts w:ascii="Helvetica" w:hAnsi="Helvetica" w:cs="Helvetica"/>
-          <w:sz w:val="26"/>
-          <w:sz-cs w:val="26"/>
-          <w:spacing w:val="0"/>
-          <w:color w:val="1A1A1A"/>
-        </w:rPr>
-        <w:t xml:space="preserve"> in-context</w:t>
-      </w:r>
-    </w:p>
-    <w:p>
-      <w:pPr>
-        <w:jc w:val="right"/>
-      </w:pPr>
-      <w:r>
-        <w:rPr>
-          <w:rFonts w:ascii="Helvetica" w:hAnsi="Helvetica" w:cs="Helvetica"/>
-          <w:sz w:val="26"/>
-          <w:sz-cs w:val="26"/>
-          <w:b/>
-          <w:spacing w:val="0"/>
-          <w:color w:val="1A1A1A"/>
-        </w:rPr>
-        <w:t xml:space="preserve">9/12 (75.0 %)</w:t>
-      </w:r>
-      <w:r>
-        <w:rPr>
-          <w:rFonts w:ascii="Helvetica" w:hAnsi="Helvetica" w:cs="Helvetica"/>
-          <w:sz w:val="26"/>
-          <w:sz-cs w:val="26"/>
-          <w:spacing w:val="0"/>
-          <w:color w:val="1A1A1A"/>
-        </w:rPr>
-        <w:t xml:space="preserve">²</w:t>
-      </w:r>
-    </w:p>
-    <w:p>
-      <w:pPr>
-        <w:jc w:val="right"/>
-      </w:pPr>
-      <w:r>
-        <w:rPr>
-          <w:rFonts w:ascii="Helvetica" w:hAnsi="Helvetica" w:cs="Helvetica"/>
-          <w:sz w:val="26"/>
-          <w:sz-cs w:val="26"/>
-          <w:b/>
-          <w:spacing w:val="0"/>
-          <w:color w:val="1A1A1A"/>
-        </w:rPr>
-        <w:t xml:space="preserve">12/12 (100.0 %)</w:t>
-      </w:r>
-      <w:r>
-        <w:rPr>
-          <w:rFonts w:ascii="Helvetica" w:hAnsi="Helvetica" w:cs="Helvetica"/>
-          <w:sz w:val="26"/>
-          <w:sz-cs w:val="26"/>
-          <w:spacing w:val="0"/>
-          <w:color w:val="1A1A1A"/>
-        </w:rPr>
-        <w:t xml:space="preserve"/>
-      </w:r>
-    </w:p>
-    <w:p>
-      <w:pPr/>
-      <w:r>
-        <w:rPr>
           <w:rFonts w:ascii="Helvetica" w:hAnsi="Helvetica" w:cs="Helvetica"/>
           <w:sz w:val="26"/>
           <w:sz-cs w:val="26"/>
@@ -8611,70 +9683,67 @@
           <w:spacing w:val="0"/>
           <w:color w:val="1A1A1A"/>
         </w:rPr>
-        <w:t xml:space="preserve"/>
-      </w:r>
-    </w:p>
-    <w:p>
-      <w:pPr/>
-      <w:r>
-        <w:rPr>
-          <w:rFonts w:ascii="Helvetica" w:hAnsi="Helvetica" w:cs="Helvetica"/>
-          <w:sz w:val="26"/>
-          <w:sz-cs w:val="26"/>
-          <w:spacing w:val="0"/>
-          <w:color w:val="1A1A1A"/>
-        </w:rPr>
-        <w:t xml:space="preserve">Identical payload via </w:t>
-      </w:r>
-      <w:r>
-        <w:rPr>
-          <w:rFonts w:ascii="Courier New" w:hAnsi="Courier New" w:cs="Courier New"/>
-          <w:sz w:val="25"/>
-          <w:sz-cs w:val="25"/>
-          <w:spacing w:val="0"/>
-          <w:color w:val="1A1A1A"/>
-        </w:rPr>
-        <w:t xml:space="preserve">curl</w:t>
-      </w:r>
-      <w:r>
-        <w:rPr>
-          <w:rFonts w:ascii="Helvetica" w:hAnsi="Helvetica" w:cs="Helvetica"/>
-          <w:sz w:val="26"/>
-          <w:sz-cs w:val="26"/>
-          <w:spacing w:val="0"/>
-          <w:color w:val="1A1A1A"/>
-        </w:rPr>
-        <w:t xml:space="preserve">, outside Python layer</w:t>
-      </w:r>
-    </w:p>
-    <w:p>
-      <w:pPr>
-        <w:jc w:val="right"/>
-      </w:pPr>
-      <w:r>
-        <w:rPr>
-          <w:rFonts w:ascii="Helvetica" w:hAnsi="Helvetica" w:cs="Helvetica"/>
-          <w:sz w:val="26"/>
-          <w:sz-cs w:val="26"/>
-          <w:spacing w:val="0"/>
-          <w:color w:val="1A1A1A"/>
-        </w:rPr>
-        <w:t xml:space="preserve">1/1 (typological failure reproduced)</w:t>
-      </w:r>
-    </w:p>
-    <w:p>
-      <w:pPr>
-        <w:jc w:val="right"/>
-      </w:pPr>
-      <w:r>
-        <w:rPr>
-          <w:rFonts w:ascii="Helvetica" w:hAnsi="Helvetica" w:cs="Helvetica"/>
-          <w:sz w:val="26"/>
-          <w:sz-cs w:val="26"/>
-          <w:spacing w:val="0"/>
-          <w:color w:val="1A1A1A"/>
-        </w:rPr>
-        <w:t xml:space="preserve">1/1 (typological failure reproduced)</w:t>
+        <w:t xml:space="preserve"> (curl, zero-shot)</w:t>
+      </w:r>
+    </w:p>
+    <w:p>
+      <w:pPr>
+        <w:jc w:val="center"/>
+      </w:pPr>
+      <w:r>
+        <w:rPr>
+          <w:rFonts w:ascii="Helvetica" w:hAnsi="Helvetica" w:cs="Helvetica"/>
+          <w:sz w:val="26"/>
+          <w:sz-cs w:val="26"/>
+          <w:spacing w:val="0"/>
+          <w:color w:val="1A1A1A"/>
+        </w:rPr>
+        <w:t xml:space="preserve">failure reproduced</w:t>
+      </w:r>
+    </w:p>
+    <w:p>
+      <w:pPr>
+        <w:jc w:val="center"/>
+      </w:pPr>
+      <w:r>
+        <w:rPr>
+          <w:rFonts w:ascii="Helvetica" w:hAnsi="Helvetica" w:cs="Helvetica"/>
+          <w:sz w:val="26"/>
+          <w:sz-cs w:val="26"/>
+          <w:spacing w:val="0"/>
+          <w:color w:val="1A1A1A"/>
+        </w:rPr>
+        <w:t xml:space="preserve">failure reproduced</w:t>
+      </w:r>
+    </w:p>
+    <w:p>
+      <w:pPr>
+        <w:jc w:val="center"/>
+      </w:pPr>
+      <w:r>
+        <w:rPr>
+          <w:rFonts w:ascii="Helvetica" w:hAnsi="Helvetica" w:cs="Helvetica"/>
+          <w:sz w:val="26"/>
+          <w:sz-cs w:val="26"/>
+          <w:spacing w:val="0"/>
+          <w:color w:val="1A1A1A"/>
+        </w:rPr>
+        <w:t xml:space="preserve">—</w:t>
+      </w:r>
+    </w:p>
+    <w:p>
+      <w:pPr>
+        <w:jc w:val="center"/>
+      </w:pPr>
+      <w:r>
+        <w:rPr>
+          <w:rFonts w:ascii="Helvetica" w:hAnsi="Helvetica" w:cs="Helvetica"/>
+          <w:sz w:val="26"/>
+          <w:sz-cs w:val="26"/>
+          <w:spacing w:val="0"/>
+          <w:color w:val="1A1A1A"/>
+        </w:rPr>
+        <w:t xml:space="preserve">—</w:t>
       </w:r>
     </w:p>
     <w:p>
@@ -8687,52 +9756,42 @@
           <w:rFonts w:ascii="Helvetica" w:hAnsi="Helvetica" w:cs="Helvetica"/>
           <w:sz w:val="29"/>
           <w:sz-cs w:val="29"/>
-          <w:spacing w:val="0"/>
-          <w:color w:val="1A1A1A"/>
-        </w:rPr>
-        <w:t xml:space="preserve">¹ The single non-conformance of the 1B in E2 derives from HTTP </w:t>
-      </w:r>
-      <w:r>
-        <w:rPr>
-          <w:rFonts w:ascii="Helvetica" w:hAnsi="Helvetica" w:cs="Helvetica"/>
-          <w:sz w:val="29"/>
-          <w:sz-cs w:val="29"/>
-          <w:i/>
-          <w:spacing w:val="0"/>
-          <w:color w:val="1A1A1A"/>
-        </w:rPr>
-        <w:t xml:space="preserve">timeout</w:t>
-      </w:r>
-      <w:r>
-        <w:rPr>
-          <w:rFonts w:ascii="Helvetica" w:hAnsi="Helvetica" w:cs="Helvetica"/>
-          <w:sz w:val="29"/>
-          <w:sz-cs w:val="29"/>
-          <w:spacing w:val="0"/>
-          <w:color w:val="1A1A1A"/>
-        </w:rPr>
-        <w:t xml:space="preserve">, not from a structural violation of the response actually returned. ² Idem for 3/12 of the 1B in E2b — timeouts associated with the context-budget increase introduced by the demonstrative pair of </w:t>
-      </w:r>
-      <w:r>
-        <w:rPr>
-          <w:rFonts w:ascii="Helvetica" w:hAnsi="Helvetica" w:cs="Helvetica"/>
-          <w:sz w:val="29"/>
-          <w:sz-cs w:val="29"/>
-          <w:i/>
-          <w:spacing w:val="0"/>
-          <w:color w:val="1A1A1A"/>
-        </w:rPr>
-        <w:t xml:space="preserve">one-shot</w:t>
-      </w:r>
-      <w:r>
-        <w:rPr>
-          <w:rFonts w:ascii="Helvetica" w:hAnsi="Helvetica" w:cs="Helvetica"/>
-          <w:sz w:val="29"/>
-          <w:sz-cs w:val="29"/>
-          <w:spacing w:val="0"/>
-          <w:color w:val="1A1A1A"/>
-        </w:rPr>
-        <w:t xml:space="preserve">, with no implication on the typological conformance of the completed calls.</w:t>
+          <w:i/>
+          <w:spacing w:val="0"/>
+          <w:color w:val="1A1A1A"/>
+        </w:rPr>
+        <w:t xml:space="preserve">Note. ¹ The single non-conformance of the 1B in E2 derives from HTTP timeout, not from a structural violation of the response actually returned. ² Idem for 3 of 12 of the 1B in E2b — timeouts associated with the context-budget increase introduced by the demonstrative pair of one-shot, with no implication on the typological conformance of the completed calls. \</w:t>
+      </w:r>
+      <w:r>
+        <w:rPr>
+          <w:rFonts w:ascii="Helvetica" w:hAnsi="Helvetica" w:cs="Helvetica"/>
+          <w:sz w:val="29"/>
+          <w:sz-cs w:val="29"/>
+          <w:spacing w:val="0"/>
+          <w:color w:val="1A1A1A"/>
+        </w:rPr>
+        <w:t xml:space="preserve">\</w:t>
+      </w:r>
+      <w:r>
+        <w:rPr>
+          <w:rFonts w:ascii="Helvetica" w:hAnsi="Helvetica" w:cs="Helvetica"/>
+          <w:sz w:val="29"/>
+          <w:sz-cs w:val="29"/>
+          <w:i/>
+          <w:spacing w:val="0"/>
+          <w:color w:val="1A1A1A"/>
+        </w:rPr>
+        <w:t xml:space="preserve">\</w:t>
+      </w:r>
+      <w:r>
+        <w:rPr>
+          <w:rFonts w:ascii="Helvetica" w:hAnsi="Helvetica" w:cs="Helvetica"/>
+          <w:sz w:val="29"/>
+          <w:sz-cs w:val="29"/>
+          <w:spacing w:val="0"/>
+          <w:color w:val="1A1A1A"/>
+        </w:rPr>
+        <w:t xml:space="preserve"> p &lt; 0.001, two-sided Fisher exact, α = 0.05. Fisher comparisons reported for the 3B variant against its own zero-shot baseline (0/39); the 1B variant exhibits the same direction of effect under the same conventional thresholds.*</w:t>
       </w:r>
     </w:p>
     <w:p>
@@ -9051,28 +10110,7 @@
           <w:spacing w:val="0"/>
           <w:color w:val="1A1A1A"/>
         </w:rPr>
-        <w:t xml:space="preserve"> preserves 100 % conformance in the 3B. The reversal is corroborated by Fisher's exact test on the 2×2 condition-by-conformance contingency: for Llama 3.2 3B, zero-shot baseline (0/39 conformant) versus </w:t>
-      </w:r>
-      <w:r>
-        <w:rPr>
-          <w:rFonts w:ascii="Helvetica" w:hAnsi="Helvetica" w:cs="Helvetica"/>
-          <w:sz w:val="29"/>
-          <w:sz-cs w:val="29"/>
-          <w:i/>
-          <w:spacing w:val="0"/>
-          <w:color w:val="1A1A1A"/>
-        </w:rPr>
-        <w:t xml:space="preserve">one-shot</w:t>
-      </w:r>
-      <w:r>
-        <w:rPr>
-          <w:rFonts w:ascii="Helvetica" w:hAnsi="Helvetica" w:cs="Helvetica"/>
-          <w:sz w:val="29"/>
-          <w:sz-cs w:val="29"/>
-          <w:spacing w:val="0"/>
-          <w:color w:val="1A1A1A"/>
-        </w:rPr>
-        <w:t xml:space="preserve"> condition (12/12 conformant) yields Fisher exact two-sided </w:t>
+        <w:t xml:space="preserve"> preserves 100 % conformance in the 3B. The reversal is corroborated by Fisher's exact test on the 2×2 condition-by-conformance contingency (Table 3): for both the Llama 3.2 3B variant (12/12 conformant under one-shot vs. 0/39 baseline) and the 1B variant (11/12 conformant, with the single non-conformance attributable to HTTP timeout rather than structural violation), the contrast yields </w:t>
       </w:r>
       <w:r>
         <w:rPr>
@@ -9093,35 +10131,45 @@
           <w:spacing w:val="0"/>
           <w:color w:val="1A1A1A"/>
         </w:rPr>
-        <w:t xml:space="preserve"> = 6.3 × 10⁻¹²; for Llama 3.2 1B, baseline (0/39) versus </w:t>
-      </w:r>
-      <w:r>
-        <w:rPr>
-          <w:rFonts w:ascii="Helvetica" w:hAnsi="Helvetica" w:cs="Helvetica"/>
-          <w:sz w:val="29"/>
-          <w:sz-cs w:val="29"/>
-          <w:i/>
-          <w:spacing w:val="0"/>
-          <w:color w:val="1A1A1A"/>
-        </w:rPr>
-        <w:t xml:space="preserve">one-shot</w:t>
-      </w:r>
-      <w:r>
-        <w:rPr>
-          <w:rFonts w:ascii="Helvetica" w:hAnsi="Helvetica" w:cs="Helvetica"/>
-          <w:sz w:val="29"/>
-          <w:sz-cs w:val="29"/>
-          <w:spacing w:val="0"/>
-          <w:color w:val="1A1A1A"/>
-        </w:rPr>
-        <w:t xml:space="preserve"> (11/11 conformant, excluding one HTTP timeout) yields </w:t>
-      </w:r>
-      <w:r>
-        <w:rPr>
-          <w:rFonts w:ascii="Helvetica" w:hAnsi="Helvetica" w:cs="Helvetica"/>
-          <w:sz w:val="29"/>
-          <w:sz-cs w:val="29"/>
-          <w:i/>
+        <w:t xml:space="preserve"> &lt; 0.001 \</w:t>
+      </w:r>
+      <w:r>
+        <w:rPr>
+          <w:rFonts w:ascii="Helvetica" w:hAnsi="Helvetica" w:cs="Helvetica"/>
+          <w:sz w:val="29"/>
+          <w:sz-cs w:val="29"/>
+          <w:i/>
+          <w:spacing w:val="0"/>
+          <w:color w:val="1A1A1A"/>
+        </w:rPr>
+        <w:t xml:space="preserve">\</w:t>
+      </w:r>
+      <w:r>
+        <w:rPr>
+          <w:rFonts w:ascii="Helvetica" w:hAnsi="Helvetica" w:cs="Helvetica"/>
+          <w:sz w:val="29"/>
+          <w:sz-cs w:val="29"/>
+          <w:spacing w:val="0"/>
+          <w:color w:val="1A1A1A"/>
+        </w:rPr>
+        <w:t xml:space="preserve">\</w:t>
+      </w:r>
+      <w:r>
+        <w:rPr>
+          <w:rFonts w:ascii="Helvetica" w:hAnsi="Helvetica" w:cs="Helvetica"/>
+          <w:sz w:val="29"/>
+          <w:sz-cs w:val="29"/>
+          <w:i/>
+          <w:spacing w:val="0"/>
+          <w:color w:val="1A1A1A"/>
+        </w:rPr>
+        <w:t xml:space="preserve">. By contrast, the determinism-isolation E1 (0/13 vs. 0/39 baseline) yields </w:t>
+      </w:r>
+      <w:r>
+        <w:rPr>
+          <w:rFonts w:ascii="Helvetica" w:hAnsi="Helvetica" w:cs="Helvetica"/>
+          <w:sz w:val="29"/>
+          <w:sz-cs w:val="29"/>
           <w:spacing w:val="0"/>
           <w:color w:val="1A1A1A"/>
         </w:rPr>
@@ -9132,31 +10180,21 @@
           <w:rFonts w:ascii="Helvetica" w:hAnsi="Helvetica" w:cs="Helvetica"/>
           <w:sz w:val="29"/>
           <w:sz-cs w:val="29"/>
-          <w:spacing w:val="0"/>
-          <w:color w:val="1A1A1A"/>
-        </w:rPr>
-        <w:t xml:space="preserve"> = 2.7 × 10⁻¹¹. The epistemic inference is direct: the Llama 3.2 family models </w:t>
-      </w:r>
-      <w:r>
-        <w:rPr>
-          <w:rFonts w:ascii="Helvetica" w:hAnsi="Helvetica" w:cs="Helvetica"/>
-          <w:sz w:val="29"/>
-          <w:sz-cs w:val="29"/>
-          <w:b/>
-          <w:spacing w:val="0"/>
-          <w:color w:val="1A1A1A"/>
-        </w:rPr>
-        <w:t xml:space="preserve">possess the compositional capacity</w:t>
-      </w:r>
-      <w:r>
-        <w:rPr>
-          <w:rFonts w:ascii="Helvetica" w:hAnsi="Helvetica" w:cs="Helvetica"/>
-          <w:sz w:val="29"/>
-          <w:sz-cs w:val="29"/>
-          <w:spacing w:val="0"/>
-          <w:color w:val="1A1A1A"/>
-        </w:rPr>
-        <w:t xml:space="preserve"> to produce </w:t>
+          <w:i/>
+          <w:spacing w:val="0"/>
+          <w:color w:val="1A1A1A"/>
+        </w:rPr>
+        <w:t xml:space="preserve"> = 1.000 n.s., confirming that the bias is invariant to sampling temperature. The epistemic inference is direct: the Llama 3.2 family models possess the compositional capacity</w:t>
+      </w:r>
+      <w:r>
+        <w:rPr>
+          <w:rFonts w:ascii="Helvetica" w:hAnsi="Helvetica" w:cs="Helvetica"/>
+          <w:sz w:val="29"/>
+          <w:sz-cs w:val="29"/>
+          <w:spacing w:val="0"/>
+          <w:color w:val="1A1A1A"/>
+        </w:rPr>
+        <w:t xml:space="preserve">* to produce </w:t>
       </w:r>
       <w:r>
         <w:rPr>
@@ -9421,18 +10459,18 @@
     </w:p>
     <w:p>
       <w:pPr>
-        <w:spacing w:after="320"/>
-      </w:pPr>
-      <w:r>
-        <w:rPr>
-          <w:rFonts w:ascii="Helvetica" w:hAnsi="Helvetica" w:cs="Helvetica"/>
-          <w:sz w:val="32"/>
-          <w:sz-cs w:val="32"/>
-          <w:b/>
-          <w:spacing w:val="0"/>
-          <w:color w:val="262626"/>
-        </w:rPr>
-        <w:t xml:space="preserve">5.4 Synthesis of Inferential Comparisons</w:t>
+        <w:spacing w:after="309"/>
+      </w:pPr>
+      <w:r>
+        <w:rPr>
+          <w:rFonts w:ascii="Helvetica" w:hAnsi="Helvetica" w:cs="Helvetica"/>
+          <w:sz w:val="37"/>
+          <w:sz-cs w:val="37"/>
+          <w:b/>
+          <w:spacing w:val="0"/>
+          <w:color w:val="141414"/>
+        </w:rPr>
+        <w:t xml:space="preserve">6. Qualitative Analysis: Pedagogical Adherence of the Conformant Model</w:t>
       </w:r>
     </w:p>
     <w:p>
@@ -9448,49 +10486,69 @@
           <w:spacing w:val="0"/>
           <w:color w:val="1A1A1A"/>
         </w:rPr>
-        <w:t xml:space="preserve">Table 4 consolidates the seven Fisher's exact test outcomes referenced throughout Subsections 5.1–5.3, for unified reviewer consultation. All comparisons are two-sided. </w:t>
-      </w:r>
-      <w:r>
-        <w:rPr>
-          <w:rFonts w:ascii="Helvetica" w:hAnsi="Helvetica" w:cs="Helvetica"/>
-          <w:sz w:val="29"/>
-          <w:sz-cs w:val="29"/>
-          <w:i/>
-          <w:spacing w:val="0"/>
-          <w:color w:val="1A1A1A"/>
-        </w:rPr>
-        <w:t xml:space="preserve">p</w:t>
-      </w:r>
-      <w:r>
-        <w:rPr>
-          <w:rFonts w:ascii="Helvetica" w:hAnsi="Helvetica" w:cs="Helvetica"/>
-          <w:sz w:val="29"/>
-          <w:sz-cs w:val="29"/>
-          <w:spacing w:val="0"/>
-          <w:color w:val="1A1A1A"/>
-        </w:rPr>
-        <w:t xml:space="preserve">-values reported as </w:t>
-      </w:r>
-      <w:r>
-        <w:rPr>
-          <w:rFonts w:ascii="Helvetica" w:hAnsi="Helvetica" w:cs="Helvetica"/>
-          <w:sz w:val="29"/>
-          <w:sz-cs w:val="29"/>
-          <w:i/>
-          <w:spacing w:val="0"/>
-          <w:color w:val="1A1A1A"/>
-        </w:rPr>
-        <w:t xml:space="preserve">p</w:t>
-      </w:r>
-      <w:r>
-        <w:rPr>
-          <w:rFonts w:ascii="Helvetica" w:hAnsi="Helvetica" w:cs="Helvetica"/>
-          <w:sz w:val="29"/>
-          <w:sz-cs w:val="29"/>
-          <w:spacing w:val="0"/>
-          <w:color w:val="1A1A1A"/>
-        </w:rPr>
-        <w:t xml:space="preserve"> &lt; 10⁻¹⁵ correspond to outcomes below the floating-point precision floor of the SciPy implementation employed; the actual exact probability, derived by combinatorial enumeration, is below this threshold by orders of magnitude.</w:t>
+        <w:t xml:space="preserve">The joint reading of Sections 4 and 5 isolates </w:t>
+      </w:r>
+      <w:r>
+        <w:rPr>
+          <w:rFonts w:ascii="Courier New" w:hAnsi="Courier New" w:cs="Courier New"/>
+          <w:sz w:val="25"/>
+          <w:sz-cs w:val="25"/>
+          <w:spacing w:val="0"/>
+          <w:color w:val="1A1A1A"/>
+        </w:rPr>
+        <w:t xml:space="preserve">qwen2.5:3b-instruct</w:t>
+      </w:r>
+      <w:r>
+        <w:rPr>
+          <w:rFonts w:ascii="Helvetica" w:hAnsi="Helvetica" w:cs="Helvetica"/>
+          <w:sz w:val="29"/>
+          <w:sz-cs w:val="29"/>
+          <w:spacing w:val="0"/>
+          <w:color w:val="1A1A1A"/>
+        </w:rPr>
+        <w:t xml:space="preserve"> as the unique configuration among the </w:t>
+      </w:r>
+      <w:r>
+        <w:rPr>
+          <w:rFonts w:ascii="Helvetica" w:hAnsi="Helvetica" w:cs="Helvetica"/>
+          <w:sz w:val="29"/>
+          <w:sz-cs w:val="29"/>
+          <w:i/>
+          <w:spacing w:val="0"/>
+          <w:color w:val="1A1A1A"/>
+        </w:rPr>
+        <w:t xml:space="preserve">deployable</w:t>
+      </w:r>
+      <w:r>
+        <w:rPr>
+          <w:rFonts w:ascii="Helvetica" w:hAnsi="Helvetica" w:cs="Helvetica"/>
+          <w:sz w:val="29"/>
+          <w:sz-cs w:val="29"/>
+          <w:spacing w:val="0"/>
+          <w:color w:val="1A1A1A"/>
+        </w:rPr>
+        <w:t xml:space="preserve"> models simultaneously satisfying all non-functional requirements: mean latency of 2.906 s (below the HCI threshold), controlled variability (CV = 19.0 %), and full adherence (0/39) to the JSON contract without recourse to external coercion. This result, however, </w:t>
+      </w:r>
+      <w:r>
+        <w:rPr>
+          <w:rFonts w:ascii="Helvetica" w:hAnsi="Helvetica" w:cs="Helvetica"/>
+          <w:sz w:val="29"/>
+          <w:sz-cs w:val="29"/>
+          <w:b/>
+          <w:spacing w:val="0"/>
+          <w:color w:val="1A1A1A"/>
+        </w:rPr>
+        <w:t xml:space="preserve">does not authorize optimistic inference about the model's pedagogical adequacy</w:t>
+      </w:r>
+      <w:r>
+        <w:rPr>
+          <w:rFonts w:ascii="Helvetica" w:hAnsi="Helvetica" w:cs="Helvetica"/>
+          <w:sz w:val="29"/>
+          <w:sz-cs w:val="29"/>
+          <w:spacing w:val="0"/>
+          <w:color w:val="1A1A1A"/>
+        </w:rPr>
+        <w:t xml:space="preserve">, as demonstrated in the additional qualitative inspection below.</w:t>
       </w:r>
     </w:p>
     <w:p>
@@ -9503,736 +10561,30 @@
           <w:rFonts w:ascii="Helvetica" w:hAnsi="Helvetica" w:cs="Helvetica"/>
           <w:sz w:val="29"/>
           <w:sz-cs w:val="29"/>
-          <w:b/>
-          <w:spacing w:val="0"/>
-          <w:color w:val="1A1A1A"/>
-        </w:rPr>
-        <w:t xml:space="preserve">Table 4.</w:t>
-      </w:r>
-      <w:r>
-        <w:rPr>
-          <w:rFonts w:ascii="Helvetica" w:hAnsi="Helvetica" w:cs="Helvetica"/>
-          <w:sz w:val="29"/>
-          <w:sz-cs w:val="29"/>
-          <w:spacing w:val="0"/>
-          <w:color w:val="1A1A1A"/>
-        </w:rPr>
-        <w:t xml:space="preserve"> Synthesis of pairwise Fisher exact tests on 2×2 conformance contingencies.</w:t>
-      </w:r>
-    </w:p>
-    <w:p>
-      <w:pPr/>
-      <w:r>
-        <w:rPr>
-          <w:rFonts w:ascii="Helvetica" w:hAnsi="Helvetica" w:cs="Helvetica"/>
-          <w:sz w:val="26"/>
-          <w:sz-cs w:val="26"/>
-          <w:b/>
-          <w:spacing w:val="0"/>
-          <w:color w:val="1A1A1A"/>
-        </w:rPr>
-        <w:t xml:space="preserve">#</w:t>
-      </w:r>
-    </w:p>
-    <w:p>
-      <w:pPr/>
-      <w:r>
-        <w:rPr>
-          <w:rFonts w:ascii="Helvetica" w:hAnsi="Helvetica" w:cs="Helvetica"/>
-          <w:sz w:val="26"/>
-          <w:sz-cs w:val="26"/>
-          <w:b/>
-          <w:spacing w:val="0"/>
-          <w:color w:val="1A1A1A"/>
-        </w:rPr>
-        <w:t xml:space="preserve">Comparison</w:t>
-      </w:r>
-    </w:p>
-    <w:p>
-      <w:pPr>
-        <w:jc w:val="right"/>
-      </w:pPr>
-      <w:r>
-        <w:rPr>
-          <w:rFonts w:ascii="Helvetica" w:hAnsi="Helvetica" w:cs="Helvetica"/>
-          <w:sz w:val="26"/>
-          <w:sz-cs w:val="26"/>
-          <w:b/>
-          <w:spacing w:val="0"/>
-          <w:color w:val="1A1A1A"/>
-        </w:rPr>
-        <w:t xml:space="preserve">Group A (conf./n)</w:t>
-      </w:r>
-    </w:p>
-    <w:p>
-      <w:pPr>
-        <w:jc w:val="right"/>
-      </w:pPr>
-      <w:r>
-        <w:rPr>
-          <w:rFonts w:ascii="Helvetica" w:hAnsi="Helvetica" w:cs="Helvetica"/>
-          <w:sz w:val="26"/>
-          <w:sz-cs w:val="26"/>
-          <w:b/>
-          <w:spacing w:val="0"/>
-          <w:color w:val="1A1A1A"/>
-        </w:rPr>
-        <w:t xml:space="preserve">Group B (conf./n)</w:t>
-      </w:r>
-    </w:p>
-    <w:p>
-      <w:pPr>
-        <w:jc w:val="right"/>
-      </w:pPr>
-      <w:r>
-        <w:rPr>
-          <w:rFonts w:ascii="Helvetica" w:hAnsi="Helvetica" w:cs="Helvetica"/>
-          <w:sz w:val="26"/>
-          <w:sz-cs w:val="26"/>
-          <w:b/>
-          <w:spacing w:val="0"/>
-          <w:color w:val="1A1A1A"/>
-        </w:rPr>
-        <w:t xml:space="preserve">Fisher exact </w:t>
-      </w:r>
-      <w:r>
-        <w:rPr>
-          <w:rFonts w:ascii="Helvetica" w:hAnsi="Helvetica" w:cs="Helvetica"/>
-          <w:sz w:val="26"/>
-          <w:sz-cs w:val="26"/>
-          <w:b/>
-          <w:i/>
-          <w:spacing w:val="0"/>
-          <w:color w:val="1A1A1A"/>
-        </w:rPr>
-        <w:t xml:space="preserve">p</w:t>
-      </w:r>
-      <w:r>
-        <w:rPr>
-          <w:rFonts w:ascii="Helvetica" w:hAnsi="Helvetica" w:cs="Helvetica"/>
-          <w:sz w:val="26"/>
-          <w:sz-cs w:val="26"/>
-          <w:b/>
-          <w:spacing w:val="0"/>
-          <w:color w:val="1A1A1A"/>
-        </w:rPr>
-        <w:t xml:space="preserve"> (two-sided)</w:t>
-      </w:r>
-    </w:p>
-    <w:p>
-      <w:pPr/>
-      <w:r>
-        <w:rPr>
-          <w:rFonts w:ascii="Helvetica" w:hAnsi="Helvetica" w:cs="Helvetica"/>
-          <w:sz w:val="26"/>
-          <w:sz-cs w:val="26"/>
-          <w:spacing w:val="0"/>
-          <w:color w:val="1A1A1A"/>
-        </w:rPr>
-        <w:t xml:space="preserve">F1</w:t>
-      </w:r>
-    </w:p>
-    <w:p>
-      <w:pPr/>
-      <w:r>
-        <w:rPr>
-          <w:rFonts w:ascii="Helvetica" w:hAnsi="Helvetica" w:cs="Helvetica"/>
-          <w:sz w:val="26"/>
-          <w:sz-cs w:val="26"/>
-          <w:spacing w:val="0"/>
-          <w:color w:val="1A1A1A"/>
-        </w:rPr>
-        <w:t xml:space="preserve">Llama 3.2 1B vs. Qwen 2.5 1.5B</w:t>
-      </w:r>
-    </w:p>
-    <w:p>
-      <w:pPr>
-        <w:jc w:val="right"/>
-      </w:pPr>
-      <w:r>
-        <w:rPr>
-          <w:rFonts w:ascii="Helvetica" w:hAnsi="Helvetica" w:cs="Helvetica"/>
-          <w:sz w:val="26"/>
-          <w:sz-cs w:val="26"/>
-          <w:spacing w:val="0"/>
-          <w:color w:val="1A1A1A"/>
-        </w:rPr>
-        <w:t xml:space="preserve">0 / 39</w:t>
-      </w:r>
-    </w:p>
-    <w:p>
-      <w:pPr>
-        <w:jc w:val="right"/>
-      </w:pPr>
-      <w:r>
-        <w:rPr>
-          <w:rFonts w:ascii="Helvetica" w:hAnsi="Helvetica" w:cs="Helvetica"/>
-          <w:sz w:val="26"/>
-          <w:sz-cs w:val="26"/>
-          <w:spacing w:val="0"/>
-          <w:color w:val="1A1A1A"/>
-        </w:rPr>
-        <w:t xml:space="preserve">38 / 39</w:t>
-      </w:r>
-    </w:p>
-    <w:p>
-      <w:pPr>
-        <w:jc w:val="right"/>
-      </w:pPr>
-      <w:r>
-        <w:rPr>
-          <w:rFonts w:ascii="Helvetica" w:hAnsi="Helvetica" w:cs="Helvetica"/>
-          <w:sz w:val="26"/>
-          <w:sz-cs w:val="26"/>
-          <w:i/>
-          <w:spacing w:val="0"/>
-          <w:color w:val="1A1A1A"/>
-        </w:rPr>
-        <w:t xml:space="preserve">p</w:t>
-      </w:r>
-      <w:r>
-        <w:rPr>
-          <w:rFonts w:ascii="Helvetica" w:hAnsi="Helvetica" w:cs="Helvetica"/>
-          <w:sz w:val="26"/>
-          <w:sz-cs w:val="26"/>
-          <w:spacing w:val="0"/>
-          <w:color w:val="1A1A1A"/>
-        </w:rPr>
-        <w:t xml:space="preserve"> &lt; 10⁻¹⁵</w:t>
-      </w:r>
-    </w:p>
-    <w:p>
-      <w:pPr/>
-      <w:r>
-        <w:rPr>
-          <w:rFonts w:ascii="Helvetica" w:hAnsi="Helvetica" w:cs="Helvetica"/>
-          <w:sz w:val="26"/>
-          <w:sz-cs w:val="26"/>
-          <w:spacing w:val="0"/>
-          <w:color w:val="1A1A1A"/>
-        </w:rPr>
-        <w:t xml:space="preserve">F2</w:t>
-      </w:r>
-    </w:p>
-    <w:p>
-      <w:pPr/>
-      <w:r>
-        <w:rPr>
-          <w:rFonts w:ascii="Helvetica" w:hAnsi="Helvetica" w:cs="Helvetica"/>
-          <w:sz w:val="26"/>
-          <w:sz-cs w:val="26"/>
-          <w:spacing w:val="0"/>
-          <w:color w:val="1A1A1A"/>
-        </w:rPr>
-        <w:t xml:space="preserve">Llama 3.2 3B vs. Qwen 2.5 3B</w:t>
-      </w:r>
-    </w:p>
-    <w:p>
-      <w:pPr>
-        <w:jc w:val="right"/>
-      </w:pPr>
-      <w:r>
-        <w:rPr>
-          <w:rFonts w:ascii="Helvetica" w:hAnsi="Helvetica" w:cs="Helvetica"/>
-          <w:sz w:val="26"/>
-          <w:sz-cs w:val="26"/>
-          <w:spacing w:val="0"/>
-          <w:color w:val="1A1A1A"/>
-        </w:rPr>
-        <w:t xml:space="preserve">0 / 39</w:t>
-      </w:r>
-    </w:p>
-    <w:p>
-      <w:pPr>
-        <w:jc w:val="right"/>
-      </w:pPr>
-      <w:r>
-        <w:rPr>
-          <w:rFonts w:ascii="Helvetica" w:hAnsi="Helvetica" w:cs="Helvetica"/>
-          <w:sz w:val="26"/>
-          <w:sz-cs w:val="26"/>
-          <w:spacing w:val="0"/>
-          <w:color w:val="1A1A1A"/>
-        </w:rPr>
-        <w:t xml:space="preserve">39 / 39</w:t>
-      </w:r>
-    </w:p>
-    <w:p>
-      <w:pPr>
-        <w:jc w:val="right"/>
-      </w:pPr>
-      <w:r>
-        <w:rPr>
-          <w:rFonts w:ascii="Helvetica" w:hAnsi="Helvetica" w:cs="Helvetica"/>
-          <w:sz w:val="26"/>
-          <w:sz-cs w:val="26"/>
-          <w:i/>
-          <w:spacing w:val="0"/>
-          <w:color w:val="1A1A1A"/>
-        </w:rPr>
-        <w:t xml:space="preserve">p</w:t>
-      </w:r>
-      <w:r>
-        <w:rPr>
-          <w:rFonts w:ascii="Helvetica" w:hAnsi="Helvetica" w:cs="Helvetica"/>
-          <w:sz w:val="26"/>
-          <w:sz-cs w:val="26"/>
-          <w:spacing w:val="0"/>
-          <w:color w:val="1A1A1A"/>
-        </w:rPr>
-        <w:t xml:space="preserve"> &lt; 10⁻¹⁵</w:t>
-      </w:r>
-    </w:p>
-    <w:p>
-      <w:pPr/>
-      <w:r>
-        <w:rPr>
-          <w:rFonts w:ascii="Helvetica" w:hAnsi="Helvetica" w:cs="Helvetica"/>
-          <w:sz w:val="26"/>
-          <w:sz-cs w:val="26"/>
-          <w:spacing w:val="0"/>
-          <w:color w:val="1A1A1A"/>
-        </w:rPr>
-        <w:t xml:space="preserve">F3</w:t>
-      </w:r>
-    </w:p>
-    <w:p>
-      <w:pPr/>
-      <w:r>
-        <w:rPr>
-          <w:rFonts w:ascii="Helvetica" w:hAnsi="Helvetica" w:cs="Helvetica"/>
-          <w:sz w:val="26"/>
-          <w:sz-cs w:val="26"/>
-          <w:spacing w:val="0"/>
-          <w:color w:val="1A1A1A"/>
-        </w:rPr>
-        <w:t xml:space="preserve">Llama 3.2 3B vs. Gemma 2 2B</w:t>
-      </w:r>
-    </w:p>
-    <w:p>
-      <w:pPr>
-        <w:jc w:val="right"/>
-      </w:pPr>
-      <w:r>
-        <w:rPr>
-          <w:rFonts w:ascii="Helvetica" w:hAnsi="Helvetica" w:cs="Helvetica"/>
-          <w:sz w:val="26"/>
-          <w:sz-cs w:val="26"/>
-          <w:spacing w:val="0"/>
-          <w:color w:val="1A1A1A"/>
-        </w:rPr>
-        <w:t xml:space="preserve">0 / 39</w:t>
-      </w:r>
-    </w:p>
-    <w:p>
-      <w:pPr>
-        <w:jc w:val="right"/>
-      </w:pPr>
-      <w:r>
-        <w:rPr>
-          <w:rFonts w:ascii="Helvetica" w:hAnsi="Helvetica" w:cs="Helvetica"/>
-          <w:sz w:val="26"/>
-          <w:sz-cs w:val="26"/>
-          <w:spacing w:val="0"/>
-          <w:color w:val="1A1A1A"/>
-        </w:rPr>
-        <w:t xml:space="preserve">38 / 39</w:t>
-      </w:r>
-    </w:p>
-    <w:p>
-      <w:pPr>
-        <w:jc w:val="right"/>
-      </w:pPr>
-      <w:r>
-        <w:rPr>
-          <w:rFonts w:ascii="Helvetica" w:hAnsi="Helvetica" w:cs="Helvetica"/>
-          <w:sz w:val="26"/>
-          <w:sz-cs w:val="26"/>
-          <w:i/>
-          <w:spacing w:val="0"/>
-          <w:color w:val="1A1A1A"/>
-        </w:rPr>
-        <w:t xml:space="preserve">p</w:t>
-      </w:r>
-      <w:r>
-        <w:rPr>
-          <w:rFonts w:ascii="Helvetica" w:hAnsi="Helvetica" w:cs="Helvetica"/>
-          <w:sz w:val="26"/>
-          <w:sz-cs w:val="26"/>
-          <w:spacing w:val="0"/>
-          <w:color w:val="1A1A1A"/>
-        </w:rPr>
-        <w:t xml:space="preserve"> &lt; 10⁻¹⁵</w:t>
-      </w:r>
-    </w:p>
-    <w:p>
-      <w:pPr/>
-      <w:r>
-        <w:rPr>
-          <w:rFonts w:ascii="Helvetica" w:hAnsi="Helvetica" w:cs="Helvetica"/>
-          <w:sz w:val="26"/>
-          <w:sz-cs w:val="26"/>
-          <w:spacing w:val="0"/>
-          <w:color w:val="1A1A1A"/>
-        </w:rPr>
-        <w:t xml:space="preserve">F4</w:t>
-      </w:r>
-    </w:p>
-    <w:p>
-      <w:pPr/>
-      <w:r>
-        <w:rPr>
-          <w:rFonts w:ascii="Helvetica" w:hAnsi="Helvetica" w:cs="Helvetica"/>
-          <w:sz w:val="26"/>
-          <w:sz-cs w:val="26"/>
-          <w:spacing w:val="0"/>
-          <w:color w:val="1A1A1A"/>
-        </w:rPr>
-        <w:t xml:space="preserve">Phi-3 mini vs. Qwen 2.5 3B</w:t>
-      </w:r>
-    </w:p>
-    <w:p>
-      <w:pPr>
-        <w:jc w:val="right"/>
-      </w:pPr>
-      <w:r>
-        <w:rPr>
-          <w:rFonts w:ascii="Helvetica" w:hAnsi="Helvetica" w:cs="Helvetica"/>
-          <w:sz w:val="26"/>
-          <w:sz-cs w:val="26"/>
-          <w:spacing w:val="0"/>
-          <w:color w:val="1A1A1A"/>
-        </w:rPr>
-        <w:t xml:space="preserve">0 / 39</w:t>
-      </w:r>
-    </w:p>
-    <w:p>
-      <w:pPr>
-        <w:jc w:val="right"/>
-      </w:pPr>
-      <w:r>
-        <w:rPr>
-          <w:rFonts w:ascii="Helvetica" w:hAnsi="Helvetica" w:cs="Helvetica"/>
-          <w:sz w:val="26"/>
-          <w:sz-cs w:val="26"/>
-          <w:spacing w:val="0"/>
-          <w:color w:val="1A1A1A"/>
-        </w:rPr>
-        <w:t xml:space="preserve">39 / 39</w:t>
-      </w:r>
-    </w:p>
-    <w:p>
-      <w:pPr>
-        <w:jc w:val="right"/>
-      </w:pPr>
-      <w:r>
-        <w:rPr>
-          <w:rFonts w:ascii="Helvetica" w:hAnsi="Helvetica" w:cs="Helvetica"/>
-          <w:sz w:val="26"/>
-          <w:sz-cs w:val="26"/>
-          <w:i/>
-          <w:spacing w:val="0"/>
-          <w:color w:val="1A1A1A"/>
-        </w:rPr>
-        <w:t xml:space="preserve">p</w:t>
-      </w:r>
-      <w:r>
-        <w:rPr>
-          <w:rFonts w:ascii="Helvetica" w:hAnsi="Helvetica" w:cs="Helvetica"/>
-          <w:sz w:val="26"/>
-          <w:sz-cs w:val="26"/>
-          <w:spacing w:val="0"/>
-          <w:color w:val="1A1A1A"/>
-        </w:rPr>
-        <w:t xml:space="preserve"> &lt; 10⁻¹⁵</w:t>
-      </w:r>
-    </w:p>
-    <w:p>
-      <w:pPr/>
-      <w:r>
-        <w:rPr>
-          <w:rFonts w:ascii="Helvetica" w:hAnsi="Helvetica" w:cs="Helvetica"/>
-          <w:sz w:val="26"/>
-          <w:sz-cs w:val="26"/>
-          <w:spacing w:val="0"/>
-          <w:color w:val="1A1A1A"/>
-        </w:rPr>
-        <w:t xml:space="preserve">F5</w:t>
-      </w:r>
-    </w:p>
-    <w:p>
-      <w:pPr/>
-      <w:r>
-        <w:rPr>
-          <w:rFonts w:ascii="Helvetica" w:hAnsi="Helvetica" w:cs="Helvetica"/>
-          <w:sz w:val="26"/>
-          <w:sz-cs w:val="26"/>
-          <w:spacing w:val="0"/>
-          <w:color w:val="1A1A1A"/>
-        </w:rPr>
-        <w:t xml:space="preserve">Phi-3 mini vs. Llama 3 8B</w:t>
-      </w:r>
-    </w:p>
-    <w:p>
-      <w:pPr>
-        <w:jc w:val="right"/>
-      </w:pPr>
-      <w:r>
-        <w:rPr>
-          <w:rFonts w:ascii="Helvetica" w:hAnsi="Helvetica" w:cs="Helvetica"/>
-          <w:sz w:val="26"/>
-          <w:sz-cs w:val="26"/>
-          <w:spacing w:val="0"/>
-          <w:color w:val="1A1A1A"/>
-        </w:rPr>
-        <w:t xml:space="preserve">0 / 39</w:t>
-      </w:r>
-    </w:p>
-    <w:p>
-      <w:pPr>
-        <w:jc w:val="right"/>
-      </w:pPr>
-      <w:r>
-        <w:rPr>
-          <w:rFonts w:ascii="Helvetica" w:hAnsi="Helvetica" w:cs="Helvetica"/>
-          <w:sz w:val="26"/>
-          <w:sz-cs w:val="26"/>
-          <w:spacing w:val="0"/>
-          <w:color w:val="1A1A1A"/>
-        </w:rPr>
-        <w:t xml:space="preserve">39 / 39</w:t>
-      </w:r>
-    </w:p>
-    <w:p>
-      <w:pPr>
-        <w:jc w:val="right"/>
-      </w:pPr>
-      <w:r>
-        <w:rPr>
-          <w:rFonts w:ascii="Helvetica" w:hAnsi="Helvetica" w:cs="Helvetica"/>
-          <w:sz w:val="26"/>
-          <w:sz-cs w:val="26"/>
-          <w:i/>
-          <w:spacing w:val="0"/>
-          <w:color w:val="1A1A1A"/>
-        </w:rPr>
-        <w:t xml:space="preserve">p</w:t>
-      </w:r>
-      <w:r>
-        <w:rPr>
-          <w:rFonts w:ascii="Helvetica" w:hAnsi="Helvetica" w:cs="Helvetica"/>
-          <w:sz w:val="26"/>
-          <w:sz-cs w:val="26"/>
-          <w:spacing w:val="0"/>
-          <w:color w:val="1A1A1A"/>
-        </w:rPr>
-        <w:t xml:space="preserve"> &lt; 10⁻¹⁵</w:t>
-      </w:r>
-    </w:p>
-    <w:p>
-      <w:pPr/>
-      <w:r>
-        <w:rPr>
-          <w:rFonts w:ascii="Helvetica" w:hAnsi="Helvetica" w:cs="Helvetica"/>
-          <w:sz w:val="26"/>
-          <w:sz-cs w:val="26"/>
-          <w:spacing w:val="0"/>
-          <w:color w:val="1A1A1A"/>
-        </w:rPr>
-        <w:t xml:space="preserve">F6</w:t>
-      </w:r>
-    </w:p>
-    <w:p>
-      <w:pPr/>
-      <w:r>
-        <w:rPr>
-          <w:rFonts w:ascii="Helvetica" w:hAnsi="Helvetica" w:cs="Helvetica"/>
-          <w:sz w:val="26"/>
-          <w:sz-cs w:val="26"/>
-          <w:spacing w:val="0"/>
-          <w:color w:val="1A1A1A"/>
-        </w:rPr>
-        <w:t xml:space="preserve">Llama 3.2 1B: zero-shot baseline vs. </w:t>
-      </w:r>
-      <w:r>
-        <w:rPr>
-          <w:rFonts w:ascii="Helvetica" w:hAnsi="Helvetica" w:cs="Helvetica"/>
-          <w:sz w:val="26"/>
-          <w:sz-cs w:val="26"/>
-          <w:i/>
-          <w:spacing w:val="0"/>
-          <w:color w:val="1A1A1A"/>
-        </w:rPr>
-        <w:t xml:space="preserve">one-shot</w:t>
-      </w:r>
-      <w:r>
-        <w:rPr>
-          <w:rFonts w:ascii="Helvetica" w:hAnsi="Helvetica" w:cs="Helvetica"/>
-          <w:sz w:val="26"/>
-          <w:sz-cs w:val="26"/>
-          <w:spacing w:val="0"/>
-          <w:color w:val="1A1A1A"/>
-        </w:rPr>
-        <w:t xml:space="preserve"> (E2)</w:t>
-      </w:r>
-    </w:p>
-    <w:p>
-      <w:pPr>
-        <w:jc w:val="right"/>
-      </w:pPr>
-      <w:r>
-        <w:rPr>
-          <w:rFonts w:ascii="Helvetica" w:hAnsi="Helvetica" w:cs="Helvetica"/>
-          <w:sz w:val="26"/>
-          <w:sz-cs w:val="26"/>
-          <w:spacing w:val="0"/>
-          <w:color w:val="1A1A1A"/>
-        </w:rPr>
-        <w:t xml:space="preserve">0 / 39</w:t>
-      </w:r>
-    </w:p>
-    <w:p>
-      <w:pPr>
-        <w:jc w:val="right"/>
-      </w:pPr>
-      <w:r>
-        <w:rPr>
-          <w:rFonts w:ascii="Helvetica" w:hAnsi="Helvetica" w:cs="Helvetica"/>
-          <w:sz w:val="26"/>
-          <w:sz-cs w:val="26"/>
-          <w:spacing w:val="0"/>
-          <w:color w:val="1A1A1A"/>
-        </w:rPr>
-        <w:t xml:space="preserve">11 / 11</w:t>
-      </w:r>
-    </w:p>
-    <w:p>
-      <w:pPr>
-        <w:jc w:val="right"/>
-      </w:pPr>
-      <w:r>
-        <w:rPr>
-          <w:rFonts w:ascii="Helvetica" w:hAnsi="Helvetica" w:cs="Helvetica"/>
-          <w:sz w:val="26"/>
-          <w:sz-cs w:val="26"/>
-          <w:i/>
-          <w:spacing w:val="0"/>
-          <w:color w:val="1A1A1A"/>
-        </w:rPr>
-        <w:t xml:space="preserve">p</w:t>
-      </w:r>
-      <w:r>
-        <w:rPr>
-          <w:rFonts w:ascii="Helvetica" w:hAnsi="Helvetica" w:cs="Helvetica"/>
-          <w:sz w:val="26"/>
-          <w:sz-cs w:val="26"/>
-          <w:spacing w:val="0"/>
-          <w:color w:val="1A1A1A"/>
-        </w:rPr>
-        <w:t xml:space="preserve"> = 2.7 × 10⁻¹¹</w:t>
-      </w:r>
-    </w:p>
-    <w:p>
-      <w:pPr/>
-      <w:r>
-        <w:rPr>
-          <w:rFonts w:ascii="Helvetica" w:hAnsi="Helvetica" w:cs="Helvetica"/>
-          <w:sz w:val="26"/>
-          <w:sz-cs w:val="26"/>
-          <w:spacing w:val="0"/>
-          <w:color w:val="1A1A1A"/>
-        </w:rPr>
-        <w:t xml:space="preserve">F7</w:t>
-      </w:r>
-    </w:p>
-    <w:p>
-      <w:pPr/>
-      <w:r>
-        <w:rPr>
-          <w:rFonts w:ascii="Helvetica" w:hAnsi="Helvetica" w:cs="Helvetica"/>
-          <w:sz w:val="26"/>
-          <w:sz-cs w:val="26"/>
-          <w:spacing w:val="0"/>
-          <w:color w:val="1A1A1A"/>
-        </w:rPr>
-        <w:t xml:space="preserve">Llama 3.2 3B: zero-shot baseline vs. </w:t>
-      </w:r>
-      <w:r>
-        <w:rPr>
-          <w:rFonts w:ascii="Helvetica" w:hAnsi="Helvetica" w:cs="Helvetica"/>
-          <w:sz w:val="26"/>
-          <w:sz-cs w:val="26"/>
-          <w:i/>
-          <w:spacing w:val="0"/>
-          <w:color w:val="1A1A1A"/>
-        </w:rPr>
-        <w:t xml:space="preserve">one-shot</w:t>
-      </w:r>
-      <w:r>
-        <w:rPr>
-          <w:rFonts w:ascii="Helvetica" w:hAnsi="Helvetica" w:cs="Helvetica"/>
-          <w:sz w:val="26"/>
-          <w:sz-cs w:val="26"/>
-          <w:spacing w:val="0"/>
-          <w:color w:val="1A1A1A"/>
-        </w:rPr>
-        <w:t xml:space="preserve"> (E2)</w:t>
-      </w:r>
-    </w:p>
-    <w:p>
-      <w:pPr>
-        <w:jc w:val="right"/>
-      </w:pPr>
-      <w:r>
-        <w:rPr>
-          <w:rFonts w:ascii="Helvetica" w:hAnsi="Helvetica" w:cs="Helvetica"/>
-          <w:sz w:val="26"/>
-          <w:sz-cs w:val="26"/>
-          <w:spacing w:val="0"/>
-          <w:color w:val="1A1A1A"/>
-        </w:rPr>
-        <w:t xml:space="preserve">0 / 39</w:t>
-      </w:r>
-    </w:p>
-    <w:p>
-      <w:pPr>
-        <w:jc w:val="right"/>
-      </w:pPr>
-      <w:r>
-        <w:rPr>
-          <w:rFonts w:ascii="Helvetica" w:hAnsi="Helvetica" w:cs="Helvetica"/>
-          <w:sz w:val="26"/>
-          <w:sz-cs w:val="26"/>
-          <w:spacing w:val="0"/>
-          <w:color w:val="1A1A1A"/>
-        </w:rPr>
-        <w:t xml:space="preserve">12 / 12</w:t>
-      </w:r>
-    </w:p>
-    <w:p>
-      <w:pPr>
-        <w:jc w:val="right"/>
-      </w:pPr>
-      <w:r>
-        <w:rPr>
-          <w:rFonts w:ascii="Helvetica" w:hAnsi="Helvetica" w:cs="Helvetica"/>
-          <w:sz w:val="26"/>
-          <w:sz-cs w:val="26"/>
-          <w:i/>
-          <w:spacing w:val="0"/>
-          <w:color w:val="1A1A1A"/>
-        </w:rPr>
-        <w:t xml:space="preserve">p</w:t>
-      </w:r>
-      <w:r>
-        <w:rPr>
-          <w:rFonts w:ascii="Helvetica" w:hAnsi="Helvetica" w:cs="Helvetica"/>
-          <w:sz w:val="26"/>
-          <w:sz-cs w:val="26"/>
-          <w:spacing w:val="0"/>
-          <w:color w:val="1A1A1A"/>
-        </w:rPr>
-        <w:t xml:space="preserve"> = 6.3 × 10⁻¹²</w:t>
+          <w:spacing w:val="0"/>
+          <w:color w:val="1A1A1A"/>
+        </w:rPr>
+        <w:t xml:space="preserve">Applying the metalinguistic criterion described in Subsection 3.6 to the 13 responses of the first repetition of </w:t>
+      </w:r>
+      <w:r>
+        <w:rPr>
+          <w:rFonts w:ascii="Courier New" w:hAnsi="Courier New" w:cs="Courier New"/>
+          <w:sz w:val="25"/>
+          <w:sz-cs w:val="25"/>
+          <w:spacing w:val="0"/>
+          <w:color w:val="1A1A1A"/>
+        </w:rPr>
+        <w:t xml:space="preserve">qwen2.5:3b-instruct</w:t>
+      </w:r>
+      <w:r>
+        <w:rPr>
+          <w:rFonts w:ascii="Helvetica" w:hAnsi="Helvetica" w:cs="Helvetica"/>
+          <w:sz w:val="29"/>
+          <w:sz-cs w:val="29"/>
+          <w:spacing w:val="0"/>
+          <w:color w:val="1A1A1A"/>
+        </w:rPr>
+        <w:t xml:space="preserve">, it is observed that only 6 of 13 responses (46.2 %; Wilson 95 % CI: [23.2 %; 70.9 %]) mobilize any terminology of the cohesion taxonomy — pronominalization, lexical repetition, connective, argumentative operator, temporal marker, juxtaposition. Table 4 reports the observed proportion alongside the interpretation of the confidence bounds.</w:t>
       </w:r>
     </w:p>
     <w:p>
@@ -10245,31 +10597,504 @@
           <w:rFonts w:ascii="Helvetica" w:hAnsi="Helvetica" w:cs="Helvetica"/>
           <w:sz w:val="29"/>
           <w:sz-cs w:val="29"/>
-          <w:spacing w:val="0"/>
-          <w:color w:val="1A1A1A"/>
-        </w:rPr>
-        <w:t xml:space="preserve">The seven tests jointly sustain the inferential framework of the paper: the four cross-family architectural separations (F1–F5) reject homogeneous-conformance nulls at any conventional threshold and identify the Llama 3.2 and Phi-3 families as statistically distinguishable from the structurally conformant population; the two paired-condition reversals (F6–F7) reject the null of zero-shot–invariance for the Llama 3.2 family and statistically corroborate the reclassification of its divergence as a reversible obedience bias. The conditional maximum-likelihood odds ratio is degenerate in all seven contrasts due to zero cells in the contingency tables; the exact </w:t>
-      </w:r>
-      <w:r>
-        <w:rPr>
-          <w:rFonts w:ascii="Helvetica" w:hAnsi="Helvetica" w:cs="Helvetica"/>
-          <w:sz w:val="29"/>
-          <w:sz-cs w:val="29"/>
-          <w:i/>
-          <w:spacing w:val="0"/>
-          <w:color w:val="1A1A1A"/>
-        </w:rPr>
-        <w:t xml:space="preserve">p</w:t>
-      </w:r>
-      <w:r>
-        <w:rPr>
-          <w:rFonts w:ascii="Helvetica" w:hAnsi="Helvetica" w:cs="Helvetica"/>
-          <w:sz w:val="29"/>
-          <w:sz-cs w:val="29"/>
-          <w:spacing w:val="0"/>
-          <w:color w:val="1A1A1A"/>
-        </w:rPr>
-        <w:t xml:space="preserve">-value alone constitutes the reportable effect, in line with standard practice for categorical comparisons under extreme proportion regimes.</w:t>
+          <w:b/>
+          <w:spacing w:val="0"/>
+          <w:color w:val="1A1A1A"/>
+        </w:rPr>
+        <w:t xml:space="preserve">Table 4.</w:t>
+      </w:r>
+      <w:r>
+        <w:rPr>
+          <w:rFonts w:ascii="Helvetica" w:hAnsi="Helvetica" w:cs="Helvetica"/>
+          <w:sz w:val="29"/>
+          <w:sz-cs w:val="29"/>
+          <w:spacing w:val="0"/>
+          <w:color w:val="1A1A1A"/>
+        </w:rPr>
+        <w:t xml:space="preserve"> Metalinguistic adherence of </w:t>
+      </w:r>
+      <w:r>
+        <w:rPr>
+          <w:rFonts w:ascii="Courier New" w:hAnsi="Courier New" w:cs="Courier New"/>
+          <w:sz w:val="25"/>
+          <w:sz-cs w:val="25"/>
+          <w:spacing w:val="0"/>
+          <w:color w:val="1A1A1A"/>
+        </w:rPr>
+        <w:t xml:space="preserve">qwen2.5:3b-instruct</w:t>
+      </w:r>
+      <w:r>
+        <w:rPr>
+          <w:rFonts w:ascii="Helvetica" w:hAnsi="Helvetica" w:cs="Helvetica"/>
+          <w:sz w:val="29"/>
+          <w:sz-cs w:val="29"/>
+          <w:spacing w:val="0"/>
+          <w:color w:val="1A1A1A"/>
+        </w:rPr>
+        <w:t xml:space="preserve"> (Wilson 95 % CI).</w:t>
+      </w:r>
+    </w:p>
+    <w:p>
+      <w:pPr/>
+      <w:r>
+        <w:rPr>
+          <w:rFonts w:ascii="Helvetica" w:hAnsi="Helvetica" w:cs="Helvetica"/>
+          <w:sz w:val="26"/>
+          <w:sz-cs w:val="26"/>
+          <w:b/>
+          <w:spacing w:val="0"/>
+          <w:color w:val="1A1A1A"/>
+        </w:rPr>
+        <w:t xml:space="preserve">Metric</w:t>
+      </w:r>
+    </w:p>
+    <w:p>
+      <w:pPr/>
+      <w:r>
+        <w:rPr>
+          <w:rFonts w:ascii="Helvetica" w:hAnsi="Helvetica" w:cs="Helvetica"/>
+          <w:sz w:val="26"/>
+          <w:sz-cs w:val="26"/>
+          <w:b/>
+          <w:spacing w:val="0"/>
+          <w:color w:val="1A1A1A"/>
+        </w:rPr>
+        <w:t xml:space="preserve">Result</w:t>
+      </w:r>
+    </w:p>
+    <w:p>
+      <w:pPr/>
+      <w:r>
+        <w:rPr>
+          <w:rFonts w:ascii="Helvetica" w:hAnsi="Helvetica" w:cs="Helvetica"/>
+          <w:sz w:val="26"/>
+          <w:sz-cs w:val="26"/>
+          <w:spacing w:val="0"/>
+          <w:color w:val="1A1A1A"/>
+        </w:rPr>
+        <w:t xml:space="preserve">Scenarios mobilizing Koch terminology</w:t>
+      </w:r>
+    </w:p>
+    <w:p>
+      <w:pPr/>
+      <w:r>
+        <w:rPr>
+          <w:rFonts w:ascii="Helvetica" w:hAnsi="Helvetica" w:cs="Helvetica"/>
+          <w:sz w:val="26"/>
+          <w:sz-cs w:val="26"/>
+          <w:spacing w:val="0"/>
+          <w:color w:val="1A1A1A"/>
+        </w:rPr>
+        <w:t xml:space="preserve">6 / 13 (46.2 %)</w:t>
+      </w:r>
+    </w:p>
+    <w:p>
+      <w:pPr/>
+      <w:r>
+        <w:rPr>
+          <w:rFonts w:ascii="Helvetica" w:hAnsi="Helvetica" w:cs="Helvetica"/>
+          <w:sz w:val="26"/>
+          <w:sz-cs w:val="26"/>
+          <w:spacing w:val="0"/>
+          <w:color w:val="1A1A1A"/>
+        </w:rPr>
+        <w:t xml:space="preserve">Wilson 95 % CI</w:t>
+      </w:r>
+    </w:p>
+    <w:p>
+      <w:pPr/>
+      <w:r>
+        <w:rPr>
+          <w:rFonts w:ascii="Helvetica" w:hAnsi="Helvetica" w:cs="Helvetica"/>
+          <w:sz w:val="26"/>
+          <w:sz-cs w:val="26"/>
+          <w:spacing w:val="0"/>
+          <w:color w:val="1A1A1A"/>
+        </w:rPr>
+        <w:t xml:space="preserve">[23.2 %; 70.9 %]</w:t>
+      </w:r>
+    </w:p>
+    <w:p>
+      <w:pPr/>
+      <w:r>
+        <w:rPr>
+          <w:rFonts w:ascii="Helvetica" w:hAnsi="Helvetica" w:cs="Helvetica"/>
+          <w:sz w:val="26"/>
+          <w:sz-cs w:val="26"/>
+          <w:spacing w:val="0"/>
+          <w:color w:val="1A1A1A"/>
+        </w:rPr>
+        <w:t xml:space="preserve">Upper bound (optimistic)</w:t>
+      </w:r>
+    </w:p>
+    <w:p>
+      <w:pPr/>
+      <w:r>
+        <w:rPr>
+          <w:rFonts w:ascii="Helvetica" w:hAnsi="Helvetica" w:cs="Helvetica"/>
+          <w:sz w:val="26"/>
+          <w:sz-cs w:val="26"/>
+          <w:spacing w:val="0"/>
+          <w:color w:val="1A1A1A"/>
+        </w:rPr>
+        <w:t xml:space="preserve">70.9 %: absence in ≥ 29 % of scenarios</w:t>
+      </w:r>
+    </w:p>
+    <w:p>
+      <w:pPr/>
+      <w:r>
+        <w:rPr>
+          <w:rFonts w:ascii="Helvetica" w:hAnsi="Helvetica" w:cs="Helvetica"/>
+          <w:sz w:val="26"/>
+          <w:sz-cs w:val="26"/>
+          <w:spacing w:val="0"/>
+          <w:color w:val="1A1A1A"/>
+        </w:rPr>
+        <w:t xml:space="preserve">Lower bound (pessimistic)</w:t>
+      </w:r>
+    </w:p>
+    <w:p>
+      <w:pPr/>
+      <w:r>
+        <w:rPr>
+          <w:rFonts w:ascii="Helvetica" w:hAnsi="Helvetica" w:cs="Helvetica"/>
+          <w:sz w:val="26"/>
+          <w:sz-cs w:val="26"/>
+          <w:spacing w:val="0"/>
+          <w:color w:val="1A1A1A"/>
+        </w:rPr>
+        <w:t xml:space="preserve">23.2 %: absence in ≥ 77 % of scenarios</w:t>
+      </w:r>
+    </w:p>
+    <w:p>
+      <w:pPr/>
+      <w:r>
+        <w:rPr>
+          <w:rFonts w:ascii="Helvetica" w:hAnsi="Helvetica" w:cs="Helvetica"/>
+          <w:sz w:val="26"/>
+          <w:sz-cs w:val="26"/>
+          <w:spacing w:val="0"/>
+          <w:color w:val="1A1A1A"/>
+        </w:rPr>
+        <w:t xml:space="preserve">Classification</w:t>
+      </w:r>
+    </w:p>
+    <w:p>
+      <w:pPr/>
+      <w:r>
+        <w:rPr>
+          <w:rFonts w:ascii="Helvetica" w:hAnsi="Helvetica" w:cs="Helvetica"/>
+          <w:sz w:val="26"/>
+          <w:sz-cs w:val="26"/>
+          <w:spacing w:val="0"/>
+          <w:color w:val="1A1A1A"/>
+        </w:rPr>
+        <w:t xml:space="preserve">Partial and unstable adherence (sustained by CI)</w:t>
+      </w:r>
+    </w:p>
+    <w:p>
+      <w:pPr>
+        <w:jc w:val="both"/>
+        <w:spacing w:after="175"/>
+      </w:pPr>
+      <w:r>
+        <w:rPr>
+          <w:rFonts w:ascii="Helvetica" w:hAnsi="Helvetica" w:cs="Helvetica"/>
+          <w:sz w:val="29"/>
+          <w:sz-cs w:val="29"/>
+          <w:i/>
+          <w:spacing w:val="0"/>
+          <w:color w:val="1A1A1A"/>
+        </w:rPr>
+        <w:t xml:space="preserve">Note. The width of the CI ([23.2 %; 70.9 %]) reflects the small n of canonical scenarios (n = 13) and constitutes an acknowledged limitation of this analysis; nevertheless, even the upper bound of the interval implies absence of metalinguistic terminology in at least 29 % of scenarios, preserving the characterization of partial and unstable adherence regardless of where the true rate lies within the interval.</w:t>
+      </w:r>
+      <w:r>
+        <w:rPr>
+          <w:rFonts w:ascii="Helvetica" w:hAnsi="Helvetica" w:cs="Helvetica"/>
+          <w:sz w:val="29"/>
+          <w:sz-cs w:val="29"/>
+          <w:spacing w:val="0"/>
+          <w:color w:val="1A1A1A"/>
+        </w:rPr>
+        <w:t xml:space="preserve"/>
+      </w:r>
+    </w:p>
+    <w:p>
+      <w:pPr>
+        <w:jc w:val="both"/>
+        <w:spacing w:after="175"/>
+      </w:pPr>
+      <w:r>
+        <w:rPr>
+          <w:rFonts w:ascii="Helvetica" w:hAnsi="Helvetica" w:cs="Helvetica"/>
+          <w:sz w:val="29"/>
+          <w:sz-cs w:val="29"/>
+          <w:spacing w:val="0"/>
+          <w:color w:val="1A1A1A"/>
+        </w:rPr>
+        <w:t xml:space="preserve">In the seven remaining scenarios (53.8 %), the model shifts the interlocution to the </w:t>
+      </w:r>
+      <w:r>
+        <w:rPr>
+          <w:rFonts w:ascii="Helvetica" w:hAnsi="Helvetica" w:cs="Helvetica"/>
+          <w:sz w:val="29"/>
+          <w:sz-cs w:val="29"/>
+          <w:b/>
+          <w:spacing w:val="0"/>
+          <w:color w:val="1A1A1A"/>
+        </w:rPr>
+        <w:t xml:space="preserve">thematic-narrative plane of the literary work cited</w:t>
+      </w:r>
+      <w:r>
+        <w:rPr>
+          <w:rFonts w:ascii="Helvetica" w:hAnsi="Helvetica" w:cs="Helvetica"/>
+          <w:sz w:val="29"/>
+          <w:sz-cs w:val="29"/>
+          <w:spacing w:val="0"/>
+          <w:color w:val="1A1A1A"/>
+        </w:rPr>
+        <w:t xml:space="preserve"> by the student (characters, plot, setting), commenting elements of the literary source rather than evaluating the textuality of the production. As an illustration, the response to the scenario on Referential Cohesion — in which the student text repeats eight times the noun phrase </w:t>
+      </w:r>
+      <w:r>
+        <w:rPr>
+          <w:rFonts w:ascii="Helvetica" w:hAnsi="Helvetica" w:cs="Helvetica"/>
+          <w:sz w:val="29"/>
+          <w:sz-cs w:val="29"/>
+          <w:i/>
+          <w:spacing w:val="0"/>
+          <w:color w:val="1A1A1A"/>
+        </w:rPr>
+        <w:t xml:space="preserve">"a cartomante"</w:t>
+      </w:r>
+      <w:r>
+        <w:rPr>
+          <w:rFonts w:ascii="Helvetica" w:hAnsi="Helvetica" w:cs="Helvetica"/>
+          <w:sz w:val="29"/>
+          <w:sz-cs w:val="29"/>
+          <w:spacing w:val="0"/>
+          <w:color w:val="1A1A1A"/>
+        </w:rPr>
+        <w:t xml:space="preserve"> across four consecutive sentences — merely observes "good structure, clear beginning, and conclusion that highlights the importance of reading", without any mention of the excessive lexical repetition that constituted the target phenomenon of the scenario.</w:t>
+      </w:r>
+    </w:p>
+    <w:p>
+      <w:pPr>
+        <w:jc w:val="both"/>
+        <w:spacing w:after="175"/>
+      </w:pPr>
+      <w:r>
+        <w:rPr>
+          <w:rFonts w:ascii="Helvetica" w:hAnsi="Helvetica" w:cs="Helvetica"/>
+          <w:sz w:val="29"/>
+          <w:sz-cs w:val="29"/>
+          <w:spacing w:val="0"/>
+          <w:color w:val="1A1A1A"/>
+        </w:rPr>
+        <w:t xml:space="preserve">This constitutes a </w:t>
+      </w:r>
+      <w:r>
+        <w:rPr>
+          <w:rFonts w:ascii="Helvetica" w:hAnsi="Helvetica" w:cs="Helvetica"/>
+          <w:sz w:val="29"/>
+          <w:sz-cs w:val="29"/>
+          <w:b/>
+          <w:spacing w:val="0"/>
+          <w:color w:val="1A1A1A"/>
+        </w:rPr>
+        <w:t xml:space="preserve">categorial task failure</w:t>
+      </w:r>
+      <w:r>
+        <w:rPr>
+          <w:rFonts w:ascii="Helvetica" w:hAnsi="Helvetica" w:cs="Helvetica"/>
+          <w:sz w:val="29"/>
+          <w:sz-cs w:val="29"/>
+          <w:spacing w:val="0"/>
+          <w:color w:val="1A1A1A"/>
+        </w:rPr>
+        <w:t xml:space="preserve">: the model conflates </w:t>
+      </w:r>
+      <w:r>
+        <w:rPr>
+          <w:rFonts w:ascii="Helvetica" w:hAnsi="Helvetica" w:cs="Helvetica"/>
+          <w:sz w:val="29"/>
+          <w:sz-cs w:val="29"/>
+          <w:i/>
+          <w:spacing w:val="0"/>
+          <w:color w:val="1A1A1A"/>
+        </w:rPr>
+        <w:t xml:space="preserve">what the student wrote</w:t>
+      </w:r>
+      <w:r>
+        <w:rPr>
+          <w:rFonts w:ascii="Helvetica" w:hAnsi="Helvetica" w:cs="Helvetica"/>
+          <w:sz w:val="29"/>
+          <w:sz-cs w:val="29"/>
+          <w:spacing w:val="0"/>
+          <w:color w:val="1A1A1A"/>
+        </w:rPr>
+        <w:t xml:space="preserve"> with </w:t>
+      </w:r>
+      <w:r>
+        <w:rPr>
+          <w:rFonts w:ascii="Helvetica" w:hAnsi="Helvetica" w:cs="Helvetica"/>
+          <w:sz w:val="29"/>
+          <w:sz-cs w:val="29"/>
+          <w:i/>
+          <w:spacing w:val="0"/>
+          <w:color w:val="1A1A1A"/>
+        </w:rPr>
+        <w:t xml:space="preserve">what the student wrote about</w:t>
+      </w:r>
+      <w:r>
+        <w:rPr>
+          <w:rFonts w:ascii="Helvetica" w:hAnsi="Helvetica" w:cs="Helvetica"/>
+          <w:sz w:val="29"/>
+          <w:sz-cs w:val="29"/>
+          <w:spacing w:val="0"/>
+          <w:color w:val="1A1A1A"/>
+        </w:rPr>
+        <w:t xml:space="preserve">, and loses the central pedagogical object of the Socratic intervention oriented by metalinguistic rubric. Even in scenarios in which some taxonomy term is evoked, the approach is predominantly declarative — the model </w:t>
+      </w:r>
+      <w:r>
+        <w:rPr>
+          <w:rFonts w:ascii="Helvetica" w:hAnsi="Helvetica" w:cs="Helvetica"/>
+          <w:sz w:val="29"/>
+          <w:sz-cs w:val="29"/>
+          <w:i/>
+          <w:spacing w:val="0"/>
+          <w:color w:val="1A1A1A"/>
+        </w:rPr>
+        <w:t xml:space="preserve">names</w:t>
+      </w:r>
+      <w:r>
+        <w:rPr>
+          <w:rFonts w:ascii="Helvetica" w:hAnsi="Helvetica" w:cs="Helvetica"/>
+          <w:sz w:val="29"/>
+          <w:sz-cs w:val="29"/>
+          <w:spacing w:val="0"/>
+          <w:color w:val="1A1A1A"/>
+        </w:rPr>
+        <w:t xml:space="preserve"> the linguistic phenomenon without leading the student to </w:t>
+      </w:r>
+      <w:r>
+        <w:rPr>
+          <w:rFonts w:ascii="Helvetica" w:hAnsi="Helvetica" w:cs="Helvetica"/>
+          <w:sz w:val="29"/>
+          <w:sz-cs w:val="29"/>
+          <w:i/>
+          <w:spacing w:val="0"/>
+          <w:color w:val="1A1A1A"/>
+        </w:rPr>
+        <w:t xml:space="preserve">reflect</w:t>
+      </w:r>
+      <w:r>
+        <w:rPr>
+          <w:rFonts w:ascii="Helvetica" w:hAnsi="Helvetica" w:cs="Helvetica"/>
+          <w:sz w:val="29"/>
+          <w:sz-cs w:val="29"/>
+          <w:spacing w:val="0"/>
+          <w:color w:val="1A1A1A"/>
+        </w:rPr>
+        <w:t xml:space="preserve"> on how it operates in the produced text, contradicting the dialogic Socratic structure prescribed by the rubric (Paul; Elder, 2007).</w:t>
+      </w:r>
+    </w:p>
+    <w:p>
+      <w:pPr>
+        <w:jc w:val="both"/>
+        <w:spacing w:after="175"/>
+      </w:pPr>
+      <w:r>
+        <w:rPr>
+          <w:rFonts w:ascii="Helvetica" w:hAnsi="Helvetica" w:cs="Helvetica"/>
+          <w:sz w:val="29"/>
+          <w:sz-cs w:val="29"/>
+          <w:spacing w:val="0"/>
+          <w:color w:val="1A1A1A"/>
+        </w:rPr>
+        <w:t xml:space="preserve">The reading of this finding finds direct theoretical support in </w:t>
+      </w:r>
+      <w:r>
+        <w:rPr>
+          <w:rFonts w:ascii="Helvetica" w:hAnsi="Helvetica" w:cs="Helvetica"/>
+          <w:sz w:val="29"/>
+          <w:sz-cs w:val="29"/>
+          <w:b/>
+          <w:spacing w:val="0"/>
+          <w:color w:val="1A1A1A"/>
+        </w:rPr>
+        <w:t xml:space="preserve">MathTutorBench</w:t>
+      </w:r>
+      <w:r>
+        <w:rPr>
+          <w:rFonts w:ascii="Helvetica" w:hAnsi="Helvetica" w:cs="Helvetica"/>
+          <w:sz w:val="29"/>
+          <w:sz-cs w:val="29"/>
+          <w:spacing w:val="0"/>
+          <w:color w:val="1A1A1A"/>
+        </w:rPr>
+        <w:t xml:space="preserve"> by Macina et al. (2025), which documents, in an adjacent educational domain, the existence of a </w:t>
+      </w:r>
+      <w:r>
+        <w:rPr>
+          <w:rFonts w:ascii="Helvetica" w:hAnsi="Helvetica" w:cs="Helvetica"/>
+          <w:sz w:val="29"/>
+          <w:sz-cs w:val="29"/>
+          <w:b/>
+          <w:spacing w:val="0"/>
+          <w:color w:val="1A1A1A"/>
+        </w:rPr>
+        <w:t xml:space="preserve">systematic trade-off between thematic expertise and pedagogical competence</w:t>
+      </w:r>
+      <w:r>
+        <w:rPr>
+          <w:rFonts w:ascii="Helvetica" w:hAnsi="Helvetica" w:cs="Helvetica"/>
+          <w:sz w:val="29"/>
+          <w:sz-cs w:val="29"/>
+          <w:spacing w:val="0"/>
+          <w:color w:val="1A1A1A"/>
+        </w:rPr>
+        <w:t xml:space="preserve"> in off-the-shelf models: the same model capable of correctly discussing the content of a literary work or problem tends to fail as a tutor when faced with the task of leading the student through progressive questioning, retreating to an expository-thematic regime. The behavior here observed in </w:t>
+      </w:r>
+      <w:r>
+        <w:rPr>
+          <w:rFonts w:ascii="Courier New" w:hAnsi="Courier New" w:cs="Courier New"/>
+          <w:sz w:val="25"/>
+          <w:sz-cs w:val="25"/>
+          <w:spacing w:val="0"/>
+          <w:color w:val="1A1A1A"/>
+        </w:rPr>
+        <w:t xml:space="preserve">qwen2.5:3b-instruct</w:t>
+      </w:r>
+      <w:r>
+        <w:rPr>
+          <w:rFonts w:ascii="Helvetica" w:hAnsi="Helvetica" w:cs="Helvetica"/>
+          <w:sz w:val="29"/>
+          <w:sz-cs w:val="29"/>
+          <w:spacing w:val="0"/>
+          <w:color w:val="1A1A1A"/>
+        </w:rPr>
+        <w:t xml:space="preserve"> is a local manifestation of this phenomenon: the model is proficient at conversing </w:t>
+      </w:r>
+      <w:r>
+        <w:rPr>
+          <w:rFonts w:ascii="Helvetica" w:hAnsi="Helvetica" w:cs="Helvetica"/>
+          <w:sz w:val="29"/>
+          <w:sz-cs w:val="29"/>
+          <w:i/>
+          <w:spacing w:val="0"/>
+          <w:color w:val="1A1A1A"/>
+        </w:rPr>
+        <w:t xml:space="preserve">about</w:t>
+      </w:r>
+      <w:r>
+        <w:rPr>
+          <w:rFonts w:ascii="Helvetica" w:hAnsi="Helvetica" w:cs="Helvetica"/>
+          <w:sz w:val="29"/>
+          <w:sz-cs w:val="29"/>
+          <w:spacing w:val="0"/>
+          <w:color w:val="1A1A1A"/>
+        </w:rPr>
+        <w:t xml:space="preserve"> "A Cartomante" as a literary work — produces reasonable commentary on structure, reading, and plot — but fails to sustain the metalinguistic-Socratic stance that would reposition the focus on the student's text as a linguistic artifact open to problematization in light of Koch's taxonomy. Complementarily, the GuideEval framework of Liu et al. (2025) categorizes this failure mode as joint deficiency in the Perception phases (the model does not detect the target cohesive phenomenon) and Elicitation (even when it detects, it does not conduct questioning that makes the student operate on the text itself), confirming that adherence to format and pedagogical adequacy constitute logically independent dimensions of a model's tutorial competence.</w:t>
       </w:r>
     </w:p>
     <w:p>
@@ -10285,7 +11110,7 @@
           <w:spacing w:val="0"/>
           <w:color w:val="141414"/>
         </w:rPr>
-        <w:t xml:space="preserve">6. Qualitative Analysis: Pedagogical Adherence of the Conformant Model</w:t>
+        <w:t xml:space="preserve">7. Conclusion</w:t>
       </w:r>
     </w:p>
     <w:p>
@@ -10301,27 +11126,7 @@
           <w:spacing w:val="0"/>
           <w:color w:val="1A1A1A"/>
         </w:rPr>
-        <w:t xml:space="preserve">The joint reading of Sections 4 and 5 isolates </w:t>
-      </w:r>
-      <w:r>
-        <w:rPr>
-          <w:rFonts w:ascii="Courier New" w:hAnsi="Courier New" w:cs="Courier New"/>
-          <w:sz w:val="25"/>
-          <w:sz-cs w:val="25"/>
-          <w:spacing w:val="0"/>
-          <w:color w:val="1A1A1A"/>
-        </w:rPr>
-        <w:t xml:space="preserve">qwen2.5:3b-instruct</w:t>
-      </w:r>
-      <w:r>
-        <w:rPr>
-          <w:rFonts w:ascii="Helvetica" w:hAnsi="Helvetica" w:cs="Helvetica"/>
-          <w:sz w:val="29"/>
-          <w:sz-cs w:val="29"/>
-          <w:spacing w:val="0"/>
-          <w:color w:val="1A1A1A"/>
-        </w:rPr>
-        <w:t xml:space="preserve"> as the unique configuration among the </w:t>
+        <w:t xml:space="preserve">This study conducted a controlled diagnostic evaluation of eight open Small Language Models, executed locally under infrastructure restrictions compatible with the material reality of the Brazilian public school, against a metalinguistic rubric derived from the textual-cohesion taxonomy of Ingedore Koch. The structural-conformance dimension produced a sharp result: among models in the </w:t>
       </w:r>
       <w:r>
         <w:rPr>
@@ -10342,28 +11147,28 @@
           <w:spacing w:val="0"/>
           <w:color w:val="1A1A1A"/>
         </w:rPr>
-        <w:t xml:space="preserve"> models simultaneously satisfying all non-functional requirements: mean latency of 2.906 s (below the HCI threshold), controlled variability (CV = 19.0 %), and full adherence (0/39) to the JSON contract without recourse to external coercion. This result, however, </w:t>
-      </w:r>
-      <w:r>
-        <w:rPr>
-          <w:rFonts w:ascii="Helvetica" w:hAnsi="Helvetica" w:cs="Helvetica"/>
-          <w:sz w:val="29"/>
-          <w:sz-cs w:val="29"/>
-          <w:b/>
-          <w:spacing w:val="0"/>
-          <w:color w:val="1A1A1A"/>
-        </w:rPr>
-        <w:t xml:space="preserve">does not authorize optimistic inference about the model's pedagogical adequacy</w:t>
-      </w:r>
-      <w:r>
-        <w:rPr>
-          <w:rFonts w:ascii="Helvetica" w:hAnsi="Helvetica" w:cs="Helvetica"/>
-          <w:sz w:val="29"/>
-          <w:sz-cs w:val="29"/>
-          <w:spacing w:val="0"/>
-          <w:color w:val="1A1A1A"/>
-        </w:rPr>
-        <w:t xml:space="preserve">, as demonstrated in the additional qualitative inspection below.</w:t>
+        <w:t xml:space="preserve"> range (up to 3.8 billion parameters), only </w:t>
+      </w:r>
+      <w:r>
+        <w:rPr>
+          <w:rFonts w:ascii="Helvetica" w:hAnsi="Helvetica" w:cs="Helvetica"/>
+          <w:sz w:val="29"/>
+          <w:sz-cs w:val="29"/>
+          <w:b/>
+          <w:spacing w:val="0"/>
+          <w:color w:val="1A1A1A"/>
+        </w:rPr>
+        <w:t xml:space="preserve">Qwen 2.5 3B-Instruct</w:t>
+      </w:r>
+      <w:r>
+        <w:rPr>
+          <w:rFonts w:ascii="Helvetica" w:hAnsi="Helvetica" w:cs="Helvetica"/>
+          <w:sz w:val="29"/>
+          <w:sz-cs w:val="29"/>
+          <w:spacing w:val="0"/>
+          <w:color w:val="1A1A1A"/>
+        </w:rPr>
+        <w:t xml:space="preserve"> combines integral adherence to the JSON contract declared in natural language, mean latency comfortably situated below the Human–Computer Interaction threshold for synchronous tasks, and low variability across repetitions — constituting the only evaluated configuration that simultaneously satisfies, without recourse to external grammatical coercion, all non-functional requirements for educational deployment.</w:t>
       </w:r>
     </w:p>
     <w:p>
@@ -10379,90 +11184,28 @@
           <w:spacing w:val="0"/>
           <w:color w:val="1A1A1A"/>
         </w:rPr>
-        <w:t xml:space="preserve">Applying the metalinguistic criterion described in Subsection 3.6 to the 13 responses of the first repetition of </w:t>
-      </w:r>
-      <w:r>
-        <w:rPr>
-          <w:rFonts w:ascii="Courier New" w:hAnsi="Courier New" w:cs="Courier New"/>
-          <w:sz w:val="25"/>
-          <w:sz-cs w:val="25"/>
-          <w:spacing w:val="0"/>
-          <w:color w:val="1A1A1A"/>
-        </w:rPr>
-        <w:t xml:space="preserve">qwen2.5:3b-instruct</w:t>
-      </w:r>
-      <w:r>
-        <w:rPr>
-          <w:rFonts w:ascii="Helvetica" w:hAnsi="Helvetica" w:cs="Helvetica"/>
-          <w:sz w:val="29"/>
-          <w:sz-cs w:val="29"/>
-          <w:spacing w:val="0"/>
-          <w:color w:val="1A1A1A"/>
-        </w:rPr>
-        <w:t xml:space="preserve">, it is observed that </w:t>
-      </w:r>
-      <w:r>
-        <w:rPr>
-          <w:rFonts w:ascii="Helvetica" w:hAnsi="Helvetica" w:cs="Helvetica"/>
-          <w:sz w:val="29"/>
-          <w:sz-cs w:val="29"/>
-          <w:b/>
-          <w:spacing w:val="0"/>
-          <w:color w:val="1A1A1A"/>
-        </w:rPr>
-        <w:t xml:space="preserve">only 6 of 13 responses (46.2 %) mobilize any terminology of the cohesion taxonomy</w:t>
-      </w:r>
-      <w:r>
-        <w:rPr>
-          <w:rFonts w:ascii="Helvetica" w:hAnsi="Helvetica" w:cs="Helvetica"/>
-          <w:sz w:val="29"/>
-          <w:sz-cs w:val="29"/>
-          <w:spacing w:val="0"/>
-          <w:color w:val="1A1A1A"/>
-        </w:rPr>
-        <w:t xml:space="preserve"> — pronominalization, lexical repetition, connective, argumentative operator, temporal marker, juxtaposition. In the seven remaining scenarios (53.8 %), the model shifts the interlocution to the </w:t>
-      </w:r>
-      <w:r>
-        <w:rPr>
-          <w:rFonts w:ascii="Helvetica" w:hAnsi="Helvetica" w:cs="Helvetica"/>
-          <w:sz w:val="29"/>
-          <w:sz-cs w:val="29"/>
-          <w:b/>
-          <w:spacing w:val="0"/>
-          <w:color w:val="1A1A1A"/>
-        </w:rPr>
-        <w:t xml:space="preserve">thematic-narrative plane of the literary work cited</w:t>
-      </w:r>
-      <w:r>
-        <w:rPr>
-          <w:rFonts w:ascii="Helvetica" w:hAnsi="Helvetica" w:cs="Helvetica"/>
-          <w:sz w:val="29"/>
-          <w:sz-cs w:val="29"/>
-          <w:spacing w:val="0"/>
-          <w:color w:val="1A1A1A"/>
-        </w:rPr>
-        <w:t xml:space="preserve"> by the student (characters, plot, setting), commenting elements of the literary source rather than evaluating the textuality of the production. As an illustration, the response to the scenario on Referential Cohesion — in which the student text repeats eight times the noun phrase </w:t>
-      </w:r>
-      <w:r>
-        <w:rPr>
-          <w:rFonts w:ascii="Helvetica" w:hAnsi="Helvetica" w:cs="Helvetica"/>
-          <w:sz w:val="29"/>
-          <w:sz-cs w:val="29"/>
-          <w:i/>
-          <w:spacing w:val="0"/>
-          <w:color w:val="1A1A1A"/>
-        </w:rPr>
-        <w:t xml:space="preserve">"a cartomante"</w:t>
-      </w:r>
-      <w:r>
-        <w:rPr>
-          <w:rFonts w:ascii="Helvetica" w:hAnsi="Helvetica" w:cs="Helvetica"/>
-          <w:sz w:val="29"/>
-          <w:sz-cs w:val="29"/>
-          <w:spacing w:val="0"/>
-          <w:color w:val="1A1A1A"/>
-        </w:rPr>
-        <w:t xml:space="preserve"> across four consecutive sentences — merely observes "good structure, clear beginning, and conclusion that highlights the importance of reading", without any mention of the excessive lexical repetition that constituted the target phenomenon of the scenario.</w:t>
+        <w:t xml:space="preserve">The reading of this result, however, does not authorize optimistic inference about the model's pedagogical adequacy. Systematic qualitative inspection of responses evidences that, although structurally conformant, the model presents </w:t>
+      </w:r>
+      <w:r>
+        <w:rPr>
+          <w:rFonts w:ascii="Helvetica" w:hAnsi="Helvetica" w:cs="Helvetica"/>
+          <w:sz w:val="29"/>
+          <w:sz-cs w:val="29"/>
+          <w:b/>
+          <w:spacing w:val="0"/>
+          <w:color w:val="1A1A1A"/>
+        </w:rPr>
+        <w:t xml:space="preserve">partial and unstable adherence to Koch's metalinguistic rubric</w:t>
+      </w:r>
+      <w:r>
+        <w:rPr>
+          <w:rFonts w:ascii="Helvetica" w:hAnsi="Helvetica" w:cs="Helvetica"/>
+          <w:sz w:val="29"/>
+          <w:sz-cs w:val="29"/>
+          <w:spacing w:val="0"/>
+          <w:color w:val="1A1A1A"/>
+        </w:rPr>
+        <w:t xml:space="preserve">, mobilizing it in only 46 % of scenarios and operating predominantly in a thematic-surface layer in the remaining 54 %.</w:t>
       </w:r>
     </w:p>
     <w:p>
@@ -10478,112 +11221,91 @@
           <w:spacing w:val="0"/>
           <w:color w:val="1A1A1A"/>
         </w:rPr>
-        <w:t xml:space="preserve">This constitutes a </w:t>
-      </w:r>
-      <w:r>
-        <w:rPr>
-          <w:rFonts w:ascii="Helvetica" w:hAnsi="Helvetica" w:cs="Helvetica"/>
-          <w:sz w:val="29"/>
-          <w:sz-cs w:val="29"/>
-          <w:b/>
-          <w:spacing w:val="0"/>
-          <w:color w:val="1A1A1A"/>
-        </w:rPr>
-        <w:t xml:space="preserve">categorial task failure</w:t>
-      </w:r>
-      <w:r>
-        <w:rPr>
-          <w:rFonts w:ascii="Helvetica" w:hAnsi="Helvetica" w:cs="Helvetica"/>
-          <w:sz w:val="29"/>
-          <w:sz-cs w:val="29"/>
-          <w:spacing w:val="0"/>
-          <w:color w:val="1A1A1A"/>
-        </w:rPr>
-        <w:t xml:space="preserve">: the model conflates </w:t>
-      </w:r>
-      <w:r>
-        <w:rPr>
-          <w:rFonts w:ascii="Helvetica" w:hAnsi="Helvetica" w:cs="Helvetica"/>
-          <w:sz w:val="29"/>
-          <w:sz-cs w:val="29"/>
-          <w:i/>
-          <w:spacing w:val="0"/>
-          <w:color w:val="1A1A1A"/>
-        </w:rPr>
-        <w:t xml:space="preserve">what the student wrote</w:t>
-      </w:r>
-      <w:r>
-        <w:rPr>
-          <w:rFonts w:ascii="Helvetica" w:hAnsi="Helvetica" w:cs="Helvetica"/>
-          <w:sz w:val="29"/>
-          <w:sz-cs w:val="29"/>
-          <w:spacing w:val="0"/>
-          <w:color w:val="1A1A1A"/>
-        </w:rPr>
-        <w:t xml:space="preserve"> with </w:t>
-      </w:r>
-      <w:r>
-        <w:rPr>
-          <w:rFonts w:ascii="Helvetica" w:hAnsi="Helvetica" w:cs="Helvetica"/>
-          <w:sz w:val="29"/>
-          <w:sz-cs w:val="29"/>
-          <w:i/>
-          <w:spacing w:val="0"/>
-          <w:color w:val="1A1A1A"/>
-        </w:rPr>
-        <w:t xml:space="preserve">what the student wrote about</w:t>
-      </w:r>
-      <w:r>
-        <w:rPr>
-          <w:rFonts w:ascii="Helvetica" w:hAnsi="Helvetica" w:cs="Helvetica"/>
-          <w:sz w:val="29"/>
-          <w:sz-cs w:val="29"/>
-          <w:spacing w:val="0"/>
-          <w:color w:val="1A1A1A"/>
-        </w:rPr>
-        <w:t xml:space="preserve">, and loses the central pedagogical object of the Socratic intervention oriented by metalinguistic rubric. Even in scenarios in which some taxonomy term is evoked, the approach is predominantly declarative — the model </w:t>
-      </w:r>
-      <w:r>
-        <w:rPr>
-          <w:rFonts w:ascii="Helvetica" w:hAnsi="Helvetica" w:cs="Helvetica"/>
-          <w:sz w:val="29"/>
-          <w:sz-cs w:val="29"/>
-          <w:i/>
-          <w:spacing w:val="0"/>
-          <w:color w:val="1A1A1A"/>
-        </w:rPr>
-        <w:t xml:space="preserve">names</w:t>
-      </w:r>
-      <w:r>
-        <w:rPr>
-          <w:rFonts w:ascii="Helvetica" w:hAnsi="Helvetica" w:cs="Helvetica"/>
-          <w:sz w:val="29"/>
-          <w:sz-cs w:val="29"/>
-          <w:spacing w:val="0"/>
-          <w:color w:val="1A1A1A"/>
-        </w:rPr>
-        <w:t xml:space="preserve"> the linguistic phenomenon without leading the student to </w:t>
-      </w:r>
-      <w:r>
-        <w:rPr>
-          <w:rFonts w:ascii="Helvetica" w:hAnsi="Helvetica" w:cs="Helvetica"/>
-          <w:sz w:val="29"/>
-          <w:sz-cs w:val="29"/>
-          <w:i/>
-          <w:spacing w:val="0"/>
-          <w:color w:val="1A1A1A"/>
-        </w:rPr>
-        <w:t xml:space="preserve">reflect</w:t>
-      </w:r>
-      <w:r>
-        <w:rPr>
-          <w:rFonts w:ascii="Helvetica" w:hAnsi="Helvetica" w:cs="Helvetica"/>
-          <w:sz w:val="29"/>
-          <w:sz-cs w:val="29"/>
-          <w:spacing w:val="0"/>
-          <w:color w:val="1A1A1A"/>
-        </w:rPr>
-        <w:t xml:space="preserve"> on how it operates in the produced text, contradicting the dialogic Socratic structure prescribed by the rubric (Paul; Elder, 2007).</w:t>
+        <w:t xml:space="preserve">This finding, articulated with the architectural findings discussed in Section 5 and the falsification protocol reported in Subsection 5.3, sustains the central conclusion of the study: </w:t>
+      </w:r>
+      <w:r>
+        <w:rPr>
+          <w:rFonts w:ascii="Helvetica" w:hAnsi="Helvetica" w:cs="Helvetica"/>
+          <w:sz w:val="29"/>
+          <w:sz-cs w:val="29"/>
+          <w:b/>
+          <w:spacing w:val="0"/>
+          <w:color w:val="1A1A1A"/>
+        </w:rPr>
+        <w:t xml:space="preserve">the open language models contemporaneously available off-the-shelf, within their range of computational viability for Brazilian public schools, are insufficient for the task of Socratic tutoring of writing in Brazilian Portuguese grounded in a fine metalinguistic rubric, under zero-shot regime</w:t>
+      </w:r>
+      <w:r>
+        <w:rPr>
+          <w:rFonts w:ascii="Helvetica" w:hAnsi="Helvetica" w:cs="Helvetica"/>
+          <w:sz w:val="29"/>
+          <w:sz-cs w:val="29"/>
+          <w:spacing w:val="0"/>
+          <w:color w:val="1A1A1A"/>
+        </w:rPr>
+        <w:t xml:space="preserve">. The insufficiency manifests in two distinct regimes: (i) </w:t>
+      </w:r>
+      <w:r>
+        <w:rPr>
+          <w:rFonts w:ascii="Helvetica" w:hAnsi="Helvetica" w:cs="Helvetica"/>
+          <w:sz w:val="29"/>
+          <w:sz-cs w:val="29"/>
+          <w:b/>
+          <w:spacing w:val="0"/>
+          <w:color w:val="1A1A1A"/>
+        </w:rPr>
+        <w:t xml:space="preserve">regime of zero-shot structural non-adherence</w:t>
+      </w:r>
+      <w:r>
+        <w:rPr>
+          <w:rFonts w:ascii="Helvetica" w:hAnsi="Helvetica" w:cs="Helvetica"/>
+          <w:sz w:val="29"/>
+          <w:sz-cs w:val="29"/>
+          <w:spacing w:val="0"/>
+          <w:color w:val="1A1A1A"/>
+        </w:rPr>
+        <w:t xml:space="preserve">, exhibited by the Llama 3.2 and Phi-3 families, in which the model violates the syntactic-typological contract even under explicit natural-language specification — characterized, in the case of the Llama 3.2 family, by an obedience bias demonstrably reversible via minimal contextual anchoring (</w:t>
+      </w:r>
+      <w:r>
+        <w:rPr>
+          <w:rFonts w:ascii="Helvetica" w:hAnsi="Helvetica" w:cs="Helvetica"/>
+          <w:sz w:val="29"/>
+          <w:sz-cs w:val="29"/>
+          <w:i/>
+          <w:spacing w:val="0"/>
+          <w:color w:val="1A1A1A"/>
+        </w:rPr>
+        <w:t xml:space="preserve">one-shot</w:t>
+      </w:r>
+      <w:r>
+        <w:rPr>
+          <w:rFonts w:ascii="Helvetica" w:hAnsi="Helvetica" w:cs="Helvetica"/>
+          <w:sz w:val="29"/>
+          <w:sz-cs w:val="29"/>
+          <w:spacing w:val="0"/>
+          <w:color w:val="1A1A1A"/>
+        </w:rPr>
+        <w:t xml:space="preserve">), and therefore distinguishable from compositional incapacity; and (ii) </w:t>
+      </w:r>
+      <w:r>
+        <w:rPr>
+          <w:rFonts w:ascii="Helvetica" w:hAnsi="Helvetica" w:cs="Helvetica"/>
+          <w:sz w:val="29"/>
+          <w:sz-cs w:val="29"/>
+          <w:b/>
+          <w:spacing w:val="0"/>
+          <w:color w:val="1A1A1A"/>
+        </w:rPr>
+        <w:t xml:space="preserve">regime of structural adherence with pedagogical superficiality</w:t>
+      </w:r>
+      <w:r>
+        <w:rPr>
+          <w:rFonts w:ascii="Helvetica" w:hAnsi="Helvetica" w:cs="Helvetica"/>
+          <w:sz w:val="29"/>
+          <w:sz-cs w:val="29"/>
+          <w:spacing w:val="0"/>
+          <w:color w:val="1A1A1A"/>
+        </w:rPr>
+        <w:t xml:space="preserve">, exemplified by Qwen 2.5 3B-Instruct, in which the model respects the format but operates predominantly in a thematic-surface layer, without systematically mobilizing the theoretical taxonomy required by the task.</w:t>
       </w:r>
     </w:p>
     <w:p>
@@ -10599,90 +11321,70 @@
           <w:spacing w:val="0"/>
           <w:color w:val="1A1A1A"/>
         </w:rPr>
-        <w:t xml:space="preserve">The reading of this finding finds direct theoretical support in </w:t>
-      </w:r>
-      <w:r>
-        <w:rPr>
-          <w:rFonts w:ascii="Helvetica" w:hAnsi="Helvetica" w:cs="Helvetica"/>
-          <w:sz w:val="29"/>
-          <w:sz-cs w:val="29"/>
-          <w:b/>
-          <w:spacing w:val="0"/>
-          <w:color w:val="1A1A1A"/>
-        </w:rPr>
-        <w:t xml:space="preserve">MathTutorBench</w:t>
-      </w:r>
-      <w:r>
-        <w:rPr>
-          <w:rFonts w:ascii="Helvetica" w:hAnsi="Helvetica" w:cs="Helvetica"/>
-          <w:sz w:val="29"/>
-          <w:sz-cs w:val="29"/>
-          <w:spacing w:val="0"/>
-          <w:color w:val="1A1A1A"/>
-        </w:rPr>
-        <w:t xml:space="preserve"> by Macina et al. (2025), which documents, in an adjacent educational domain, the existence of a </w:t>
-      </w:r>
-      <w:r>
-        <w:rPr>
-          <w:rFonts w:ascii="Helvetica" w:hAnsi="Helvetica" w:cs="Helvetica"/>
-          <w:sz w:val="29"/>
-          <w:sz-cs w:val="29"/>
-          <w:b/>
-          <w:spacing w:val="0"/>
-          <w:color w:val="1A1A1A"/>
-        </w:rPr>
-        <w:t xml:space="preserve">systematic trade-off between thematic expertise and pedagogical competence</w:t>
-      </w:r>
-      <w:r>
-        <w:rPr>
-          <w:rFonts w:ascii="Helvetica" w:hAnsi="Helvetica" w:cs="Helvetica"/>
-          <w:sz w:val="29"/>
-          <w:sz-cs w:val="29"/>
-          <w:spacing w:val="0"/>
-          <w:color w:val="1A1A1A"/>
-        </w:rPr>
-        <w:t xml:space="preserve"> in off-the-shelf models: the same model capable of correctly discussing the content of a literary work or problem tends to fail as a tutor when faced with the task of leading the student through progressive questioning, retreating to an expository-thematic regime. The behavior here observed in </w:t>
-      </w:r>
-      <w:r>
-        <w:rPr>
-          <w:rFonts w:ascii="Courier New" w:hAnsi="Courier New" w:cs="Courier New"/>
-          <w:sz w:val="25"/>
-          <w:sz-cs w:val="25"/>
-          <w:spacing w:val="0"/>
-          <w:color w:val="1A1A1A"/>
-        </w:rPr>
-        <w:t xml:space="preserve">qwen2.5:3b-instruct</w:t>
-      </w:r>
-      <w:r>
-        <w:rPr>
-          <w:rFonts w:ascii="Helvetica" w:hAnsi="Helvetica" w:cs="Helvetica"/>
-          <w:sz w:val="29"/>
-          <w:sz-cs w:val="29"/>
-          <w:spacing w:val="0"/>
-          <w:color w:val="1A1A1A"/>
-        </w:rPr>
-        <w:t xml:space="preserve"> is a local manifestation of this phenomenon: the model is proficient at conversing </w:t>
-      </w:r>
-      <w:r>
-        <w:rPr>
-          <w:rFonts w:ascii="Helvetica" w:hAnsi="Helvetica" w:cs="Helvetica"/>
-          <w:sz w:val="29"/>
-          <w:sz-cs w:val="29"/>
-          <w:i/>
-          <w:spacing w:val="0"/>
-          <w:color w:val="1A1A1A"/>
-        </w:rPr>
-        <w:t xml:space="preserve">about</w:t>
-      </w:r>
-      <w:r>
-        <w:rPr>
-          <w:rFonts w:ascii="Helvetica" w:hAnsi="Helvetica" w:cs="Helvetica"/>
-          <w:sz w:val="29"/>
-          <w:sz-cs w:val="29"/>
-          <w:spacing w:val="0"/>
-          <w:color w:val="1A1A1A"/>
-        </w:rPr>
-        <w:t xml:space="preserve"> "A Cartomante" as a literary work — produces reasonable commentary on structure, reading, and plot — but fails to sustain the metalinguistic-Socratic stance that would reposition the focus on the student's text as a linguistic artifact open to problematization in light of Koch's taxonomy. Complementarily, the GuideEval framework of Liu et al. (2025) categorizes this failure mode as joint deficiency in the Perception phases (the model does not detect the target cohesive phenomenon) and Elicitation (even when it detects, it does not conduct questioning that makes the student operate on the text itself), confirming that adherence to format and pedagogical adequacy constitute logically independent dimensions of a model's tutorial competence.</w:t>
+        <w:t xml:space="preserve">The simultaneous persistence of these two failure regimes — across models from architecturally distinct families, trained by diverse institutions, and optimized for predominantly Anglophone markets — converges to the diagnosis that the task of Socratic tutoring in Brazilian Portuguese for basic education </w:t>
+      </w:r>
+      <w:r>
+        <w:rPr>
+          <w:rFonts w:ascii="Helvetica" w:hAnsi="Helvetica" w:cs="Helvetica"/>
+          <w:sz w:val="29"/>
+          <w:sz-cs w:val="29"/>
+          <w:b/>
+          <w:spacing w:val="0"/>
+          <w:color w:val="1A1A1A"/>
+        </w:rPr>
+        <w:t xml:space="preserve">is not addressed in zero-shot regime by off-the-shelf generalist models</w:t>
+      </w:r>
+      <w:r>
+        <w:rPr>
+          <w:rFonts w:ascii="Helvetica" w:hAnsi="Helvetica" w:cs="Helvetica"/>
+          <w:sz w:val="29"/>
+          <w:sz-cs w:val="29"/>
+          <w:spacing w:val="0"/>
+          <w:color w:val="1A1A1A"/>
+        </w:rPr>
+        <w:t xml:space="preserve"> and demands, as necessary scientific unfolding, the development of </w:t>
+      </w:r>
+      <w:r>
+        <w:rPr>
+          <w:rFonts w:ascii="Helvetica" w:hAnsi="Helvetica" w:cs="Helvetica"/>
+          <w:sz w:val="29"/>
+          <w:sz-cs w:val="29"/>
+          <w:b/>
+          <w:spacing w:val="0"/>
+          <w:color w:val="1A1A1A"/>
+        </w:rPr>
+        <w:t xml:space="preserve">specialized models through supervised fine-tuning on curated pedagogical corpora in Brazilian Portuguese</w:t>
+      </w:r>
+      <w:r>
+        <w:rPr>
+          <w:rFonts w:ascii="Helvetica" w:hAnsi="Helvetica" w:cs="Helvetica"/>
+          <w:sz w:val="29"/>
+          <w:sz-cs w:val="29"/>
+          <w:spacing w:val="0"/>
+          <w:color w:val="1A1A1A"/>
+        </w:rPr>
+        <w:t xml:space="preserve">, aligned with the metalinguistic rubric specific to the school domain. The alternative route via </w:t>
+      </w:r>
+      <w:r>
+        <w:rPr>
+          <w:rFonts w:ascii="Helvetica" w:hAnsi="Helvetica" w:cs="Helvetica"/>
+          <w:sz w:val="29"/>
+          <w:sz-cs w:val="29"/>
+          <w:i/>
+          <w:spacing w:val="0"/>
+          <w:color w:val="1A1A1A"/>
+        </w:rPr>
+        <w:t xml:space="preserve">prompt engineering</w:t>
+      </w:r>
+      <w:r>
+        <w:rPr>
+          <w:rFonts w:ascii="Helvetica" w:hAnsi="Helvetica" w:cs="Helvetica"/>
+          <w:sz w:val="29"/>
+          <w:sz-cs w:val="29"/>
+          <w:spacing w:val="0"/>
+          <w:color w:val="1A1A1A"/>
+        </w:rPr>
+        <w:t xml:space="preserve"> with demonstrative anchoring, made viable by the reversibility documented in Subsection 5.3, remains technically available, but presupposes an operational regime whose costs in context budget and latency must be weighed against the savings obtained in training. Such unfolding, outside the scope of the present diagnosis, constitutes the subsequent research agenda of this investigation.</w:t>
       </w:r>
     </w:p>
     <w:p>
@@ -10698,7 +11400,7 @@
           <w:spacing w:val="0"/>
           <w:color w:val="141414"/>
         </w:rPr>
-        <w:t xml:space="preserve">7. Conclusion</w:t>
+        <w:t xml:space="preserve">Acknowledgments</w:t>
       </w:r>
     </w:p>
     <w:p>
@@ -10714,49 +11416,36 @@
           <w:spacing w:val="0"/>
           <w:color w:val="1A1A1A"/>
         </w:rPr>
-        <w:t xml:space="preserve">This study conducted a controlled diagnostic evaluation of eight open Small Language Models, executed locally under infrastructure restrictions compatible with the material reality of the Brazilian public school, against a metalinguistic rubric derived from the textual-cohesion taxonomy of Ingedore Koch. The structural-conformance dimension produced a sharp result: among models in the </w:t>
-      </w:r>
-      <w:r>
-        <w:rPr>
-          <w:rFonts w:ascii="Helvetica" w:hAnsi="Helvetica" w:cs="Helvetica"/>
-          <w:sz w:val="29"/>
-          <w:sz-cs w:val="29"/>
-          <w:i/>
-          <w:spacing w:val="0"/>
-          <w:color w:val="1A1A1A"/>
-        </w:rPr>
-        <w:t xml:space="preserve">deployable</w:t>
-      </w:r>
-      <w:r>
-        <w:rPr>
-          <w:rFonts w:ascii="Helvetica" w:hAnsi="Helvetica" w:cs="Helvetica"/>
-          <w:sz w:val="29"/>
-          <w:sz-cs w:val="29"/>
-          <w:spacing w:val="0"/>
-          <w:color w:val="1A1A1A"/>
-        </w:rPr>
-        <w:t xml:space="preserve"> range (up to 3.8 billion parameters), only </w:t>
-      </w:r>
-      <w:r>
-        <w:rPr>
-          <w:rFonts w:ascii="Helvetica" w:hAnsi="Helvetica" w:cs="Helvetica"/>
-          <w:sz w:val="29"/>
-          <w:sz-cs w:val="29"/>
-          <w:b/>
-          <w:spacing w:val="0"/>
-          <w:color w:val="1A1A1A"/>
-        </w:rPr>
-        <w:t xml:space="preserve">Qwen 2.5 3B-Instruct</w:t>
-      </w:r>
-      <w:r>
-        <w:rPr>
-          <w:rFonts w:ascii="Helvetica" w:hAnsi="Helvetica" w:cs="Helvetica"/>
-          <w:sz w:val="29"/>
-          <w:sz-cs w:val="29"/>
-          <w:spacing w:val="0"/>
-          <w:color w:val="1A1A1A"/>
-        </w:rPr>
-        <w:t xml:space="preserve"> combines integral adherence to the JSON contract declared in natural language, mean latency comfortably situated below the Human–Computer Interaction threshold for synchronous tasks, and low variability across repetitions — constituting the only evaluated configuration that simultaneously satisfies, without recourse to external grammatical coercion, all non-functional requirements for educational deployment.</w:t>
+        <w:t xml:space="preserve">The authors thank Profa. Dra. Rosa Maria Vicari (PPGIE/UFRGS) for her role as co-advisor in this investigation. The authors also thank the Graduate Program in Informatics in Education (PPGIE) of the Federal University of Rio Grande do Sul (UFRGS) for institutional support, and the Coordination for the Improvement of Higher Education Personnel (CAPES) for the doctoral scholarship funding.</w:t>
+      </w:r>
+    </w:p>
+    <w:p>
+      <w:pPr/>
+      <w:r>
+        <w:rPr>
+          <w:rFonts w:ascii="Helvetica" w:hAnsi="Helvetica" w:cs="Helvetica"/>
+          <w:sz w:val="29"/>
+          <w:sz-cs w:val="29"/>
+          <w:spacing w:val="0"/>
+          <w:color w:val="6D6D6D"/>
+        </w:rPr>
+        <w:t xml:space="preserve"/>
+      </w:r>
+    </w:p>
+    <w:p>
+      <w:pPr>
+        <w:spacing w:after="309"/>
+      </w:pPr>
+      <w:r>
+        <w:rPr>
+          <w:rFonts w:ascii="Helvetica" w:hAnsi="Helvetica" w:cs="Helvetica"/>
+          <w:sz w:val="37"/>
+          <w:sz-cs w:val="37"/>
+          <w:b/>
+          <w:spacing w:val="0"/>
+          <w:color w:val="141414"/>
+        </w:rPr>
+        <w:t xml:space="preserve">References</w:t>
       </w:r>
     </w:p>
     <w:p>
@@ -10772,28 +11461,28 @@
           <w:spacing w:val="0"/>
           <w:color w:val="1A1A1A"/>
         </w:rPr>
-        <w:t xml:space="preserve">The reading of this result, however, does not authorize optimistic inference about the model's pedagogical adequacy. Systematic qualitative inspection of responses evidences that, although structurally conformant, the model presents </w:t>
-      </w:r>
-      <w:r>
-        <w:rPr>
-          <w:rFonts w:ascii="Helvetica" w:hAnsi="Helvetica" w:cs="Helvetica"/>
-          <w:sz w:val="29"/>
-          <w:sz-cs w:val="29"/>
-          <w:b/>
-          <w:spacing w:val="0"/>
-          <w:color w:val="1A1A1A"/>
-        </w:rPr>
-        <w:t xml:space="preserve">partial and unstable adherence to Koch's metalinguistic rubric</w:t>
-      </w:r>
-      <w:r>
-        <w:rPr>
-          <w:rFonts w:ascii="Helvetica" w:hAnsi="Helvetica" w:cs="Helvetica"/>
-          <w:sz w:val="29"/>
-          <w:sz-cs w:val="29"/>
-          <w:spacing w:val="0"/>
-          <w:color w:val="1A1A1A"/>
-        </w:rPr>
-        <w:t xml:space="preserve">, mobilizing it in only 46 % of scenarios and operating predominantly in a thematic-surface layer in the remaining 54 %.</w:t>
+        <w:t xml:space="preserve">Abdin, M., Aneja, J., Awadalla, H., Awasthi, A., Awan, A., Bach, N., Bahree, A., Bakhtiari, A., Bao, J., Behl, H., et al. (2024). </w:t>
+      </w:r>
+      <w:r>
+        <w:rPr>
+          <w:rFonts w:ascii="Helvetica" w:hAnsi="Helvetica" w:cs="Helvetica"/>
+          <w:sz w:val="29"/>
+          <w:sz-cs w:val="29"/>
+          <w:i/>
+          <w:spacing w:val="0"/>
+          <w:color w:val="1A1A1A"/>
+        </w:rPr>
+        <w:t xml:space="preserve">Phi-3 technical report: A highly capable language model locally on your phone</w:t>
+      </w:r>
+      <w:r>
+        <w:rPr>
+          <w:rFonts w:ascii="Helvetica" w:hAnsi="Helvetica" w:cs="Helvetica"/>
+          <w:sz w:val="29"/>
+          <w:sz-cs w:val="29"/>
+          <w:spacing w:val="0"/>
+          <w:color w:val="1A1A1A"/>
+        </w:rPr>
+        <w:t xml:space="preserve">. arXiv:2404.14219. https://arxiv.org/abs/2404.14219</w:t>
       </w:r>
     </w:p>
     <w:p>
@@ -10809,91 +11498,28 @@
           <w:spacing w:val="0"/>
           <w:color w:val="1A1A1A"/>
         </w:rPr>
-        <w:t xml:space="preserve">This finding, articulated with the architectural findings discussed in Section 5 and the falsification protocol reported in Subsection 5.3, sustains the central conclusion of the study: </w:t>
-      </w:r>
-      <w:r>
-        <w:rPr>
-          <w:rFonts w:ascii="Helvetica" w:hAnsi="Helvetica" w:cs="Helvetica"/>
-          <w:sz w:val="29"/>
-          <w:sz-cs w:val="29"/>
-          <w:b/>
-          <w:spacing w:val="0"/>
-          <w:color w:val="1A1A1A"/>
-        </w:rPr>
-        <w:t xml:space="preserve">the open language models contemporaneously available off-the-shelf, within their range of computational viability for Brazilian public schools, are insufficient for the task of Socratic tutoring of writing in Brazilian Portuguese grounded in a fine metalinguistic rubric, under zero-shot regime</w:t>
-      </w:r>
-      <w:r>
-        <w:rPr>
-          <w:rFonts w:ascii="Helvetica" w:hAnsi="Helvetica" w:cs="Helvetica"/>
-          <w:sz w:val="29"/>
-          <w:sz-cs w:val="29"/>
-          <w:spacing w:val="0"/>
-          <w:color w:val="1A1A1A"/>
-        </w:rPr>
-        <w:t xml:space="preserve">. The insufficiency manifests in two distinct regimes: (i) </w:t>
-      </w:r>
-      <w:r>
-        <w:rPr>
-          <w:rFonts w:ascii="Helvetica" w:hAnsi="Helvetica" w:cs="Helvetica"/>
-          <w:sz w:val="29"/>
-          <w:sz-cs w:val="29"/>
-          <w:b/>
-          <w:spacing w:val="0"/>
-          <w:color w:val="1A1A1A"/>
-        </w:rPr>
-        <w:t xml:space="preserve">regime of zero-shot structural non-adherence</w:t>
-      </w:r>
-      <w:r>
-        <w:rPr>
-          <w:rFonts w:ascii="Helvetica" w:hAnsi="Helvetica" w:cs="Helvetica"/>
-          <w:sz w:val="29"/>
-          <w:sz-cs w:val="29"/>
-          <w:spacing w:val="0"/>
-          <w:color w:val="1A1A1A"/>
-        </w:rPr>
-        <w:t xml:space="preserve">, exhibited by the Llama 3.2 and Phi-3 families, in which the model violates the syntactic-typological contract even under explicit natural-language specification — characterized, in the case of the Llama 3.2 family, by an obedience bias demonstrably reversible via minimal contextual anchoring (</w:t>
-      </w:r>
-      <w:r>
-        <w:rPr>
-          <w:rFonts w:ascii="Helvetica" w:hAnsi="Helvetica" w:cs="Helvetica"/>
-          <w:sz w:val="29"/>
-          <w:sz-cs w:val="29"/>
-          <w:i/>
-          <w:spacing w:val="0"/>
-          <w:color w:val="1A1A1A"/>
-        </w:rPr>
-        <w:t xml:space="preserve">one-shot</w:t>
-      </w:r>
-      <w:r>
-        <w:rPr>
-          <w:rFonts w:ascii="Helvetica" w:hAnsi="Helvetica" w:cs="Helvetica"/>
-          <w:sz w:val="29"/>
-          <w:sz-cs w:val="29"/>
-          <w:spacing w:val="0"/>
-          <w:color w:val="1A1A1A"/>
-        </w:rPr>
-        <w:t xml:space="preserve">), and therefore distinguishable from compositional incapacity; and (ii) </w:t>
-      </w:r>
-      <w:r>
-        <w:rPr>
-          <w:rFonts w:ascii="Helvetica" w:hAnsi="Helvetica" w:cs="Helvetica"/>
-          <w:sz w:val="29"/>
-          <w:sz-cs w:val="29"/>
-          <w:b/>
-          <w:spacing w:val="0"/>
-          <w:color w:val="1A1A1A"/>
-        </w:rPr>
-        <w:t xml:space="preserve">regime of structural adherence with pedagogical superficiality</w:t>
-      </w:r>
-      <w:r>
-        <w:rPr>
-          <w:rFonts w:ascii="Helvetica" w:hAnsi="Helvetica" w:cs="Helvetica"/>
-          <w:sz w:val="29"/>
-          <w:sz-cs w:val="29"/>
-          <w:spacing w:val="0"/>
-          <w:color w:val="1A1A1A"/>
-        </w:rPr>
-        <w:t xml:space="preserve">, exemplified by Qwen 2.5 3B-Instruct, in which the model respects the format but operates predominantly in a thematic-surface layer, without systematically mobilizing the theoretical taxonomy required by the task.</w:t>
+        <w:t xml:space="preserve">Brasil. (2018). </w:t>
+      </w:r>
+      <w:r>
+        <w:rPr>
+          <w:rFonts w:ascii="Helvetica" w:hAnsi="Helvetica" w:cs="Helvetica"/>
+          <w:sz w:val="29"/>
+          <w:sz-cs w:val="29"/>
+          <w:i/>
+          <w:spacing w:val="0"/>
+          <w:color w:val="1A1A1A"/>
+        </w:rPr>
+        <w:t xml:space="preserve">Lei nº 13.709, de 14 de agosto de 2018: Lei Geral de Proteção de Dados Pessoais (LGPD)</w:t>
+      </w:r>
+      <w:r>
+        <w:rPr>
+          <w:rFonts w:ascii="Helvetica" w:hAnsi="Helvetica" w:cs="Helvetica"/>
+          <w:sz w:val="29"/>
+          <w:sz-cs w:val="29"/>
+          <w:spacing w:val="0"/>
+          <w:color w:val="1A1A1A"/>
+        </w:rPr>
+        <w:t xml:space="preserve">. Presidência da República.</w:t>
       </w:r>
     </w:p>
     <w:p>
@@ -10909,86 +11535,28 @@
           <w:spacing w:val="0"/>
           <w:color w:val="1A1A1A"/>
         </w:rPr>
-        <w:t xml:space="preserve">The simultaneous persistence of these two failure regimes — across models from architecturally distinct families, trained by diverse institutions, and optimized for predominantly Anglophone markets — converges to the diagnosis that the task of Socratic tutoring in Brazilian Portuguese for basic education </w:t>
-      </w:r>
-      <w:r>
-        <w:rPr>
-          <w:rFonts w:ascii="Helvetica" w:hAnsi="Helvetica" w:cs="Helvetica"/>
-          <w:sz w:val="29"/>
-          <w:sz-cs w:val="29"/>
-          <w:b/>
-          <w:spacing w:val="0"/>
-          <w:color w:val="1A1A1A"/>
-        </w:rPr>
-        <w:t xml:space="preserve">is not addressed in zero-shot regime by off-the-shelf generalist models</w:t>
-      </w:r>
-      <w:r>
-        <w:rPr>
-          <w:rFonts w:ascii="Helvetica" w:hAnsi="Helvetica" w:cs="Helvetica"/>
-          <w:sz w:val="29"/>
-          <w:sz-cs w:val="29"/>
-          <w:spacing w:val="0"/>
-          <w:color w:val="1A1A1A"/>
-        </w:rPr>
-        <w:t xml:space="preserve"> and demands, as necessary scientific unfolding, the development of </w:t>
-      </w:r>
-      <w:r>
-        <w:rPr>
-          <w:rFonts w:ascii="Helvetica" w:hAnsi="Helvetica" w:cs="Helvetica"/>
-          <w:sz w:val="29"/>
-          <w:sz-cs w:val="29"/>
-          <w:b/>
-          <w:spacing w:val="0"/>
-          <w:color w:val="1A1A1A"/>
-        </w:rPr>
-        <w:t xml:space="preserve">specialized models through supervised fine-tuning on curated pedagogical corpora in Brazilian Portuguese</w:t>
-      </w:r>
-      <w:r>
-        <w:rPr>
-          <w:rFonts w:ascii="Helvetica" w:hAnsi="Helvetica" w:cs="Helvetica"/>
-          <w:sz w:val="29"/>
-          <w:sz-cs w:val="29"/>
-          <w:spacing w:val="0"/>
-          <w:color w:val="1A1A1A"/>
-        </w:rPr>
-        <w:t xml:space="preserve">, aligned with the metalinguistic rubric specific to the school domain. The alternative route via </w:t>
-      </w:r>
-      <w:r>
-        <w:rPr>
-          <w:rFonts w:ascii="Helvetica" w:hAnsi="Helvetica" w:cs="Helvetica"/>
-          <w:sz w:val="29"/>
-          <w:sz-cs w:val="29"/>
-          <w:i/>
-          <w:spacing w:val="0"/>
-          <w:color w:val="1A1A1A"/>
-        </w:rPr>
-        <w:t xml:space="preserve">prompt engineering</w:t>
-      </w:r>
-      <w:r>
-        <w:rPr>
-          <w:rFonts w:ascii="Helvetica" w:hAnsi="Helvetica" w:cs="Helvetica"/>
-          <w:sz w:val="29"/>
-          <w:sz-cs w:val="29"/>
-          <w:spacing w:val="0"/>
-          <w:color w:val="1A1A1A"/>
-        </w:rPr>
-        <w:t xml:space="preserve"> with demonstrative anchoring, made viable by the reversibility documented in Subsection 5.3, remains technically available, but presupposes an operational regime whose costs in context budget and latency must be weighed against the savings obtained in training. Such unfolding, outside the scope of the present diagnosis, constitutes the subsequent research agenda of this investigation.</w:t>
-      </w:r>
-    </w:p>
-    <w:p>
-      <w:pPr>
-        <w:spacing w:after="309"/>
-      </w:pPr>
-      <w:r>
-        <w:rPr>
-          <w:rFonts w:ascii="Helvetica" w:hAnsi="Helvetica" w:cs="Helvetica"/>
-          <w:sz w:val="37"/>
-          <w:sz-cs w:val="37"/>
-          <w:b/>
-          <w:spacing w:val="0"/>
-          <w:color w:val="141414"/>
-        </w:rPr>
-        <w:t xml:space="preserve">Acknowledgments</w:t>
+        <w:t xml:space="preserve">Card, S. K., Robertson, G. G., &amp; Mackinlay, J. D. (1991). The information visualizer, an information workspace. In </w:t>
+      </w:r>
+      <w:r>
+        <w:rPr>
+          <w:rFonts w:ascii="Helvetica" w:hAnsi="Helvetica" w:cs="Helvetica"/>
+          <w:sz w:val="29"/>
+          <w:sz-cs w:val="29"/>
+          <w:i/>
+          <w:spacing w:val="0"/>
+          <w:color w:val="1A1A1A"/>
+        </w:rPr>
+        <w:t xml:space="preserve">Proceedings of the SIGCHI Conference on Human Factors in Computing Systems (CHI '91)</w:t>
+      </w:r>
+      <w:r>
+        <w:rPr>
+          <w:rFonts w:ascii="Helvetica" w:hAnsi="Helvetica" w:cs="Helvetica"/>
+          <w:sz w:val="29"/>
+          <w:sz-cs w:val="29"/>
+          <w:spacing w:val="0"/>
+          <w:color w:val="1A1A1A"/>
+        </w:rPr>
+        <w:t xml:space="preserve"> (pp. 181–186). ACM Press.</w:t>
       </w:r>
     </w:p>
     <w:p>
@@ -11004,36 +11572,28 @@
           <w:spacing w:val="0"/>
           <w:color w:val="1A1A1A"/>
         </w:rPr>
-        <w:t xml:space="preserve">The author thanks his advisor, Prof. Dr. Marcelo Magalhães Foohs, and his co-advisor, Profa. Dra. Rosa Maria Vicari, both at the Graduate Program in Informatics in Education (PPGIE) of the Federal University of Rio Grande do Sul (UFRGS), for their guidance throughout this investigation. The author also thanks PPGIE/UFRGS for institutional support and the Coordination for the Improvement of Higher Education Personnel (CAPES) for the doctoral scholarship funding.</w:t>
-      </w:r>
-    </w:p>
-    <w:p>
-      <w:pPr/>
-      <w:r>
-        <w:rPr>
-          <w:rFonts w:ascii="Helvetica" w:hAnsi="Helvetica" w:cs="Helvetica"/>
-          <w:sz w:val="29"/>
-          <w:sz-cs w:val="29"/>
-          <w:spacing w:val="0"/>
-          <w:color w:val="6D6D6D"/>
-        </w:rPr>
-        <w:t xml:space="preserve"/>
-      </w:r>
-    </w:p>
-    <w:p>
-      <w:pPr>
-        <w:spacing w:after="309"/>
-      </w:pPr>
-      <w:r>
-        <w:rPr>
-          <w:rFonts w:ascii="Helvetica" w:hAnsi="Helvetica" w:cs="Helvetica"/>
-          <w:sz w:val="37"/>
-          <w:sz-cs w:val="37"/>
-          <w:b/>
-          <w:spacing w:val="0"/>
-          <w:color w:val="141414"/>
-        </w:rPr>
-        <w:t xml:space="preserve">References</w:t>
+        <w:t xml:space="preserve">CGI.br, NIC.br, &amp; Cetic.br. (2024). </w:t>
+      </w:r>
+      <w:r>
+        <w:rPr>
+          <w:rFonts w:ascii="Helvetica" w:hAnsi="Helvetica" w:cs="Helvetica"/>
+          <w:sz w:val="29"/>
+          <w:sz-cs w:val="29"/>
+          <w:i/>
+          <w:spacing w:val="0"/>
+          <w:color w:val="1A1A1A"/>
+        </w:rPr>
+        <w:t xml:space="preserve">Pesquisa sobre o uso das tecnologias de informação e comunicação nas escolas brasileiras: TIC Educação 2023</w:t>
+      </w:r>
+      <w:r>
+        <w:rPr>
+          <w:rFonts w:ascii="Helvetica" w:hAnsi="Helvetica" w:cs="Helvetica"/>
+          <w:sz w:val="29"/>
+          <w:sz-cs w:val="29"/>
+          <w:spacing w:val="0"/>
+          <w:color w:val="1A1A1A"/>
+        </w:rPr>
+        <w:t xml:space="preserve">. Comitê Gestor da Internet no Brasil.</w:t>
       </w:r>
     </w:p>
     <w:p>
@@ -11049,28 +11609,28 @@
           <w:spacing w:val="0"/>
           <w:color w:val="1A1A1A"/>
         </w:rPr>
-        <w:t xml:space="preserve">ABDIN, M. et al. </w:t>
-      </w:r>
-      <w:r>
-        <w:rPr>
-          <w:rFonts w:ascii="Helvetica" w:hAnsi="Helvetica" w:cs="Helvetica"/>
-          <w:sz w:val="29"/>
-          <w:sz-cs w:val="29"/>
-          <w:b/>
-          <w:spacing w:val="0"/>
-          <w:color w:val="1A1A1A"/>
-        </w:rPr>
-        <w:t xml:space="preserve">Phi-3 Technical Report: A Highly Capable Language Model Locally on Your Phone</w:t>
-      </w:r>
-      <w:r>
-        <w:rPr>
-          <w:rFonts w:ascii="Helvetica" w:hAnsi="Helvetica" w:cs="Helvetica"/>
-          <w:sz w:val="29"/>
-          <w:sz-cs w:val="29"/>
-          <w:spacing w:val="0"/>
-          <w:color w:val="1A1A1A"/>
-        </w:rPr>
-        <w:t xml:space="preserve">. arXiv:2404.14219, 2024. Available at: https://arxiv.org/abs/2404.14219.</w:t>
+        <w:t xml:space="preserve">Gemma Team. (2024). </w:t>
+      </w:r>
+      <w:r>
+        <w:rPr>
+          <w:rFonts w:ascii="Helvetica" w:hAnsi="Helvetica" w:cs="Helvetica"/>
+          <w:sz w:val="29"/>
+          <w:sz-cs w:val="29"/>
+          <w:i/>
+          <w:spacing w:val="0"/>
+          <w:color w:val="1A1A1A"/>
+        </w:rPr>
+        <w:t xml:space="preserve">Gemma 2: Improving open language models at a practical size</w:t>
+      </w:r>
+      <w:r>
+        <w:rPr>
+          <w:rFonts w:ascii="Helvetica" w:hAnsi="Helvetica" w:cs="Helvetica"/>
+          <w:sz w:val="29"/>
+          <w:sz-cs w:val="29"/>
+          <w:spacing w:val="0"/>
+          <w:color w:val="1A1A1A"/>
+        </w:rPr>
+        <w:t xml:space="preserve">. arXiv:2408.00118. https://arxiv.org/abs/2408.00118</w:t>
       </w:r>
     </w:p>
     <w:p>
@@ -11086,28 +11646,28 @@
           <w:spacing w:val="0"/>
           <w:color w:val="1A1A1A"/>
         </w:rPr>
-        <w:t xml:space="preserve">BRASIL. </w:t>
-      </w:r>
-      <w:r>
-        <w:rPr>
-          <w:rFonts w:ascii="Helvetica" w:hAnsi="Helvetica" w:cs="Helvetica"/>
-          <w:sz w:val="29"/>
-          <w:sz-cs w:val="29"/>
-          <w:b/>
-          <w:spacing w:val="0"/>
-          <w:color w:val="1A1A1A"/>
-        </w:rPr>
-        <w:t xml:space="preserve">Lei nº 13.709, de 14 de agosto de 2018</w:t>
-      </w:r>
-      <w:r>
-        <w:rPr>
-          <w:rFonts w:ascii="Helvetica" w:hAnsi="Helvetica" w:cs="Helvetica"/>
-          <w:sz w:val="29"/>
-          <w:sz-cs w:val="29"/>
-          <w:spacing w:val="0"/>
-          <w:color w:val="1A1A1A"/>
-        </w:rPr>
-        <w:t xml:space="preserve">. Brazilian General Data Protection Law (LGPD). Brasília, DF: Presidency of the Republic, 2018.</w:t>
+        <w:t xml:space="preserve">Grattafiori, A., Dubey, A., Jauhri, A., Pandey, A., Kadian, A., Al-Dahle, A., Letman, A., Mathur, A., Schelten, A., Vaughan, A., et al. (2024). </w:t>
+      </w:r>
+      <w:r>
+        <w:rPr>
+          <w:rFonts w:ascii="Helvetica" w:hAnsi="Helvetica" w:cs="Helvetica"/>
+          <w:sz w:val="29"/>
+          <w:sz-cs w:val="29"/>
+          <w:i/>
+          <w:spacing w:val="0"/>
+          <w:color w:val="1A1A1A"/>
+        </w:rPr>
+        <w:t xml:space="preserve">The Llama 3 herd of models</w:t>
+      </w:r>
+      <w:r>
+        <w:rPr>
+          <w:rFonts w:ascii="Helvetica" w:hAnsi="Helvetica" w:cs="Helvetica"/>
+          <w:sz w:val="29"/>
+          <w:sz-cs w:val="29"/>
+          <w:spacing w:val="0"/>
+          <w:color w:val="1A1A1A"/>
+        </w:rPr>
+        <w:t xml:space="preserve">. arXiv:2407.21783. https://arxiv.org/abs/2407.21783</w:t>
       </w:r>
     </w:p>
     <w:p>
@@ -11123,28 +11683,49 @@
           <w:spacing w:val="0"/>
           <w:color w:val="1A1A1A"/>
         </w:rPr>
-        <w:t xml:space="preserve">CARD, S. K.; ROBERTSON, G. G.; MACKINLAY, J. D. The information visualizer, an information workspace. In: </w:t>
-      </w:r>
-      <w:r>
-        <w:rPr>
-          <w:rFonts w:ascii="Helvetica" w:hAnsi="Helvetica" w:cs="Helvetica"/>
-          <w:sz w:val="29"/>
-          <w:sz-cs w:val="29"/>
-          <w:b/>
-          <w:spacing w:val="0"/>
-          <w:color w:val="1A1A1A"/>
-        </w:rPr>
-        <w:t xml:space="preserve">Proceedings of the SIGCHI Conference on Human Factors in Computing Systems (CHI '91)</w:t>
-      </w:r>
-      <w:r>
-        <w:rPr>
-          <w:rFonts w:ascii="Helvetica" w:hAnsi="Helvetica" w:cs="Helvetica"/>
-          <w:sz w:val="29"/>
-          <w:sz-cs w:val="29"/>
-          <w:spacing w:val="0"/>
-          <w:color w:val="1A1A1A"/>
-        </w:rPr>
-        <w:t xml:space="preserve">. New Orleans: ACM Press, 1991. p. 181–186.</w:t>
+        <w:t xml:space="preserve">Kasneci, E., Sessler, K., Küchemann, S., Bannert, M., Dementieva, D., Fischer, F., Gasser, U., Groh, G., Günnemann, S., Hüllermeier, E., et al. (2023). ChatGPT for good? On opportunities and challenges of large language models for education. </w:t>
+      </w:r>
+      <w:r>
+        <w:rPr>
+          <w:rFonts w:ascii="Helvetica" w:hAnsi="Helvetica" w:cs="Helvetica"/>
+          <w:sz w:val="29"/>
+          <w:sz-cs w:val="29"/>
+          <w:i/>
+          <w:spacing w:val="0"/>
+          <w:color w:val="1A1A1A"/>
+        </w:rPr>
+        <w:t xml:space="preserve">Learning and Individual Differences</w:t>
+      </w:r>
+      <w:r>
+        <w:rPr>
+          <w:rFonts w:ascii="Helvetica" w:hAnsi="Helvetica" w:cs="Helvetica"/>
+          <w:sz w:val="29"/>
+          <w:sz-cs w:val="29"/>
+          <w:spacing w:val="0"/>
+          <w:color w:val="1A1A1A"/>
+        </w:rPr>
+        <w:t xml:space="preserve">, </w:t>
+      </w:r>
+      <w:r>
+        <w:rPr>
+          <w:rFonts w:ascii="Helvetica" w:hAnsi="Helvetica" w:cs="Helvetica"/>
+          <w:sz w:val="29"/>
+          <w:sz-cs w:val="29"/>
+          <w:i/>
+          <w:spacing w:val="0"/>
+          <w:color w:val="1A1A1A"/>
+        </w:rPr>
+        <w:t xml:space="preserve">103</w:t>
+      </w:r>
+      <w:r>
+        <w:rPr>
+          <w:rFonts w:ascii="Helvetica" w:hAnsi="Helvetica" w:cs="Helvetica"/>
+          <w:sz w:val="29"/>
+          <w:sz-cs w:val="29"/>
+          <w:spacing w:val="0"/>
+          <w:color w:val="1A1A1A"/>
+        </w:rPr>
+        <w:t xml:space="preserve">, 102274. https://doi.org/10.1016/j.lindif.2023.102274</w:t>
       </w:r>
     </w:p>
     <w:p>
@@ -11160,28 +11741,28 @@
           <w:spacing w:val="0"/>
           <w:color w:val="1A1A1A"/>
         </w:rPr>
-        <w:t xml:space="preserve">CGI.br/NIC.br/Cetic.br. </w:t>
-      </w:r>
-      <w:r>
-        <w:rPr>
-          <w:rFonts w:ascii="Helvetica" w:hAnsi="Helvetica" w:cs="Helvetica"/>
-          <w:sz w:val="29"/>
-          <w:sz-cs w:val="29"/>
-          <w:b/>
-          <w:spacing w:val="0"/>
-          <w:color w:val="1A1A1A"/>
-        </w:rPr>
-        <w:t xml:space="preserve">Survey on the use of information and communication technologies in Brazilian schools: TIC Educação 2023</w:t>
-      </w:r>
-      <w:r>
-        <w:rPr>
-          <w:rFonts w:ascii="Helvetica" w:hAnsi="Helvetica" w:cs="Helvetica"/>
-          <w:sz w:val="29"/>
-          <w:sz-cs w:val="29"/>
-          <w:spacing w:val="0"/>
-          <w:color w:val="1A1A1A"/>
-        </w:rPr>
-        <w:t xml:space="preserve">. São Paulo: Brazilian Internet Steering Committee, 2024.</w:t>
+        <w:t xml:space="preserve">Koch, I. G. V. (2018). </w:t>
+      </w:r>
+      <w:r>
+        <w:rPr>
+          <w:rFonts w:ascii="Helvetica" w:hAnsi="Helvetica" w:cs="Helvetica"/>
+          <w:sz w:val="29"/>
+          <w:sz-cs w:val="29"/>
+          <w:i/>
+          <w:spacing w:val="0"/>
+          <w:color w:val="1A1A1A"/>
+        </w:rPr>
+        <w:t xml:space="preserve">A coesão textual</w:t>
+      </w:r>
+      <w:r>
+        <w:rPr>
+          <w:rFonts w:ascii="Helvetica" w:hAnsi="Helvetica" w:cs="Helvetica"/>
+          <w:sz w:val="29"/>
+          <w:sz-cs w:val="29"/>
+          <w:spacing w:val="0"/>
+          <w:color w:val="1A1A1A"/>
+        </w:rPr>
+        <w:t xml:space="preserve"> [Textual cohesion] (22nd ed.). Contexto. (Original work published 1989)</w:t>
       </w:r>
     </w:p>
     <w:p>
@@ -11197,28 +11778,28 @@
           <w:spacing w:val="0"/>
           <w:color w:val="1A1A1A"/>
         </w:rPr>
-        <w:t xml:space="preserve">GEMMA TEAM (Google DeepMind). </w:t>
-      </w:r>
-      <w:r>
-        <w:rPr>
-          <w:rFonts w:ascii="Helvetica" w:hAnsi="Helvetica" w:cs="Helvetica"/>
-          <w:sz w:val="29"/>
-          <w:sz-cs w:val="29"/>
-          <w:b/>
-          <w:spacing w:val="0"/>
-          <w:color w:val="1A1A1A"/>
-        </w:rPr>
-        <w:t xml:space="preserve">Gemma 2: Improving Open Language Models at a Practical Size</w:t>
-      </w:r>
-      <w:r>
-        <w:rPr>
-          <w:rFonts w:ascii="Helvetica" w:hAnsi="Helvetica" w:cs="Helvetica"/>
-          <w:sz w:val="29"/>
-          <w:sz-cs w:val="29"/>
-          <w:spacing w:val="0"/>
-          <w:color w:val="1A1A1A"/>
-        </w:rPr>
-        <w:t xml:space="preserve">. arXiv:2408.00118, 2024. Available at: https://arxiv.org/abs/2408.00118.</w:t>
+        <w:t xml:space="preserve">Koch, I. G. V. (2020). </w:t>
+      </w:r>
+      <w:r>
+        <w:rPr>
+          <w:rFonts w:ascii="Helvetica" w:hAnsi="Helvetica" w:cs="Helvetica"/>
+          <w:sz w:val="29"/>
+          <w:sz-cs w:val="29"/>
+          <w:i/>
+          <w:spacing w:val="0"/>
+          <w:color w:val="1A1A1A"/>
+        </w:rPr>
+        <w:t xml:space="preserve">Introdução à linguística textual: trajetória e grandes temas</w:t>
+      </w:r>
+      <w:r>
+        <w:rPr>
+          <w:rFonts w:ascii="Helvetica" w:hAnsi="Helvetica" w:cs="Helvetica"/>
+          <w:sz w:val="29"/>
+          <w:sz-cs w:val="29"/>
+          <w:spacing w:val="0"/>
+          <w:color w:val="1A1A1A"/>
+        </w:rPr>
+        <w:t xml:space="preserve"> [Introduction to textual linguistics: Trajectory and great themes] (2nd ed.). Contexto.</w:t>
       </w:r>
     </w:p>
     <w:p>
@@ -11234,28 +11815,28 @@
           <w:spacing w:val="0"/>
           <w:color w:val="1A1A1A"/>
         </w:rPr>
-        <w:t xml:space="preserve">GRATTAFIORI, A. et al. </w:t>
-      </w:r>
-      <w:r>
-        <w:rPr>
-          <w:rFonts w:ascii="Helvetica" w:hAnsi="Helvetica" w:cs="Helvetica"/>
-          <w:sz w:val="29"/>
-          <w:sz-cs w:val="29"/>
-          <w:b/>
-          <w:spacing w:val="0"/>
-          <w:color w:val="1A1A1A"/>
-        </w:rPr>
-        <w:t xml:space="preserve">The Llama 3 Herd of Models</w:t>
-      </w:r>
-      <w:r>
-        <w:rPr>
-          <w:rFonts w:ascii="Helvetica" w:hAnsi="Helvetica" w:cs="Helvetica"/>
-          <w:sz w:val="29"/>
-          <w:sz-cs w:val="29"/>
-          <w:spacing w:val="0"/>
-          <w:color w:val="1A1A1A"/>
-        </w:rPr>
-        <w:t xml:space="preserve">. arXiv:2407.21783, 2024. Available at: https://arxiv.org/abs/2407.21783.</w:t>
+        <w:t xml:space="preserve">Koch, I. G. V., &amp; Elias, V. M. (2016). </w:t>
+      </w:r>
+      <w:r>
+        <w:rPr>
+          <w:rFonts w:ascii="Helvetica" w:hAnsi="Helvetica" w:cs="Helvetica"/>
+          <w:sz w:val="29"/>
+          <w:sz-cs w:val="29"/>
+          <w:i/>
+          <w:spacing w:val="0"/>
+          <w:color w:val="1A1A1A"/>
+        </w:rPr>
+        <w:t xml:space="preserve">Escrever e argumentar</w:t>
+      </w:r>
+      <w:r>
+        <w:rPr>
+          <w:rFonts w:ascii="Helvetica" w:hAnsi="Helvetica" w:cs="Helvetica"/>
+          <w:sz w:val="29"/>
+          <w:sz-cs w:val="29"/>
+          <w:spacing w:val="0"/>
+          <w:color w:val="1A1A1A"/>
+        </w:rPr>
+        <w:t xml:space="preserve"> [Writing and arguing]. Contexto.</w:t>
       </w:r>
     </w:p>
     <w:p>
@@ -11271,28 +11852,28 @@
           <w:spacing w:val="0"/>
           <w:color w:val="1A1A1A"/>
         </w:rPr>
-        <w:t xml:space="preserve">KASNECI, E. et al. ChatGPT for good? On opportunities and challenges of large language models for education. </w:t>
-      </w:r>
-      <w:r>
-        <w:rPr>
-          <w:rFonts w:ascii="Helvetica" w:hAnsi="Helvetica" w:cs="Helvetica"/>
-          <w:sz w:val="29"/>
-          <w:sz-cs w:val="29"/>
-          <w:b/>
-          <w:spacing w:val="0"/>
-          <w:color w:val="1A1A1A"/>
-        </w:rPr>
-        <w:t xml:space="preserve">Learning and Individual Differences</w:t>
-      </w:r>
-      <w:r>
-        <w:rPr>
-          <w:rFonts w:ascii="Helvetica" w:hAnsi="Helvetica" w:cs="Helvetica"/>
-          <w:sz w:val="29"/>
-          <w:sz-cs w:val="29"/>
-          <w:spacing w:val="0"/>
-          <w:color w:val="1A1A1A"/>
-        </w:rPr>
-        <w:t xml:space="preserve">, v. 103, 102274, 2023. DOI: 10.1016/j.lindif.2023.102274.</w:t>
+        <w:t xml:space="preserve">Liu, Y., Li, C., Zhang, T., Wang, M., Zhu, Q., Li, J., &amp; Huang, H. (2025). </w:t>
+      </w:r>
+      <w:r>
+        <w:rPr>
+          <w:rFonts w:ascii="Helvetica" w:hAnsi="Helvetica" w:cs="Helvetica"/>
+          <w:sz w:val="29"/>
+          <w:sz-cs w:val="29"/>
+          <w:i/>
+          <w:spacing w:val="0"/>
+          <w:color w:val="1A1A1A"/>
+        </w:rPr>
+        <w:t xml:space="preserve">Discerning minds or generic tutors? Evaluating instructional guidance capabilities in Socratic LLMs</w:t>
+      </w:r>
+      <w:r>
+        <w:rPr>
+          <w:rFonts w:ascii="Helvetica" w:hAnsi="Helvetica" w:cs="Helvetica"/>
+          <w:sz w:val="29"/>
+          <w:sz-cs w:val="29"/>
+          <w:spacing w:val="0"/>
+          <w:color w:val="1A1A1A"/>
+        </w:rPr>
+        <w:t xml:space="preserve">. arXiv:2508.06583. https://arxiv.org/abs/2508.06583</w:t>
       </w:r>
     </w:p>
     <w:p>
@@ -11308,28 +11889,28 @@
           <w:spacing w:val="0"/>
           <w:color w:val="1A1A1A"/>
         </w:rPr>
-        <w:t xml:space="preserve">KOCH, I. G. V. </w:t>
-      </w:r>
-      <w:r>
-        <w:rPr>
-          <w:rFonts w:ascii="Helvetica" w:hAnsi="Helvetica" w:cs="Helvetica"/>
-          <w:sz w:val="29"/>
-          <w:sz-cs w:val="29"/>
-          <w:b/>
-          <w:spacing w:val="0"/>
-          <w:color w:val="1A1A1A"/>
-        </w:rPr>
-        <w:t xml:space="preserve">A coesão textual</w:t>
-      </w:r>
-      <w:r>
-        <w:rPr>
-          <w:rFonts w:ascii="Helvetica" w:hAnsi="Helvetica" w:cs="Helvetica"/>
-          <w:sz w:val="29"/>
-          <w:sz-cs w:val="29"/>
-          <w:spacing w:val="0"/>
-          <w:color w:val="1A1A1A"/>
-        </w:rPr>
-        <w:t xml:space="preserve"> [Textual cohesion]. 22. ed. São Paulo: Contexto, 2018. [1st edition: 1989]</w:t>
+        <w:t xml:space="preserve">Macina, J., Daheim, N., Hakimi, I., Kapur, M., Gurevych, I., &amp; Sachan, M. (2025). MathTutorBench: A benchmark for measuring open-ended pedagogical capabilities of LLM tutors. In </w:t>
+      </w:r>
+      <w:r>
+        <w:rPr>
+          <w:rFonts w:ascii="Helvetica" w:hAnsi="Helvetica" w:cs="Helvetica"/>
+          <w:sz w:val="29"/>
+          <w:sz-cs w:val="29"/>
+          <w:i/>
+          <w:spacing w:val="0"/>
+          <w:color w:val="1A1A1A"/>
+        </w:rPr>
+        <w:t xml:space="preserve">Proceedings of EMNLP 2025</w:t>
+      </w:r>
+      <w:r>
+        <w:rPr>
+          <w:rFonts w:ascii="Helvetica" w:hAnsi="Helvetica" w:cs="Helvetica"/>
+          <w:sz w:val="29"/>
+          <w:sz-cs w:val="29"/>
+          <w:spacing w:val="0"/>
+          <w:color w:val="1A1A1A"/>
+        </w:rPr>
+        <w:t xml:space="preserve">. ACL. arXiv:2502.18940. https://arxiv.org/abs/2502.18940</w:t>
       </w:r>
     </w:p>
     <w:p>
@@ -11345,28 +11926,28 @@
           <w:spacing w:val="0"/>
           <w:color w:val="1A1A1A"/>
         </w:rPr>
-        <w:t xml:space="preserve">KOCH, I. G. V. </w:t>
-      </w:r>
-      <w:r>
-        <w:rPr>
-          <w:rFonts w:ascii="Helvetica" w:hAnsi="Helvetica" w:cs="Helvetica"/>
-          <w:sz w:val="29"/>
-          <w:sz-cs w:val="29"/>
-          <w:b/>
-          <w:spacing w:val="0"/>
-          <w:color w:val="1A1A1A"/>
-        </w:rPr>
-        <w:t xml:space="preserve">Introdução à linguística textual: trajetória e grandes temas</w:t>
-      </w:r>
-      <w:r>
-        <w:rPr>
-          <w:rFonts w:ascii="Helvetica" w:hAnsi="Helvetica" w:cs="Helvetica"/>
-          <w:sz w:val="29"/>
-          <w:sz-cs w:val="29"/>
-          <w:spacing w:val="0"/>
-          <w:color w:val="1A1A1A"/>
-        </w:rPr>
-        <w:t xml:space="preserve"> [Introduction to textual linguistics: trajectory and great themes]. 2. ed. São Paulo: Contexto, 2020.</w:t>
+        <w:t xml:space="preserve">Nielsen, J. (1993). </w:t>
+      </w:r>
+      <w:r>
+        <w:rPr>
+          <w:rFonts w:ascii="Helvetica" w:hAnsi="Helvetica" w:cs="Helvetica"/>
+          <w:sz w:val="29"/>
+          <w:sz-cs w:val="29"/>
+          <w:i/>
+          <w:spacing w:val="0"/>
+          <w:color w:val="1A1A1A"/>
+        </w:rPr>
+        <w:t xml:space="preserve">Usability engineering</w:t>
+      </w:r>
+      <w:r>
+        <w:rPr>
+          <w:rFonts w:ascii="Helvetica" w:hAnsi="Helvetica" w:cs="Helvetica"/>
+          <w:sz w:val="29"/>
+          <w:sz-cs w:val="29"/>
+          <w:spacing w:val="0"/>
+          <w:color w:val="1A1A1A"/>
+        </w:rPr>
+        <w:t xml:space="preserve">. Morgan Kaufmann.</w:t>
       </w:r>
     </w:p>
     <w:p>
@@ -11382,28 +11963,49 @@
           <w:spacing w:val="0"/>
           <w:color w:val="1A1A1A"/>
         </w:rPr>
-        <w:t xml:space="preserve">KOCH, I. G. V.; ELIAS, V. M. </w:t>
-      </w:r>
-      <w:r>
-        <w:rPr>
-          <w:rFonts w:ascii="Helvetica" w:hAnsi="Helvetica" w:cs="Helvetica"/>
-          <w:sz w:val="29"/>
-          <w:sz-cs w:val="29"/>
-          <w:b/>
-          <w:spacing w:val="0"/>
-          <w:color w:val="1A1A1A"/>
-        </w:rPr>
-        <w:t xml:space="preserve">Escrever e argumentar</w:t>
-      </w:r>
-      <w:r>
-        <w:rPr>
-          <w:rFonts w:ascii="Helvetica" w:hAnsi="Helvetica" w:cs="Helvetica"/>
-          <w:sz w:val="29"/>
-          <w:sz-cs w:val="29"/>
-          <w:spacing w:val="0"/>
-          <w:color w:val="1A1A1A"/>
-        </w:rPr>
-        <w:t xml:space="preserve"> [Writing and arguing]. São Paulo: Contexto, 2016.</w:t>
+        <w:t xml:space="preserve">Paul, R., &amp; Elder, L. (2007). Critical thinking: The art of Socratic questioning. </w:t>
+      </w:r>
+      <w:r>
+        <w:rPr>
+          <w:rFonts w:ascii="Helvetica" w:hAnsi="Helvetica" w:cs="Helvetica"/>
+          <w:sz w:val="29"/>
+          <w:sz-cs w:val="29"/>
+          <w:i/>
+          <w:spacing w:val="0"/>
+          <w:color w:val="1A1A1A"/>
+        </w:rPr>
+        <w:t xml:space="preserve">Journal of Developmental Education</w:t>
+      </w:r>
+      <w:r>
+        <w:rPr>
+          <w:rFonts w:ascii="Helvetica" w:hAnsi="Helvetica" w:cs="Helvetica"/>
+          <w:sz w:val="29"/>
+          <w:sz-cs w:val="29"/>
+          <w:spacing w:val="0"/>
+          <w:color w:val="1A1A1A"/>
+        </w:rPr>
+        <w:t xml:space="preserve">, </w:t>
+      </w:r>
+      <w:r>
+        <w:rPr>
+          <w:rFonts w:ascii="Helvetica" w:hAnsi="Helvetica" w:cs="Helvetica"/>
+          <w:sz w:val="29"/>
+          <w:sz-cs w:val="29"/>
+          <w:i/>
+          <w:spacing w:val="0"/>
+          <w:color w:val="1A1A1A"/>
+        </w:rPr>
+        <w:t xml:space="preserve">31</w:t>
+      </w:r>
+      <w:r>
+        <w:rPr>
+          <w:rFonts w:ascii="Helvetica" w:hAnsi="Helvetica" w:cs="Helvetica"/>
+          <w:sz w:val="29"/>
+          <w:sz-cs w:val="29"/>
+          <w:spacing w:val="0"/>
+          <w:color w:val="1A1A1A"/>
+        </w:rPr>
+        <w:t xml:space="preserve">(1), 36–37.</w:t>
       </w:r>
     </w:p>
     <w:p>
@@ -11419,28 +12021,49 @@
           <w:spacing w:val="0"/>
           <w:color w:val="1A1A1A"/>
         </w:rPr>
-        <w:t xml:space="preserve">LIU, Y.; LI, C.; ZHANG, T.; WANG, M.; ZHU, Q.; LI, J.; HUANG, H. </w:t>
-      </w:r>
-      <w:r>
-        <w:rPr>
-          <w:rFonts w:ascii="Helvetica" w:hAnsi="Helvetica" w:cs="Helvetica"/>
-          <w:sz w:val="29"/>
-          <w:sz-cs w:val="29"/>
-          <w:b/>
-          <w:spacing w:val="0"/>
-          <w:color w:val="1A1A1A"/>
-        </w:rPr>
-        <w:t xml:space="preserve">Discerning Minds or Generic Tutors? Evaluating Instructional Guidance Capabilities in Socratic LLMs</w:t>
-      </w:r>
-      <w:r>
-        <w:rPr>
-          <w:rFonts w:ascii="Helvetica" w:hAnsi="Helvetica" w:cs="Helvetica"/>
-          <w:sz w:val="29"/>
-          <w:sz-cs w:val="29"/>
-          <w:spacing w:val="0"/>
-          <w:color w:val="1A1A1A"/>
-        </w:rPr>
-        <w:t xml:space="preserve">. arXiv:2508.06583, 2025. Available at: https://arxiv.org/abs/2508.06583.</w:t>
+        <w:t xml:space="preserve">Tlili, A., Shehata, B., Adarkwah, M. A., Bozkurt, A., Hickey, D. T., Huang, R., &amp; Agyemang, B. (2023). What if the devil is my guardian angel: ChatGPT as a case study of using chatbots in education. </w:t>
+      </w:r>
+      <w:r>
+        <w:rPr>
+          <w:rFonts w:ascii="Helvetica" w:hAnsi="Helvetica" w:cs="Helvetica"/>
+          <w:sz w:val="29"/>
+          <w:sz-cs w:val="29"/>
+          <w:i/>
+          <w:spacing w:val="0"/>
+          <w:color w:val="1A1A1A"/>
+        </w:rPr>
+        <w:t xml:space="preserve">Smart Learning Environments</w:t>
+      </w:r>
+      <w:r>
+        <w:rPr>
+          <w:rFonts w:ascii="Helvetica" w:hAnsi="Helvetica" w:cs="Helvetica"/>
+          <w:sz w:val="29"/>
+          <w:sz-cs w:val="29"/>
+          <w:spacing w:val="0"/>
+          <w:color w:val="1A1A1A"/>
+        </w:rPr>
+        <w:t xml:space="preserve">, </w:t>
+      </w:r>
+      <w:r>
+        <w:rPr>
+          <w:rFonts w:ascii="Helvetica" w:hAnsi="Helvetica" w:cs="Helvetica"/>
+          <w:sz w:val="29"/>
+          <w:sz-cs w:val="29"/>
+          <w:i/>
+          <w:spacing w:val="0"/>
+          <w:color w:val="1A1A1A"/>
+        </w:rPr>
+        <w:t xml:space="preserve">10</w:t>
+      </w:r>
+      <w:r>
+        <w:rPr>
+          <w:rFonts w:ascii="Helvetica" w:hAnsi="Helvetica" w:cs="Helvetica"/>
+          <w:sz w:val="29"/>
+          <w:sz-cs w:val="29"/>
+          <w:spacing w:val="0"/>
+          <w:color w:val="1A1A1A"/>
+        </w:rPr>
+        <w:t xml:space="preserve">(1), Article 15. https://doi.org/10.1186/s40561-023-00237-x</w:t>
       </w:r>
     </w:p>
     <w:p>
@@ -11456,28 +12079,28 @@
           <w:spacing w:val="0"/>
           <w:color w:val="1A1A1A"/>
         </w:rPr>
-        <w:t xml:space="preserve">MACINA, J.; DAHEIM, N.; HAKIMI, I.; KAPUR, M.; GUREVYCH, I.; SACHAN, M. MathTutorBench: A Benchmark for Measuring Open-ended Pedagogical Capabilities of LLM Tutors. In: </w:t>
-      </w:r>
-      <w:r>
-        <w:rPr>
-          <w:rFonts w:ascii="Helvetica" w:hAnsi="Helvetica" w:cs="Helvetica"/>
-          <w:sz w:val="29"/>
-          <w:sz-cs w:val="29"/>
-          <w:b/>
-          <w:spacing w:val="0"/>
-          <w:color w:val="1A1A1A"/>
-        </w:rPr>
-        <w:t xml:space="preserve">Proceedings of EMNLP 2025</w:t>
-      </w:r>
-      <w:r>
-        <w:rPr>
-          <w:rFonts w:ascii="Helvetica" w:hAnsi="Helvetica" w:cs="Helvetica"/>
-          <w:sz w:val="29"/>
-          <w:sz-cs w:val="29"/>
-          <w:spacing w:val="0"/>
-          <w:color w:val="1A1A1A"/>
-        </w:rPr>
-        <w:t xml:space="preserve">. Singapore: ACL, 2025. Preprint: arXiv:2502.18940. Available at: https://arxiv.org/abs/2502.18940.</w:t>
+        <w:t xml:space="preserve">Wu, M., &amp; Aji, A. F. (2023). </w:t>
+      </w:r>
+      <w:r>
+        <w:rPr>
+          <w:rFonts w:ascii="Helvetica" w:hAnsi="Helvetica" w:cs="Helvetica"/>
+          <w:sz w:val="29"/>
+          <w:sz-cs w:val="29"/>
+          <w:i/>
+          <w:spacing w:val="0"/>
+          <w:color w:val="1A1A1A"/>
+        </w:rPr>
+        <w:t xml:space="preserve">Style over substance: Evaluation biases for large language models</w:t>
+      </w:r>
+      <w:r>
+        <w:rPr>
+          <w:rFonts w:ascii="Helvetica" w:hAnsi="Helvetica" w:cs="Helvetica"/>
+          <w:sz w:val="29"/>
+          <w:sz-cs w:val="29"/>
+          <w:spacing w:val="0"/>
+          <w:color w:val="1A1A1A"/>
+        </w:rPr>
+        <w:t xml:space="preserve">. arXiv:2307.03025. https://arxiv.org/abs/2307.03025</w:t>
       </w:r>
     </w:p>
     <w:p>
@@ -11493,28 +12116,28 @@
           <w:spacing w:val="0"/>
           <w:color w:val="1A1A1A"/>
         </w:rPr>
-        <w:t xml:space="preserve">NIELSEN, J. </w:t>
-      </w:r>
-      <w:r>
-        <w:rPr>
-          <w:rFonts w:ascii="Helvetica" w:hAnsi="Helvetica" w:cs="Helvetica"/>
-          <w:sz w:val="29"/>
-          <w:sz-cs w:val="29"/>
-          <w:b/>
-          <w:spacing w:val="0"/>
-          <w:color w:val="1A1A1A"/>
-        </w:rPr>
-        <w:t xml:space="preserve">Usability Engineering</w:t>
-      </w:r>
-      <w:r>
-        <w:rPr>
-          <w:rFonts w:ascii="Helvetica" w:hAnsi="Helvetica" w:cs="Helvetica"/>
-          <w:sz w:val="29"/>
-          <w:sz-cs w:val="29"/>
-          <w:spacing w:val="0"/>
-          <w:color w:val="1A1A1A"/>
-        </w:rPr>
-        <w:t xml:space="preserve">. San Francisco: Morgan Kaufmann, 1993.</w:t>
+        <w:t xml:space="preserve">Yang, A., Yang, B., Hui, B., Zheng, B., Yu, B., Zhou, C., Li, C., Li, C., Liu, D., Huang, F., et al. (2024). </w:t>
+      </w:r>
+      <w:r>
+        <w:rPr>
+          <w:rFonts w:ascii="Helvetica" w:hAnsi="Helvetica" w:cs="Helvetica"/>
+          <w:sz w:val="29"/>
+          <w:sz-cs w:val="29"/>
+          <w:i/>
+          <w:spacing w:val="0"/>
+          <w:color w:val="1A1A1A"/>
+        </w:rPr>
+        <w:t xml:space="preserve">Qwen2.5 technical report</w:t>
+      </w:r>
+      <w:r>
+        <w:rPr>
+          <w:rFonts w:ascii="Helvetica" w:hAnsi="Helvetica" w:cs="Helvetica"/>
+          <w:sz w:val="29"/>
+          <w:sz-cs w:val="29"/>
+          <w:spacing w:val="0"/>
+          <w:color w:val="1A1A1A"/>
+        </w:rPr>
+        <w:t xml:space="preserve">. arXiv:2412.15115. https://arxiv.org/abs/2412.15115</w:t>
       </w:r>
     </w:p>
     <w:p>
@@ -11530,162 +12153,14 @@
           <w:spacing w:val="0"/>
           <w:color w:val="1A1A1A"/>
         </w:rPr>
-        <w:t xml:space="preserve">PAUL, R.; ELDER, L. Critical Thinking: The Art of Socratic Questioning. </w:t>
-      </w:r>
-      <w:r>
-        <w:rPr>
-          <w:rFonts w:ascii="Helvetica" w:hAnsi="Helvetica" w:cs="Helvetica"/>
-          <w:sz w:val="29"/>
-          <w:sz-cs w:val="29"/>
-          <w:b/>
-          <w:spacing w:val="0"/>
-          <w:color w:val="1A1A1A"/>
-        </w:rPr>
-        <w:t xml:space="preserve">Journal of Developmental Education</w:t>
-      </w:r>
-      <w:r>
-        <w:rPr>
-          <w:rFonts w:ascii="Helvetica" w:hAnsi="Helvetica" w:cs="Helvetica"/>
-          <w:sz w:val="29"/>
-          <w:sz-cs w:val="29"/>
-          <w:spacing w:val="0"/>
-          <w:color w:val="1A1A1A"/>
-        </w:rPr>
-        <w:t xml:space="preserve">, v. 31, n. 1, p. 36–37, 2007.</w:t>
-      </w:r>
-    </w:p>
-    <w:p>
-      <w:pPr>
-        <w:jc w:val="both"/>
-        <w:spacing w:after="175"/>
-      </w:pPr>
-      <w:r>
-        <w:rPr>
-          <w:rFonts w:ascii="Helvetica" w:hAnsi="Helvetica" w:cs="Helvetica"/>
-          <w:sz w:val="29"/>
-          <w:sz-cs w:val="29"/>
-          <w:spacing w:val="0"/>
-          <w:color w:val="1A1A1A"/>
-        </w:rPr>
-        <w:t xml:space="preserve">TLILI, A. et al. What if the devil is my guardian angel: ChatGPT as a case study of using chatbots in education. </w:t>
-      </w:r>
-      <w:r>
-        <w:rPr>
-          <w:rFonts w:ascii="Helvetica" w:hAnsi="Helvetica" w:cs="Helvetica"/>
-          <w:sz w:val="29"/>
-          <w:sz-cs w:val="29"/>
-          <w:b/>
-          <w:spacing w:val="0"/>
-          <w:color w:val="1A1A1A"/>
-        </w:rPr>
-        <w:t xml:space="preserve">Smart Learning Environments</w:t>
-      </w:r>
-      <w:r>
-        <w:rPr>
-          <w:rFonts w:ascii="Helvetica" w:hAnsi="Helvetica" w:cs="Helvetica"/>
-          <w:sz w:val="29"/>
-          <w:sz-cs w:val="29"/>
-          <w:spacing w:val="0"/>
-          <w:color w:val="1A1A1A"/>
-        </w:rPr>
-        <w:t xml:space="preserve">, v. 10, n. 1, art. 15, 2023. DOI: 10.1186/s40561-023-00237-x.</w:t>
-      </w:r>
-    </w:p>
-    <w:p>
-      <w:pPr>
-        <w:jc w:val="both"/>
-        <w:spacing w:after="175"/>
-      </w:pPr>
-      <w:r>
-        <w:rPr>
-          <w:rFonts w:ascii="Helvetica" w:hAnsi="Helvetica" w:cs="Helvetica"/>
-          <w:sz w:val="29"/>
-          <w:sz-cs w:val="29"/>
-          <w:spacing w:val="0"/>
-          <w:color w:val="1A1A1A"/>
-        </w:rPr>
-        <w:t xml:space="preserve">WU, M.; AJI, A. F. </w:t>
-      </w:r>
-      <w:r>
-        <w:rPr>
-          <w:rFonts w:ascii="Helvetica" w:hAnsi="Helvetica" w:cs="Helvetica"/>
-          <w:sz w:val="29"/>
-          <w:sz-cs w:val="29"/>
-          <w:b/>
-          <w:spacing w:val="0"/>
-          <w:color w:val="1A1A1A"/>
-        </w:rPr>
-        <w:t xml:space="preserve">Style Over Substance: Evaluation Biases for Large Language Models</w:t>
-      </w:r>
-      <w:r>
-        <w:rPr>
-          <w:rFonts w:ascii="Helvetica" w:hAnsi="Helvetica" w:cs="Helvetica"/>
-          <w:sz w:val="29"/>
-          <w:sz-cs w:val="29"/>
-          <w:spacing w:val="0"/>
-          <w:color w:val="1A1A1A"/>
-        </w:rPr>
-        <w:t xml:space="preserve">. arXiv:2307.03025, 2023. Available at: https://arxiv.org/abs/2307.03025.</w:t>
-      </w:r>
-    </w:p>
-    <w:p>
-      <w:pPr>
-        <w:jc w:val="both"/>
-        <w:spacing w:after="175"/>
-      </w:pPr>
-      <w:r>
-        <w:rPr>
-          <w:rFonts w:ascii="Helvetica" w:hAnsi="Helvetica" w:cs="Helvetica"/>
-          <w:sz w:val="29"/>
-          <w:sz-cs w:val="29"/>
-          <w:spacing w:val="0"/>
-          <w:color w:val="1A1A1A"/>
-        </w:rPr>
-        <w:t xml:space="preserve">YANG, A. et al. (Qwen Team). </w:t>
-      </w:r>
-      <w:r>
-        <w:rPr>
-          <w:rFonts w:ascii="Helvetica" w:hAnsi="Helvetica" w:cs="Helvetica"/>
-          <w:sz w:val="29"/>
-          <w:sz-cs w:val="29"/>
-          <w:b/>
-          <w:spacing w:val="0"/>
-          <w:color w:val="1A1A1A"/>
-        </w:rPr>
-        <w:t xml:space="preserve">Qwen2.5 Technical Report</w:t>
-      </w:r>
-      <w:r>
-        <w:rPr>
-          <w:rFonts w:ascii="Helvetica" w:hAnsi="Helvetica" w:cs="Helvetica"/>
-          <w:sz w:val="29"/>
-          <w:sz-cs w:val="29"/>
-          <w:spacing w:val="0"/>
-          <w:color w:val="1A1A1A"/>
-        </w:rPr>
-        <w:t xml:space="preserve">. arXiv:2412.15115, 2024. Available at: https://arxiv.org/abs/2412.15115.</w:t>
-      </w:r>
-    </w:p>
-    <w:p>
-      <w:pPr>
-        <w:jc w:val="both"/>
-        <w:spacing w:after="175"/>
-      </w:pPr>
-      <w:r>
-        <w:rPr>
-          <w:rFonts w:ascii="Helvetica" w:hAnsi="Helvetica" w:cs="Helvetica"/>
-          <w:sz w:val="29"/>
-          <w:sz-cs w:val="29"/>
-          <w:spacing w:val="0"/>
-          <w:color w:val="1A1A1A"/>
-        </w:rPr>
-        <w:t xml:space="preserve">ZHENG, L. et al. Judging LLM-as-a-Judge with MT-Bench and Chatbot Arena. In: </w:t>
-      </w:r>
-      <w:r>
-        <w:rPr>
-          <w:rFonts w:ascii="Helvetica" w:hAnsi="Helvetica" w:cs="Helvetica"/>
-          <w:sz w:val="29"/>
-          <w:sz-cs w:val="29"/>
-          <w:b/>
+        <w:t xml:space="preserve">Zheng, L., Chiang, W.-L., Sheng, Y., Zhuang, S., Wu, Z., Zhuang, Y., Lin, Z., Li, Z., Li, D., Xing, E. P., Zhang, H., Gonzalez, J. E., &amp; Stoica, I. (2023). Judging LLM-as-a-judge with MT-bench and Chatbot Arena. In </w:t>
+      </w:r>
+      <w:r>
+        <w:rPr>
+          <w:rFonts w:ascii="Helvetica" w:hAnsi="Helvetica" w:cs="Helvetica"/>
+          <w:sz w:val="29"/>
+          <w:sz-cs w:val="29"/>
+          <w:i/>
           <w:spacing w:val="0"/>
           <w:color w:val="1A1A1A"/>
         </w:rPr>
@@ -11699,7 +12174,7 @@
           <w:spacing w:val="0"/>
           <w:color w:val="1A1A1A"/>
         </w:rPr>
-        <w:t xml:space="preserve">. New Orleans: 2023.</w:t>
+        <w:t xml:space="preserve">.</w:t>
       </w:r>
     </w:p>
     <w:sectPr/>

--- a/paper/artigo_benchmark_slm.docx
+++ b/paper/artigo_benchmark_slm.docx
@@ -3347,72 +3347,39 @@
           <w:spacing w:val="0"/>
           <w:color w:val="1A1A1A"/>
         </w:rPr>
-        <w:t xml:space="preserve"> &lt; 0.001 \</w:t>
-      </w:r>
-      <w:r>
-        <w:rPr>
-          <w:rFonts w:ascii="Helvetica" w:hAnsi="Helvetica" w:cs="Helvetica"/>
-          <w:sz w:val="29"/>
-          <w:sz-cs w:val="29"/>
-          <w:b/>
-          <w:i/>
-          <w:spacing w:val="0"/>
-          <w:color w:val="1A1A1A"/>
-        </w:rPr>
-        <w:t xml:space="preserve">, </w:t>
-      </w:r>
-      <w:r>
-        <w:rPr>
-          <w:rFonts w:ascii="Helvetica" w:hAnsi="Helvetica" w:cs="Helvetica"/>
-          <w:sz w:val="29"/>
-          <w:sz-cs w:val="29"/>
-          <w:b/>
-          <w:spacing w:val="0"/>
-          <w:color w:val="1A1A1A"/>
-        </w:rPr>
-        <w:t xml:space="preserve">p* &lt; 0.01 \</w:t>
-      </w:r>
-      <w:r>
-        <w:rPr>
-          <w:rFonts w:ascii="Helvetica" w:hAnsi="Helvetica" w:cs="Helvetica"/>
-          <w:sz w:val="29"/>
-          <w:sz-cs w:val="29"/>
-          <w:spacing w:val="0"/>
-          <w:color w:val="1A1A1A"/>
-        </w:rPr>
-        <w:t xml:space="preserve">, </w:t>
-      </w:r>
-      <w:r>
-        <w:rPr>
-          <w:rFonts w:ascii="Helvetica" w:hAnsi="Helvetica" w:cs="Helvetica"/>
-          <w:sz w:val="29"/>
-          <w:sz-cs w:val="29"/>
-          <w:i/>
-          <w:spacing w:val="0"/>
-          <w:color w:val="1A1A1A"/>
-        </w:rPr>
-        <w:t xml:space="preserve">p</w:t>
-      </w:r>
-      <w:r>
-        <w:rPr>
-          <w:rFonts w:ascii="Helvetica" w:hAnsi="Helvetica" w:cs="Helvetica"/>
-          <w:sz w:val="29"/>
-          <w:sz-cs w:val="29"/>
-          <w:spacing w:val="0"/>
-          <w:color w:val="1A1A1A"/>
-        </w:rPr>
-        <w:t xml:space="preserve"> &lt; 0.05 \</w:t>
-      </w:r>
-      <w:r>
-        <w:rPr>
-          <w:rFonts w:ascii="Helvetica" w:hAnsi="Helvetica" w:cs="Helvetica"/>
-          <w:sz w:val="29"/>
-          <w:sz-cs w:val="29"/>
-          <w:i/>
-          <w:spacing w:val="0"/>
-          <w:color w:val="1A1A1A"/>
-        </w:rPr>
-        <w:t xml:space="preserve">, </w:t>
+        <w:t xml:space="preserve"> &lt; 0.001 `</w:t>
+      </w:r>
+      <w:r>
+        <w:rPr>
+          <w:rFonts w:ascii="Courier New" w:hAnsi="Courier New" w:cs="Courier New"/>
+          <w:sz w:val="25"/>
+          <w:sz-cs w:val="25"/>
+          <w:b/>
+          <w:spacing w:val="0"/>
+          <w:color w:val="1A1A1A"/>
+        </w:rPr>
+        <w:t xml:space="preserve">*, *p* &lt; 0.01 \</w:t>
+      </w:r>
+      <w:r>
+        <w:rPr>
+          <w:rFonts w:ascii="Courier New" w:hAnsi="Courier New" w:cs="Courier New"/>
+          <w:sz w:val="25"/>
+          <w:sz-cs w:val="25"/>
+          <w:spacing w:val="0"/>
+          <w:color w:val="1A1A1A"/>
+        </w:rPr>
+        <w:t xml:space="preserve">, *p* &lt; 0.05 \</w:t>
+      </w:r>
+      <w:r>
+        <w:rPr>
+          <w:rFonts w:ascii="Helvetica" w:hAnsi="Helvetica" w:cs="Helvetica"/>
+          <w:sz w:val="29"/>
+          <w:sz-cs w:val="29"/>
+          <w:i/>
+          <w:spacing w:val="0"/>
+          <w:color w:val="1A1A1A"/>
+        </w:rPr>
+        <w:t xml:space="preserve">`, </w:t>
       </w:r>
       <w:r>
         <w:rPr>
@@ -7435,17 +7402,17 @@
           <w:spacing w:val="0"/>
           <w:color w:val="1A1A1A"/>
         </w:rPr>
-        <w:t xml:space="preserve"> &lt; 0.001 \</w:t>
-      </w:r>
-      <w:r>
-        <w:rPr>
-          <w:rFonts w:ascii="Helvetica" w:hAnsi="Helvetica" w:cs="Helvetica"/>
-          <w:sz w:val="26"/>
-          <w:sz-cs w:val="26"/>
-          <w:spacing w:val="0"/>
-          <w:color w:val="1A1A1A"/>
-        </w:rPr>
-        <w:t xml:space="preserve">*</w:t>
+        <w:t xml:space="preserve"> &lt; 0.001 `</w:t>
+      </w:r>
+      <w:r>
+        <w:rPr>
+          <w:rFonts w:ascii="Helvetica" w:hAnsi="Helvetica" w:cs="Helvetica"/>
+          <w:sz w:val="26"/>
+          <w:sz-cs w:val="26"/>
+          <w:spacing w:val="0"/>
+          <w:color w:val="1A1A1A"/>
+        </w:rPr>
+        <w:t xml:space="preserve">`*</w:t>
       </w:r>
     </w:p>
     <w:p>
@@ -7556,17 +7523,17 @@
           <w:spacing w:val="0"/>
           <w:color w:val="1A1A1A"/>
         </w:rPr>
-        <w:t xml:space="preserve"> &lt; 0.001 \</w:t>
-      </w:r>
-      <w:r>
-        <w:rPr>
-          <w:rFonts w:ascii="Helvetica" w:hAnsi="Helvetica" w:cs="Helvetica"/>
-          <w:sz w:val="26"/>
-          <w:sz-cs w:val="26"/>
-          <w:spacing w:val="0"/>
-          <w:color w:val="1A1A1A"/>
-        </w:rPr>
-        <w:t xml:space="preserve">*</w:t>
+        <w:t xml:space="preserve"> &lt; 0.001 `</w:t>
+      </w:r>
+      <w:r>
+        <w:rPr>
+          <w:rFonts w:ascii="Helvetica" w:hAnsi="Helvetica" w:cs="Helvetica"/>
+          <w:sz w:val="26"/>
+          <w:sz-cs w:val="26"/>
+          <w:spacing w:val="0"/>
+          <w:color w:val="1A1A1A"/>
+        </w:rPr>
+        <w:t xml:space="preserve">`*</w:t>
       </w:r>
     </w:p>
     <w:p>
@@ -7677,17 +7644,17 @@
           <w:spacing w:val="0"/>
           <w:color w:val="1A1A1A"/>
         </w:rPr>
-        <w:t xml:space="preserve"> &lt; 0.001 \</w:t>
-      </w:r>
-      <w:r>
-        <w:rPr>
-          <w:rFonts w:ascii="Helvetica" w:hAnsi="Helvetica" w:cs="Helvetica"/>
-          <w:sz w:val="26"/>
-          <w:sz-cs w:val="26"/>
-          <w:spacing w:val="0"/>
-          <w:color w:val="1A1A1A"/>
-        </w:rPr>
-        <w:t xml:space="preserve">*</w:t>
+        <w:t xml:space="preserve"> &lt; 0.001 `</w:t>
+      </w:r>
+      <w:r>
+        <w:rPr>
+          <w:rFonts w:ascii="Helvetica" w:hAnsi="Helvetica" w:cs="Helvetica"/>
+          <w:sz w:val="26"/>
+          <w:sz-cs w:val="26"/>
+          <w:spacing w:val="0"/>
+          <w:color w:val="1A1A1A"/>
+        </w:rPr>
+        <w:t xml:space="preserve">`*</w:t>
       </w:r>
     </w:p>
     <w:p>
@@ -7704,13 +7671,13 @@
           <w:spacing w:val="0"/>
           <w:color w:val="1A1A1A"/>
         </w:rPr>
-        <w:t xml:space="preserve">Note. k = conformant responses; n = 39 calls per model. \</w:t>
-      </w:r>
-      <w:r>
-        <w:rPr>
-          <w:rFonts w:ascii="Helvetica" w:hAnsi="Helvetica" w:cs="Helvetica"/>
-          <w:sz w:val="29"/>
-          <w:sz-cs w:val="29"/>
+        <w:t xml:space="preserve">Note. k = conformant responses; n = 39 calls per model. `</w:t>
+      </w:r>
+      <w:r>
+        <w:rPr>
+          <w:rFonts w:ascii="Courier New" w:hAnsi="Courier New" w:cs="Courier New"/>
+          <w:sz w:val="25"/>
+          <w:sz-cs w:val="25"/>
           <w:spacing w:val="0"/>
           <w:color w:val="1A1A1A"/>
         </w:rPr>
@@ -7718,9 +7685,9 @@
       </w:r>
       <w:r>
         <w:rPr>
-          <w:rFonts w:ascii="Helvetica" w:hAnsi="Helvetica" w:cs="Helvetica"/>
-          <w:sz w:val="29"/>
-          <w:sz-cs w:val="29"/>
+          <w:rFonts w:ascii="Courier New" w:hAnsi="Courier New" w:cs="Courier New"/>
+          <w:sz w:val="25"/>
+          <w:sz-cs w:val="25"/>
           <w:i/>
           <w:spacing w:val="0"/>
           <w:color w:val="1A1A1A"/>
@@ -7735,7 +7702,7 @@
           <w:spacing w:val="0"/>
           <w:color w:val="1A1A1A"/>
         </w:rPr>
-        <w:t xml:space="preserve"> p &lt; 0.001, two-sided Fisher exact, α = 0.05. When a cell of the contingency table is zero, the odds ratio is not finitely estimable; the reported p-value derives from the exact hypergeometric distribution with continuity correction. Wilson 95 % CIs computed without normal approximation.*</w:t>
+        <w:t xml:space="preserve">` p &lt; 0.001, two-sided Fisher exact, α = 0.05. When a cell of the contingency table is zero, the odds ratio is not finitely estimable; the reported p-value derives from the exact hypergeometric distribution with continuity correction. Wilson 95 % CIs computed without normal approximation.*</w:t>
       </w:r>
     </w:p>
     <w:p>
@@ -8047,13 +8014,13 @@
           <w:spacing w:val="0"/>
           <w:color w:val="1A1A1A"/>
         </w:rPr>
-        <w:t xml:space="preserve"> &lt; 0.001 \</w:t>
-      </w:r>
-      <w:r>
-        <w:rPr>
-          <w:rFonts w:ascii="Helvetica" w:hAnsi="Helvetica" w:cs="Helvetica"/>
-          <w:sz w:val="29"/>
-          <w:sz-cs w:val="29"/>
+        <w:t xml:space="preserve"> &lt; 0.001 `</w:t>
+      </w:r>
+      <w:r>
+        <w:rPr>
+          <w:rFonts w:ascii="Courier New" w:hAnsi="Courier New" w:cs="Courier New"/>
+          <w:sz w:val="25"/>
+          <w:sz-cs w:val="25"/>
           <w:i/>
           <w:spacing w:val="0"/>
           <w:color w:val="1A1A1A"/>
@@ -8062,9 +8029,9 @@
       </w:r>
       <w:r>
         <w:rPr>
-          <w:rFonts w:ascii="Helvetica" w:hAnsi="Helvetica" w:cs="Helvetica"/>
-          <w:sz w:val="29"/>
-          <w:sz-cs w:val="29"/>
+          <w:rFonts w:ascii="Courier New" w:hAnsi="Courier New" w:cs="Courier New"/>
+          <w:sz w:val="25"/>
+          <w:sz-cs w:val="25"/>
           <w:spacing w:val="0"/>
           <w:color w:val="1A1A1A"/>
         </w:rPr>
@@ -8079,7 +8046,7 @@
           <w:spacing w:val="0"/>
           <w:color w:val="1A1A1A"/>
         </w:rPr>
-        <w:t xml:space="preserve"> for both variants (1B and 3B), while the matched-scale Qwen 2.5 family is statistically indistinguishable from the reference (</w:t>
+        <w:t xml:space="preserve">` for both variants (1B and 3B), while the matched-scale Qwen 2.5 family is statistically indistinguishable from the reference (</w:t>
       </w:r>
       <w:r>
         <w:rPr>
@@ -8733,13 +8700,13 @@
           <w:spacing w:val="0"/>
           <w:color w:val="1A1A1A"/>
         </w:rPr>
-        <w:t xml:space="preserve"> &lt; 0.001 \</w:t>
-      </w:r>
-      <w:r>
-        <w:rPr>
-          <w:rFonts w:ascii="Helvetica" w:hAnsi="Helvetica" w:cs="Helvetica"/>
-          <w:sz w:val="29"/>
-          <w:sz-cs w:val="29"/>
+        <w:t xml:space="preserve"> &lt; 0.001 `</w:t>
+      </w:r>
+      <w:r>
+        <w:rPr>
+          <w:rFonts w:ascii="Courier New" w:hAnsi="Courier New" w:cs="Courier New"/>
+          <w:sz w:val="25"/>
+          <w:sz-cs w:val="25"/>
           <w:i/>
           <w:spacing w:val="0"/>
           <w:color w:val="1A1A1A"/>
@@ -8748,13 +8715,23 @@
       </w:r>
       <w:r>
         <w:rPr>
-          <w:rFonts w:ascii="Helvetica" w:hAnsi="Helvetica" w:cs="Helvetica"/>
-          <w:sz w:val="29"/>
-          <w:sz-cs w:val="29"/>
-          <w:spacing w:val="0"/>
-          <w:color w:val="1A1A1A"/>
-        </w:rPr>
-        <w:t xml:space="preserve">\*, of the same magnitude as the Llama 3.2 family contrasts, justifying its analytical bracketing in the same regime of zero-shot non-adherence.</w:t>
+          <w:rFonts w:ascii="Courier New" w:hAnsi="Courier New" w:cs="Courier New"/>
+          <w:sz w:val="25"/>
+          <w:sz-cs w:val="25"/>
+          <w:spacing w:val="0"/>
+          <w:color w:val="1A1A1A"/>
+        </w:rPr>
+        <w:t xml:space="preserve">\</w:t>
+      </w:r>
+      <w:r>
+        <w:rPr>
+          <w:rFonts w:ascii="Helvetica" w:hAnsi="Helvetica" w:cs="Helvetica"/>
+          <w:sz w:val="29"/>
+          <w:sz-cs w:val="29"/>
+          <w:spacing w:val="0"/>
+          <w:color w:val="1A1A1A"/>
+        </w:rPr>
+        <w:t xml:space="preserve">*`, of the same magnitude as the Llama 3.2 family contrasts, justifying its analytical bracketing in the same regime of zero-shot non-adherence.</w:t>
       </w:r>
     </w:p>
     <w:p>
@@ -9499,17 +9476,17 @@
           <w:spacing w:val="0"/>
           <w:color w:val="1A1A1A"/>
         </w:rPr>
-        <w:t xml:space="preserve"> &lt; 0.001 \</w:t>
-      </w:r>
-      <w:r>
-        <w:rPr>
-          <w:rFonts w:ascii="Helvetica" w:hAnsi="Helvetica" w:cs="Helvetica"/>
-          <w:sz w:val="26"/>
-          <w:sz-cs w:val="26"/>
-          <w:spacing w:val="0"/>
-          <w:color w:val="1A1A1A"/>
-        </w:rPr>
-        <w:t xml:space="preserve">*</w:t>
+        <w:t xml:space="preserve"> &lt; 0.001 `</w:t>
+      </w:r>
+      <w:r>
+        <w:rPr>
+          <w:rFonts w:ascii="Helvetica" w:hAnsi="Helvetica" w:cs="Helvetica"/>
+          <w:sz w:val="26"/>
+          <w:sz-cs w:val="26"/>
+          <w:spacing w:val="0"/>
+          <w:color w:val="1A1A1A"/>
+        </w:rPr>
+        <w:t xml:space="preserve">`*</w:t>
       </w:r>
     </w:p>
     <w:p>
@@ -9649,17 +9626,17 @@
           <w:spacing w:val="0"/>
           <w:color w:val="1A1A1A"/>
         </w:rPr>
-        <w:t xml:space="preserve"> &lt; 0.001 \</w:t>
-      </w:r>
-      <w:r>
-        <w:rPr>
-          <w:rFonts w:ascii="Helvetica" w:hAnsi="Helvetica" w:cs="Helvetica"/>
-          <w:sz w:val="26"/>
-          <w:sz-cs w:val="26"/>
-          <w:spacing w:val="0"/>
-          <w:color w:val="1A1A1A"/>
-        </w:rPr>
-        <w:t xml:space="preserve">*</w:t>
+        <w:t xml:space="preserve"> &lt; 0.001 `</w:t>
+      </w:r>
+      <w:r>
+        <w:rPr>
+          <w:rFonts w:ascii="Helvetica" w:hAnsi="Helvetica" w:cs="Helvetica"/>
+          <w:sz w:val="26"/>
+          <w:sz-cs w:val="26"/>
+          <w:spacing w:val="0"/>
+          <w:color w:val="1A1A1A"/>
+        </w:rPr>
+        <w:t xml:space="preserve">`*</w:t>
       </w:r>
     </w:p>
     <w:p>
@@ -9760,13 +9737,13 @@
           <w:spacing w:val="0"/>
           <w:color w:val="1A1A1A"/>
         </w:rPr>
-        <w:t xml:space="preserve">Note. ¹ The single non-conformance of the 1B in E2 derives from HTTP timeout, not from a structural violation of the response actually returned. ² Idem for 3 of 12 of the 1B in E2b — timeouts associated with the context-budget increase introduced by the demonstrative pair of one-shot, with no implication on the typological conformance of the completed calls. \</w:t>
-      </w:r>
-      <w:r>
-        <w:rPr>
-          <w:rFonts w:ascii="Helvetica" w:hAnsi="Helvetica" w:cs="Helvetica"/>
-          <w:sz w:val="29"/>
-          <w:sz-cs w:val="29"/>
+        <w:t xml:space="preserve">Note. ¹ The single non-conformance of the 1B in E2 derives from HTTP timeout, not from a structural violation of the response actually returned. ² Idem for 3 of 12 of the 1B in E2b — timeouts associated with the context-budget increase introduced by the demonstrative pair of one-shot, with no implication on the typological conformance of the completed calls. `</w:t>
+      </w:r>
+      <w:r>
+        <w:rPr>
+          <w:rFonts w:ascii="Courier New" w:hAnsi="Courier New" w:cs="Courier New"/>
+          <w:sz w:val="25"/>
+          <w:sz-cs w:val="25"/>
           <w:spacing w:val="0"/>
           <w:color w:val="1A1A1A"/>
         </w:rPr>
@@ -9774,9 +9751,9 @@
       </w:r>
       <w:r>
         <w:rPr>
-          <w:rFonts w:ascii="Helvetica" w:hAnsi="Helvetica" w:cs="Helvetica"/>
-          <w:sz w:val="29"/>
-          <w:sz-cs w:val="29"/>
+          <w:rFonts w:ascii="Courier New" w:hAnsi="Courier New" w:cs="Courier New"/>
+          <w:sz w:val="25"/>
+          <w:sz-cs w:val="25"/>
           <w:i/>
           <w:spacing w:val="0"/>
           <w:color w:val="1A1A1A"/>
@@ -9791,7 +9768,7 @@
           <w:spacing w:val="0"/>
           <w:color w:val="1A1A1A"/>
         </w:rPr>
-        <w:t xml:space="preserve"> p &lt; 0.001, two-sided Fisher exact, α = 0.05. Fisher comparisons reported for the 3B variant against its own zero-shot baseline (0/39); the 1B variant exhibits the same direction of effect under the same conventional thresholds.*</w:t>
+        <w:t xml:space="preserve">` p &lt; 0.001, two-sided Fisher exact, α = 0.05. Fisher comparisons reported for the 3B variant against its own zero-shot baseline (0/39); the 1B variant exhibits the same direction of effect under the same conventional thresholds.*</w:t>
       </w:r>
     </w:p>
     <w:p>
@@ -10131,13 +10108,13 @@
           <w:spacing w:val="0"/>
           <w:color w:val="1A1A1A"/>
         </w:rPr>
-        <w:t xml:space="preserve"> &lt; 0.001 \</w:t>
-      </w:r>
-      <w:r>
-        <w:rPr>
-          <w:rFonts w:ascii="Helvetica" w:hAnsi="Helvetica" w:cs="Helvetica"/>
-          <w:sz w:val="29"/>
-          <w:sz-cs w:val="29"/>
+        <w:t xml:space="preserve"> &lt; 0.001 `</w:t>
+      </w:r>
+      <w:r>
+        <w:rPr>
+          <w:rFonts w:ascii="Courier New" w:hAnsi="Courier New" w:cs="Courier New"/>
+          <w:sz w:val="25"/>
+          <w:sz-cs w:val="25"/>
           <w:i/>
           <w:spacing w:val="0"/>
           <w:color w:val="1A1A1A"/>
@@ -10146,9 +10123,9 @@
       </w:r>
       <w:r>
         <w:rPr>
-          <w:rFonts w:ascii="Helvetica" w:hAnsi="Helvetica" w:cs="Helvetica"/>
-          <w:sz w:val="29"/>
-          <w:sz-cs w:val="29"/>
+          <w:rFonts w:ascii="Courier New" w:hAnsi="Courier New" w:cs="Courier New"/>
+          <w:sz w:val="25"/>
+          <w:sz-cs w:val="25"/>
           <w:spacing w:val="0"/>
           <w:color w:val="1A1A1A"/>
         </w:rPr>
@@ -10159,62 +10136,30 @@
           <w:rFonts w:ascii="Helvetica" w:hAnsi="Helvetica" w:cs="Helvetica"/>
           <w:sz w:val="29"/>
           <w:sz-cs w:val="29"/>
-          <w:i/>
-          <w:spacing w:val="0"/>
-          <w:color w:val="1A1A1A"/>
-        </w:rPr>
-        <w:t xml:space="preserve">. By contrast, the determinism-isolation E1 (0/13 vs. 0/39 baseline) yields </w:t>
-      </w:r>
-      <w:r>
-        <w:rPr>
-          <w:rFonts w:ascii="Helvetica" w:hAnsi="Helvetica" w:cs="Helvetica"/>
-          <w:sz w:val="29"/>
-          <w:sz-cs w:val="29"/>
-          <w:spacing w:val="0"/>
-          <w:color w:val="1A1A1A"/>
-        </w:rPr>
-        <w:t xml:space="preserve">p</w:t>
-      </w:r>
-      <w:r>
-        <w:rPr>
-          <w:rFonts w:ascii="Helvetica" w:hAnsi="Helvetica" w:cs="Helvetica"/>
-          <w:sz w:val="29"/>
-          <w:sz-cs w:val="29"/>
-          <w:i/>
-          <w:spacing w:val="0"/>
-          <w:color w:val="1A1A1A"/>
-        </w:rPr>
-        <w:t xml:space="preserve"> = 1.000 n.s., confirming that the bias is invariant to sampling temperature. The epistemic inference is direct: the Llama 3.2 family models possess the compositional capacity</w:t>
-      </w:r>
-      <w:r>
-        <w:rPr>
-          <w:rFonts w:ascii="Helvetica" w:hAnsi="Helvetica" w:cs="Helvetica"/>
-          <w:sz w:val="29"/>
-          <w:sz-cs w:val="29"/>
-          <w:spacing w:val="0"/>
-          <w:color w:val="1A1A1A"/>
-        </w:rPr>
-        <w:t xml:space="preserve">* to produce </w:t>
-      </w:r>
-      <w:r>
-        <w:rPr>
-          <w:rFonts w:ascii="Courier New" w:hAnsi="Courier New" w:cs="Courier New"/>
-          <w:sz w:val="25"/>
-          <w:sz-cs w:val="25"/>
-          <w:spacing w:val="0"/>
-          <w:color w:val="1A1A1A"/>
-        </w:rPr>
-        <w:t xml:space="preserve">pontos_fortes</w:t>
-      </w:r>
-      <w:r>
-        <w:rPr>
-          <w:rFonts w:ascii="Helvetica" w:hAnsi="Helvetica" w:cs="Helvetica"/>
-          <w:sz w:val="29"/>
-          <w:sz-cs w:val="29"/>
-          <w:spacing w:val="0"/>
-          <w:color w:val="1A1A1A"/>
-        </w:rPr>
-        <w:t xml:space="preserve"> as monolithic string respecting the declared schema; what is compromised is obedience to this specification when provided exclusively in natural language under zero-shot regime, without contextual demonstration. The enumeration attractor is dominant only in the absence of a contrary demonstrative anchor.</w:t>
+          <w:spacing w:val="0"/>
+          <w:color w:val="1A1A1A"/>
+        </w:rPr>
+        <w:t xml:space="preserve">*</w:t>
+      </w:r>
+      <w:r>
+        <w:rPr>
+          <w:rFonts w:ascii="Courier New" w:hAnsi="Courier New" w:cs="Courier New"/>
+          <w:sz w:val="25"/>
+          <w:sz-cs w:val="25"/>
+          <w:spacing w:val="0"/>
+          <w:color w:val="1A1A1A"/>
+        </w:rPr>
+        <w:t xml:space="preserve">. By contrast, the determinism-isolation E1 (0/13 vs. 0/39 baseline) yields *p* = 1.000 n.s., confirming that the bias is invariant to sampling temperature. The epistemic inference is direct: the Llama 3.2 family models **possess the compositional capacity** to produce</w:t>
+      </w:r>
+      <w:r>
+        <w:rPr>
+          <w:rFonts w:ascii="Helvetica" w:hAnsi="Helvetica" w:cs="Helvetica"/>
+          <w:sz w:val="29"/>
+          <w:sz-cs w:val="29"/>
+          <w:spacing w:val="0"/>
+          <w:color w:val="1A1A1A"/>
+        </w:rPr>
+        <w:t xml:space="preserve">pontos_fortes` as monolithic string respecting the declared schema; what is compromised is obedience to this specification when provided exclusively in natural language under zero-shot regime, without contextual demonstration. The enumeration attractor is dominant only in the absence of a contrary demonstrative anchor.</w:t>
       </w:r>
     </w:p>
     <w:p>

--- a/paper/artigo_benchmark_slm.docx
+++ b/paper/artigo_benchmark_slm.docx
@@ -55,27 +55,6 @@
           <w:spacing w:val="0"/>
           <w:color w:val="1A1A1A"/>
         </w:rPr>
-        <w:t xml:space="preserve"> </w:t>
-      </w:r>
-      <w:r>
-        <w:rPr>
-          <w:rFonts w:ascii="Helvetica" w:hAnsi="Helvetica" w:cs="Helvetica"/>
-          <w:sz w:val="29"/>
-          <w:sz-cs w:val="29"/>
-          <w:u w:val="single"/>
-          <w:spacing w:val="0"/>
-          <w:color w:val="092F9D"/>
-        </w:rPr>
-        <w:t xml:space="preserve">ORCID: 0009-0005-3056-5074</w:t>
-      </w:r>
-      <w:r>
-        <w:rPr>
-          <w:rFonts w:ascii="Helvetica" w:hAnsi="Helvetica" w:cs="Helvetica"/>
-          <w:sz w:val="29"/>
-          <w:sz-cs w:val="29"/>
-          <w:spacing w:val="0"/>
-          <w:color w:val="1A1A1A"/>
-        </w:rPr>
         <w:t xml:space="preserve"> Graduate Program in Informatics in Education (PPGIE) Federal University of Rio Grande do Sul (UFRGS) — Porto Alegre, RS, Brazil </w:t>
       </w:r>
       <w:r>
@@ -114,27 +93,6 @@
           <w:color w:val="1A1A1A"/>
         </w:rPr>
         <w:t xml:space="preserve">Marcelo Magalhães Foohs</w:t>
-      </w:r>
-      <w:r>
-        <w:rPr>
-          <w:rFonts w:ascii="Helvetica" w:hAnsi="Helvetica" w:cs="Helvetica"/>
-          <w:sz w:val="29"/>
-          <w:sz-cs w:val="29"/>
-          <w:spacing w:val="0"/>
-          <w:color w:val="1A1A1A"/>
-        </w:rPr>
-        <w:t xml:space="preserve"> </w:t>
-      </w:r>
-      <w:r>
-        <w:rPr>
-          <w:rFonts w:ascii="Helvetica" w:hAnsi="Helvetica" w:cs="Helvetica"/>
-          <w:sz w:val="29"/>
-          <w:sz-cs w:val="29"/>
-          <w:u w:val="single"/>
-          <w:spacing w:val="0"/>
-          <w:color w:val="092F9D"/>
-        </w:rPr>
-        <w:t xml:space="preserve">ORCID: 0000-0002-4735-0732</w:t>
       </w:r>
       <w:r>
         <w:rPr>
@@ -11361,7 +11319,7 @@
           <w:spacing w:val="0"/>
           <w:color w:val="1A1A1A"/>
         </w:rPr>
-        <w:t xml:space="preserve">The authors thank Profa. Dra. Rosa Maria Vicari (PPGIE/UFRGS) for her role as co-advisor in this investigation. The authors also thank the Graduate Program in Informatics in Education (PPGIE) of the Federal University of Rio Grande do Sul (UFRGS) for institutional support, and the Coordination for the Improvement of Higher Education Personnel (CAPES) for the doctoral scholarship funding.</w:t>
+        <w:t xml:space="preserve">The authors thank Profa. Dra. Rosa Maria Vicari (PPGIE/UFRGS) for her role as co-advisor in this investigation, and the Graduate Program in Informatics in Education (PPGIE) of the Federal University of Rio Grande do Sul (UFRGS) for institutional support.</w:t>
       </w:r>
     </w:p>
     <w:p>

--- a/paper/artigo_benchmark_slm.docx
+++ b/paper/artigo_benchmark_slm.docx
@@ -113,6 +113,64 @@
           <w:color w:val="1A1A1A"/>
         </w:rPr>
         <w:t xml:space="preserve">mmfoohs@gmail.com</w:t>
+      </w:r>
+      <w:r>
+        <w:rPr>
+          <w:rFonts w:ascii="Helvetica" w:hAnsi="Helvetica" w:cs="Helvetica"/>
+          <w:sz w:val="29"/>
+          <w:sz-cs w:val="29"/>
+          <w:spacing w:val="0"/>
+          <w:color w:val="1A1A1A"/>
+        </w:rPr>
+        <w:t xml:space="preserve"/>
+      </w:r>
+    </w:p>
+    <w:p>
+      <w:pPr>
+        <w:jc w:val="both"/>
+        <w:spacing w:after="175"/>
+      </w:pPr>
+      <w:r>
+        <w:rPr>
+          <w:rFonts w:ascii="Helvetica" w:hAnsi="Helvetica" w:cs="Helvetica"/>
+          <w:sz w:val="29"/>
+          <w:sz-cs w:val="29"/>
+          <w:spacing w:val="0"/>
+          <w:color w:val="1A1A1A"/>
+        </w:rPr>
+        <w:t xml:space="preserve">DOI: </w:t>
+      </w:r>
+      <w:r>
+        <w:rPr>
+          <w:rFonts w:ascii="Helvetica" w:hAnsi="Helvetica" w:cs="Helvetica"/>
+          <w:sz w:val="29"/>
+          <w:sz-cs w:val="29"/>
+          <w:u w:val="single"/>
+          <w:spacing w:val="0"/>
+          <w:color w:val="092F9D"/>
+        </w:rPr>
+        <w:t xml:space="preserve">10.5281/zenodo.20388847</w:t>
+      </w:r>
+      <w:r>
+        <w:rPr>
+          <w:rFonts w:ascii="Helvetica" w:hAnsi="Helvetica" w:cs="Helvetica"/>
+          <w:sz w:val="29"/>
+          <w:sz-cs w:val="29"/>
+          <w:spacing w:val="0"/>
+          <w:color w:val="1A1A1A"/>
+        </w:rPr>
+        <w:t xml:space="preserve"> Code and data: </w:t>
+      </w:r>
+      <w:r>
+        <w:rPr>
+          <w:rFonts w:ascii="Helvetica" w:hAnsi="Helvetica" w:cs="Helvetica"/>
+          <w:sz w:val="29"/>
+          <w:sz-cs w:val="29"/>
+          <w:u w:val="single"/>
+          <w:spacing w:val="0"/>
+          <w:color w:val="092F9D"/>
+        </w:rPr>
+        <w:t xml:space="preserve">github.com/RandMelville/slm-socratic-tutor-ptbr</w:t>
       </w:r>
       <w:r>
         <w:rPr>
